--- a/docs/word/07-部署手册.docx
+++ b/docs/word/07-部署手册.docx
@@ -6,7 +6,23 @@
       <w:pPr>
         <w:pStyle w:val="Heading1"/>
         <w:bidi w:val="0"/>
-        <w:spacing w:before="120" w:after="240"/>
+        <w:spacing w:before="240" w:after="283"/>
+        <w:jc w:val="left"/>
+        <w:rPr/>
+      </w:pPr>
+      <w:r>
+        <w:rPr/>
+        <w:t>07-</w:t>
+      </w:r>
+      <w:r>
+        <w:rPr/>
+        <w:t>部署手册</w:t>
+      </w:r>
+    </w:p>
+    <w:p>
+      <w:pPr>
+        <w:pStyle w:val="Heading1"/>
+        <w:bidi w:val="0"/>
         <w:jc w:val="left"/>
         <w:rPr/>
       </w:pPr>
@@ -17,42 +33,36 @@
     </w:p>
     <w:tbl>
       <w:tblPr>
-        <w:tblW w:w="5000" w:type="pct"/>
-        <w:jc w:val="left"/>
-        <w:tblInd w:w="45" w:type="dxa"/>
+        <w:tblW w:w="6042" w:type="dxa"/>
+        <w:jc w:val="left"/>
+        <w:tblInd w:w="28" w:type="dxa"/>
         <w:tblLayout w:type="fixed"/>
         <w:tblCellMar>
-          <w:top w:w="45" w:type="dxa"/>
-          <w:left w:w="45" w:type="dxa"/>
-          <w:bottom w:w="45" w:type="dxa"/>
-          <w:right w:w="45" w:type="dxa"/>
+          <w:top w:w="28" w:type="dxa"/>
+          <w:left w:w="28" w:type="dxa"/>
+          <w:bottom w:w="28" w:type="dxa"/>
+          <w:right w:w="28" w:type="dxa"/>
         </w:tblCellMar>
       </w:tblPr>
       <w:tblGrid>
-        <w:gridCol w:w="2508"/>
-        <w:gridCol w:w="8830"/>
+        <w:gridCol w:w="937"/>
+        <w:gridCol w:w="5105"/>
       </w:tblGrid>
       <w:tr>
-        <w:trPr>
-          <w:tblHeader w:val="true"/>
-        </w:trPr>
-        <w:tc>
-          <w:tcPr>
-            <w:tcW w:w="2508" w:type="dxa"/>
-            <w:tcBorders>
-              <w:top w:val="single" w:sz="6" w:space="0" w:color="808080"/>
-              <w:left w:val="single" w:sz="6" w:space="0" w:color="808080"/>
-              <w:bottom w:val="single" w:sz="2" w:space="0" w:color="808080"/>
-              <w:right w:val="single" w:sz="6" w:space="0" w:color="808080"/>
-            </w:tcBorders>
-            <w:shd w:fill="DCE6F1" w:val="clear"/>
+        <w:trPr/>
+        <w:tc>
+          <w:tcPr>
+            <w:tcW w:w="937" w:type="dxa"/>
+            <w:tcBorders/>
+            <w:vAlign w:val="center"/>
           </w:tcPr>
           <w:p>
             <w:pPr>
               <w:pStyle w:val="Style19"/>
-              <w:bidi w:val="0"/>
-              <w:spacing w:before="0" w:after="120"/>
-              <w:ind w:hanging="0" w:left="0" w:right="0"/>
+              <w:suppressLineNumbers/>
+              <w:shd w:fill="EEF1F4" w:val="clear"/>
+              <w:bidi w:val="0"/>
+              <w:spacing w:before="0" w:after="283"/>
               <w:jc w:val="left"/>
               <w:rPr/>
             </w:pPr>
@@ -64,21 +74,17 @@
         </w:tc>
         <w:tc>
           <w:tcPr>
-            <w:tcW w:w="8830" w:type="dxa"/>
-            <w:tcBorders>
-              <w:top w:val="single" w:sz="6" w:space="0" w:color="808080"/>
-              <w:left w:val="single" w:sz="2" w:space="0" w:color="808080"/>
-              <w:bottom w:val="single" w:sz="2" w:space="0" w:color="808080"/>
-              <w:right w:val="single" w:sz="6" w:space="0" w:color="808080"/>
-            </w:tcBorders>
-            <w:shd w:fill="DCE6F1" w:val="clear"/>
+            <w:tcW w:w="5105" w:type="dxa"/>
+            <w:tcBorders/>
+            <w:vAlign w:val="center"/>
           </w:tcPr>
           <w:p>
             <w:pPr>
               <w:pStyle w:val="Style19"/>
-              <w:bidi w:val="0"/>
-              <w:spacing w:before="0" w:after="120"/>
-              <w:ind w:hanging="0" w:left="0" w:right="0"/>
+              <w:suppressLineNumbers/>
+              <w:shd w:fill="EEF1F4" w:val="clear"/>
+              <w:bidi w:val="0"/>
+              <w:spacing w:before="0" w:after="283"/>
               <w:jc w:val="left"/>
               <w:rPr/>
             </w:pPr>
@@ -93,19 +99,15 @@
         <w:trPr/>
         <w:tc>
           <w:tcPr>
-            <w:tcW w:w="2508" w:type="dxa"/>
-            <w:tcBorders>
-              <w:left w:val="single" w:sz="6" w:space="0" w:color="808080"/>
-              <w:bottom w:val="single" w:sz="2" w:space="0" w:color="808080"/>
-              <w:right w:val="single" w:sz="6" w:space="0" w:color="808080"/>
-            </w:tcBorders>
-          </w:tcPr>
-          <w:p>
-            <w:pPr>
-              <w:pStyle w:val="Style14"/>
-              <w:bidi w:val="0"/>
-              <w:spacing w:before="0" w:after="120"/>
-              <w:ind w:hanging="0" w:left="0" w:right="0"/>
+            <w:tcW w:w="937" w:type="dxa"/>
+            <w:tcBorders/>
+            <w:vAlign w:val="center"/>
+          </w:tcPr>
+          <w:p>
+            <w:pPr>
+              <w:pStyle w:val="Style14"/>
+              <w:bidi w:val="0"/>
+              <w:spacing w:before="0" w:after="283"/>
               <w:jc w:val="left"/>
               <w:rPr/>
             </w:pPr>
@@ -117,19 +119,15 @@
         </w:tc>
         <w:tc>
           <w:tcPr>
-            <w:tcW w:w="8830" w:type="dxa"/>
-            <w:tcBorders>
-              <w:left w:val="single" w:sz="2" w:space="0" w:color="808080"/>
-              <w:bottom w:val="single" w:sz="2" w:space="0" w:color="808080"/>
-              <w:right w:val="single" w:sz="6" w:space="0" w:color="808080"/>
-            </w:tcBorders>
-          </w:tcPr>
-          <w:p>
-            <w:pPr>
-              <w:pStyle w:val="Style14"/>
-              <w:bidi w:val="0"/>
-              <w:spacing w:before="0" w:after="120"/>
-              <w:ind w:hanging="0" w:left="0" w:right="0"/>
+            <w:tcW w:w="5105" w:type="dxa"/>
+            <w:tcBorders/>
+            <w:vAlign w:val="center"/>
+          </w:tcPr>
+          <w:p>
+            <w:pPr>
+              <w:pStyle w:val="Style14"/>
+              <w:bidi w:val="0"/>
+              <w:spacing w:before="0" w:after="283"/>
               <w:jc w:val="left"/>
               <w:rPr/>
             </w:pPr>
@@ -152,19 +150,15 @@
         <w:trPr/>
         <w:tc>
           <w:tcPr>
-            <w:tcW w:w="2508" w:type="dxa"/>
-            <w:tcBorders>
-              <w:left w:val="single" w:sz="6" w:space="0" w:color="808080"/>
-              <w:bottom w:val="single" w:sz="2" w:space="0" w:color="808080"/>
-              <w:right w:val="single" w:sz="6" w:space="0" w:color="808080"/>
-            </w:tcBorders>
-          </w:tcPr>
-          <w:p>
-            <w:pPr>
-              <w:pStyle w:val="Style14"/>
-              <w:bidi w:val="0"/>
-              <w:spacing w:before="0" w:after="120"/>
-              <w:ind w:hanging="0" w:left="0" w:right="0"/>
+            <w:tcW w:w="937" w:type="dxa"/>
+            <w:tcBorders/>
+            <w:vAlign w:val="center"/>
+          </w:tcPr>
+          <w:p>
+            <w:pPr>
+              <w:pStyle w:val="Style14"/>
+              <w:bidi w:val="0"/>
+              <w:spacing w:before="0" w:after="283"/>
               <w:jc w:val="left"/>
               <w:rPr/>
             </w:pPr>
@@ -176,19 +170,15 @@
         </w:tc>
         <w:tc>
           <w:tcPr>
-            <w:tcW w:w="8830" w:type="dxa"/>
-            <w:tcBorders>
-              <w:left w:val="single" w:sz="2" w:space="0" w:color="808080"/>
-              <w:bottom w:val="single" w:sz="2" w:space="0" w:color="808080"/>
-              <w:right w:val="single" w:sz="6" w:space="0" w:color="808080"/>
-            </w:tcBorders>
-          </w:tcPr>
-          <w:p>
-            <w:pPr>
-              <w:pStyle w:val="Style14"/>
-              <w:bidi w:val="0"/>
-              <w:spacing w:before="0" w:after="120"/>
-              <w:ind w:hanging="0" w:left="0" w:right="0"/>
+            <w:tcW w:w="5105" w:type="dxa"/>
+            <w:tcBorders/>
+            <w:vAlign w:val="center"/>
+          </w:tcPr>
+          <w:p>
+            <w:pPr>
+              <w:pStyle w:val="Style14"/>
+              <w:bidi w:val="0"/>
+              <w:spacing w:before="0" w:after="283"/>
               <w:jc w:val="left"/>
               <w:rPr/>
             </w:pPr>
@@ -203,19 +193,15 @@
         <w:trPr/>
         <w:tc>
           <w:tcPr>
-            <w:tcW w:w="2508" w:type="dxa"/>
-            <w:tcBorders>
-              <w:left w:val="single" w:sz="6" w:space="0" w:color="808080"/>
-              <w:bottom w:val="single" w:sz="2" w:space="0" w:color="808080"/>
-              <w:right w:val="single" w:sz="6" w:space="0" w:color="808080"/>
-            </w:tcBorders>
-          </w:tcPr>
-          <w:p>
-            <w:pPr>
-              <w:pStyle w:val="Style14"/>
-              <w:bidi w:val="0"/>
-              <w:spacing w:before="0" w:after="120"/>
-              <w:ind w:hanging="0" w:left="0" w:right="0"/>
+            <w:tcW w:w="937" w:type="dxa"/>
+            <w:tcBorders/>
+            <w:vAlign w:val="center"/>
+          </w:tcPr>
+          <w:p>
+            <w:pPr>
+              <w:pStyle w:val="Style14"/>
+              <w:bidi w:val="0"/>
+              <w:spacing w:before="0" w:after="283"/>
               <w:jc w:val="left"/>
               <w:rPr/>
             </w:pPr>
@@ -227,19 +213,15 @@
         </w:tc>
         <w:tc>
           <w:tcPr>
-            <w:tcW w:w="8830" w:type="dxa"/>
-            <w:tcBorders>
-              <w:left w:val="single" w:sz="2" w:space="0" w:color="808080"/>
-              <w:bottom w:val="single" w:sz="2" w:space="0" w:color="808080"/>
-              <w:right w:val="single" w:sz="6" w:space="0" w:color="808080"/>
-            </w:tcBorders>
-          </w:tcPr>
-          <w:p>
-            <w:pPr>
-              <w:pStyle w:val="Style14"/>
-              <w:bidi w:val="0"/>
-              <w:spacing w:before="0" w:after="120"/>
-              <w:ind w:hanging="0" w:left="0" w:right="0"/>
+            <w:tcW w:w="5105" w:type="dxa"/>
+            <w:tcBorders/>
+            <w:vAlign w:val="center"/>
+          </w:tcPr>
+          <w:p>
+            <w:pPr>
+              <w:pStyle w:val="Style14"/>
+              <w:bidi w:val="0"/>
+              <w:spacing w:before="0" w:after="283"/>
               <w:jc w:val="left"/>
               <w:rPr/>
             </w:pPr>
@@ -262,19 +244,15 @@
         <w:trPr/>
         <w:tc>
           <w:tcPr>
-            <w:tcW w:w="2508" w:type="dxa"/>
-            <w:tcBorders>
-              <w:left w:val="single" w:sz="6" w:space="0" w:color="808080"/>
-              <w:bottom w:val="single" w:sz="6" w:space="0" w:color="808080"/>
-              <w:right w:val="single" w:sz="6" w:space="0" w:color="808080"/>
-            </w:tcBorders>
-          </w:tcPr>
-          <w:p>
-            <w:pPr>
-              <w:pStyle w:val="Style14"/>
-              <w:bidi w:val="0"/>
-              <w:spacing w:before="0" w:after="120"/>
-              <w:ind w:hanging="0" w:left="0" w:right="0"/>
+            <w:tcW w:w="937" w:type="dxa"/>
+            <w:tcBorders/>
+            <w:vAlign w:val="center"/>
+          </w:tcPr>
+          <w:p>
+            <w:pPr>
+              <w:pStyle w:val="Style14"/>
+              <w:bidi w:val="0"/>
+              <w:spacing w:before="0" w:after="283"/>
               <w:jc w:val="left"/>
               <w:rPr/>
             </w:pPr>
@@ -286,18 +264,15 @@
         </w:tc>
         <w:tc>
           <w:tcPr>
-            <w:tcW w:w="8830" w:type="dxa"/>
-            <w:tcBorders>
-              <w:left w:val="single" w:sz="2" w:space="0" w:color="808080"/>
-              <w:bottom w:val="single" w:sz="6" w:space="0" w:color="808080"/>
-              <w:right w:val="single" w:sz="6" w:space="0" w:color="808080"/>
-            </w:tcBorders>
-          </w:tcPr>
-          <w:p>
-            <w:pPr>
-              <w:pStyle w:val="Style14"/>
-              <w:bidi w:val="0"/>
-              <w:spacing w:before="0" w:after="120"/>
+            <w:tcW w:w="5105" w:type="dxa"/>
+            <w:tcBorders/>
+            <w:vAlign w:val="center"/>
+          </w:tcPr>
+          <w:p>
+            <w:pPr>
+              <w:pStyle w:val="Style14"/>
+              <w:bidi w:val="0"/>
+              <w:spacing w:before="0" w:after="283"/>
               <w:jc w:val="left"/>
               <w:rPr/>
             </w:pPr>
@@ -344,19 +319,27 @@
         <w:rPr/>
       </w:pPr>
       <w:r>
-        <w:rPr/>
+        <w:rPr>
+          <w:rStyle w:val="Style10"/>
+        </w:rPr>
         <w:t xml:space="preserve">┌──────────────┐    </w:t>
       </w:r>
       <w:r>
-        <w:rPr/>
+        <w:rPr>
+          <w:rStyle w:val="Style10"/>
+        </w:rPr>
         <w:t xml:space="preserve">/api </w:t>
       </w:r>
       <w:r>
-        <w:rPr/>
+        <w:rPr>
+          <w:rStyle w:val="Style10"/>
+        </w:rPr>
         <w:t xml:space="preserve">反向代理     ┌────────────────────┐      </w:t>
       </w:r>
       <w:r>
-        <w:rPr/>
+        <w:rPr>
+          <w:rStyle w:val="Style10"/>
+        </w:rPr>
         <w:t>JDBC       ┌──────────────┐</w:t>
       </w:r>
     </w:p>
@@ -368,23 +351,33 @@
         <w:rPr/>
       </w:pPr>
       <w:r>
-        <w:rPr/>
+        <w:rPr>
+          <w:rStyle w:val="Style10"/>
+        </w:rPr>
         <w:t xml:space="preserve">│  </w:t>
       </w:r>
       <w:r>
-        <w:rPr/>
+        <w:rPr>
+          <w:rStyle w:val="Style10"/>
+        </w:rPr>
         <w:t xml:space="preserve">浏览器       │ ───────────────────▶ │  </w:t>
       </w:r>
       <w:r>
-        <w:rPr/>
+        <w:rPr>
+          <w:rStyle w:val="Style10"/>
+        </w:rPr>
         <w:t xml:space="preserve">Nginx / Vite </w:t>
       </w:r>
       <w:r>
-        <w:rPr/>
+        <w:rPr>
+          <w:rStyle w:val="Style10"/>
+        </w:rPr>
         <w:t xml:space="preserve">代理  │ ─────────────▶ │ </w:t>
       </w:r>
       <w:r>
-        <w:rPr/>
+        <w:rPr>
+          <w:rStyle w:val="Style10"/>
+        </w:rPr>
         <w:t>Spring Boot  │</w:t>
       </w:r>
     </w:p>
@@ -396,19 +389,27 @@
         <w:rPr/>
       </w:pPr>
       <w:r>
-        <w:rPr/>
+        <w:rPr>
+          <w:rStyle w:val="Style10"/>
+        </w:rPr>
         <w:t xml:space="preserve">│ </w:t>
       </w:r>
       <w:r>
-        <w:rPr/>
+        <w:rPr>
+          <w:rStyle w:val="Style10"/>
+        </w:rPr>
         <w:t xml:space="preserve">(Vue 3 SPA)  │                      │  (5173 </w:t>
       </w:r>
       <w:r>
-        <w:rPr/>
+        <w:rPr>
+          <w:rStyle w:val="Style10"/>
+        </w:rPr>
         <w:t xml:space="preserve">或 </w:t>
       </w:r>
       <w:r>
-        <w:rPr/>
+        <w:rPr>
+          <w:rStyle w:val="Style10"/>
+        </w:rPr>
         <w:t>80)       │                │   :8080      │</w:t>
       </w:r>
     </w:p>
@@ -420,7 +421,9 @@
         <w:rPr/>
       </w:pPr>
       <w:r>
-        <w:rPr/>
+        <w:rPr>
+          <w:rStyle w:val="Style10"/>
+        </w:rPr>
         <w:t>└──────────────┘                      └────────────────────┘                └──────┬───────┘</w:t>
       </w:r>
     </w:p>
@@ -432,7 +435,9 @@
         <w:rPr/>
       </w:pPr>
       <w:r>
-        <w:rPr/>
+        <w:rPr>
+          <w:rStyle w:val="Style10"/>
+        </w:rPr>
         <w:t xml:space="preserve">                                                                                    │</w:t>
       </w:r>
     </w:p>
@@ -444,7 +449,9 @@
         <w:rPr/>
       </w:pPr>
       <w:r>
-        <w:rPr/>
+        <w:rPr>
+          <w:rStyle w:val="Style10"/>
+        </w:rPr>
         <w:t xml:space="preserve">                                                                              ┌─────▼──────┐</w:t>
       </w:r>
     </w:p>
@@ -456,11 +463,15 @@
         <w:rPr/>
       </w:pPr>
       <w:r>
-        <w:rPr/>
+        <w:rPr>
+          <w:rStyle w:val="Style10"/>
+        </w:rPr>
         <w:t xml:space="preserve">                                                                              │  </w:t>
       </w:r>
       <w:r>
-        <w:rPr/>
+        <w:rPr>
+          <w:rStyle w:val="Style10"/>
+        </w:rPr>
         <w:t>MySQL 8   │</w:t>
       </w:r>
     </w:p>
@@ -472,11 +483,15 @@
         <w:rPr/>
       </w:pPr>
       <w:r>
-        <w:rPr/>
+        <w:rPr>
+          <w:rStyle w:val="Style10"/>
+        </w:rPr>
         <w:t xml:space="preserve">                                                                              │ </w:t>
       </w:r>
       <w:r>
-        <w:rPr/>
+        <w:rPr>
+          <w:rStyle w:val="Style10"/>
+        </w:rPr>
         <w:t>recommend_db│</w:t>
       </w:r>
     </w:p>
@@ -484,11 +499,14 @@
       <w:pPr>
         <w:pStyle w:val="Style17"/>
         <w:bidi w:val="0"/>
-        <w:jc w:val="left"/>
-        <w:rPr/>
-      </w:pPr>
-      <w:r>
-        <w:rPr/>
+        <w:spacing w:before="0" w:after="283"/>
+        <w:jc w:val="left"/>
+        <w:rPr/>
+      </w:pPr>
+      <w:r>
+        <w:rPr>
+          <w:rStyle w:val="Style10"/>
+        </w:rPr>
         <w:t xml:space="preserve">                                                                              └────────────┘</w:t>
       </w:r>
     </w:p>
@@ -496,6 +514,7 @@
       <w:pPr>
         <w:pStyle w:val="BodyText"/>
         <w:bidi w:val="0"/>
+        <w:jc w:val="left"/>
         <w:rPr/>
       </w:pPr>
       <w:r>
@@ -548,43 +567,37 @@
     </w:p>
     <w:tbl>
       <w:tblPr>
-        <w:tblW w:w="5000" w:type="pct"/>
-        <w:jc w:val="left"/>
-        <w:tblInd w:w="45" w:type="dxa"/>
+        <w:tblW w:w="6959" w:type="dxa"/>
+        <w:jc w:val="left"/>
+        <w:tblInd w:w="28" w:type="dxa"/>
         <w:tblLayout w:type="fixed"/>
         <w:tblCellMar>
-          <w:top w:w="45" w:type="dxa"/>
-          <w:left w:w="45" w:type="dxa"/>
-          <w:bottom w:w="45" w:type="dxa"/>
-          <w:right w:w="45" w:type="dxa"/>
+          <w:top w:w="28" w:type="dxa"/>
+          <w:left w:w="28" w:type="dxa"/>
+          <w:bottom w:w="28" w:type="dxa"/>
+          <w:right w:w="28" w:type="dxa"/>
         </w:tblCellMar>
       </w:tblPr>
       <w:tblGrid>
-        <w:gridCol w:w="3176"/>
-        <w:gridCol w:w="3733"/>
-        <w:gridCol w:w="4429"/>
+        <w:gridCol w:w="937"/>
+        <w:gridCol w:w="1730"/>
+        <w:gridCol w:w="4292"/>
       </w:tblGrid>
       <w:tr>
-        <w:trPr>
-          <w:tblHeader w:val="true"/>
-        </w:trPr>
-        <w:tc>
-          <w:tcPr>
-            <w:tcW w:w="3176" w:type="dxa"/>
-            <w:tcBorders>
-              <w:top w:val="single" w:sz="6" w:space="0" w:color="808080"/>
-              <w:left w:val="single" w:sz="6" w:space="0" w:color="808080"/>
-              <w:bottom w:val="single" w:sz="2" w:space="0" w:color="808080"/>
-              <w:right w:val="single" w:sz="6" w:space="0" w:color="808080"/>
-            </w:tcBorders>
-            <w:shd w:fill="DCE6F1" w:val="clear"/>
+        <w:trPr/>
+        <w:tc>
+          <w:tcPr>
+            <w:tcW w:w="937" w:type="dxa"/>
+            <w:tcBorders/>
+            <w:vAlign w:val="center"/>
           </w:tcPr>
           <w:p>
             <w:pPr>
               <w:pStyle w:val="Style19"/>
-              <w:bidi w:val="0"/>
-              <w:spacing w:before="0" w:after="120"/>
-              <w:ind w:hanging="0" w:left="0" w:right="0"/>
+              <w:suppressLineNumbers/>
+              <w:shd w:fill="EEF1F4" w:val="clear"/>
+              <w:bidi w:val="0"/>
+              <w:spacing w:before="0" w:after="283"/>
               <w:jc w:val="left"/>
               <w:rPr/>
             </w:pPr>
@@ -596,21 +609,17 @@
         </w:tc>
         <w:tc>
           <w:tcPr>
-            <w:tcW w:w="3733" w:type="dxa"/>
-            <w:tcBorders>
-              <w:top w:val="single" w:sz="6" w:space="0" w:color="808080"/>
-              <w:left w:val="single" w:sz="2" w:space="0" w:color="808080"/>
-              <w:bottom w:val="single" w:sz="2" w:space="0" w:color="808080"/>
-              <w:right w:val="single" w:sz="6" w:space="0" w:color="808080"/>
-            </w:tcBorders>
-            <w:shd w:fill="DCE6F1" w:val="clear"/>
+            <w:tcW w:w="1730" w:type="dxa"/>
+            <w:tcBorders/>
+            <w:vAlign w:val="center"/>
           </w:tcPr>
           <w:p>
             <w:pPr>
               <w:pStyle w:val="Style19"/>
-              <w:bidi w:val="0"/>
-              <w:spacing w:before="0" w:after="120"/>
-              <w:ind w:hanging="0" w:left="0" w:right="0"/>
+              <w:suppressLineNumbers/>
+              <w:shd w:fill="EEF1F4" w:val="clear"/>
+              <w:bidi w:val="0"/>
+              <w:spacing w:before="0" w:after="283"/>
               <w:jc w:val="left"/>
               <w:rPr/>
             </w:pPr>
@@ -622,21 +631,17 @@
         </w:tc>
         <w:tc>
           <w:tcPr>
-            <w:tcW w:w="4429" w:type="dxa"/>
-            <w:tcBorders>
-              <w:top w:val="single" w:sz="6" w:space="0" w:color="808080"/>
-              <w:left w:val="single" w:sz="2" w:space="0" w:color="808080"/>
-              <w:bottom w:val="single" w:sz="2" w:space="0" w:color="808080"/>
-              <w:right w:val="single" w:sz="6" w:space="0" w:color="808080"/>
-            </w:tcBorders>
-            <w:shd w:fill="DCE6F1" w:val="clear"/>
+            <w:tcW w:w="4292" w:type="dxa"/>
+            <w:tcBorders/>
+            <w:vAlign w:val="center"/>
           </w:tcPr>
           <w:p>
             <w:pPr>
               <w:pStyle w:val="Style19"/>
-              <w:bidi w:val="0"/>
-              <w:spacing w:before="0" w:after="120"/>
-              <w:ind w:hanging="0" w:left="0" w:right="0"/>
+              <w:suppressLineNumbers/>
+              <w:shd w:fill="EEF1F4" w:val="clear"/>
+              <w:bidi w:val="0"/>
+              <w:spacing w:before="0" w:after="283"/>
               <w:jc w:val="left"/>
               <w:rPr/>
             </w:pPr>
@@ -659,19 +664,15 @@
         <w:trPr/>
         <w:tc>
           <w:tcPr>
-            <w:tcW w:w="3176" w:type="dxa"/>
-            <w:tcBorders>
-              <w:left w:val="single" w:sz="6" w:space="0" w:color="808080"/>
-              <w:bottom w:val="single" w:sz="2" w:space="0" w:color="808080"/>
-              <w:right w:val="single" w:sz="6" w:space="0" w:color="808080"/>
-            </w:tcBorders>
-          </w:tcPr>
-          <w:p>
-            <w:pPr>
-              <w:pStyle w:val="Style14"/>
-              <w:bidi w:val="0"/>
-              <w:spacing w:before="0" w:after="120"/>
-              <w:ind w:hanging="0" w:left="0" w:right="0"/>
+            <w:tcW w:w="937" w:type="dxa"/>
+            <w:tcBorders/>
+            <w:vAlign w:val="center"/>
+          </w:tcPr>
+          <w:p>
+            <w:pPr>
+              <w:pStyle w:val="Style14"/>
+              <w:bidi w:val="0"/>
+              <w:spacing w:before="0" w:after="283"/>
               <w:jc w:val="left"/>
               <w:rPr/>
             </w:pPr>
@@ -683,19 +684,15 @@
         </w:tc>
         <w:tc>
           <w:tcPr>
-            <w:tcW w:w="3733" w:type="dxa"/>
-            <w:tcBorders>
-              <w:left w:val="single" w:sz="2" w:space="0" w:color="808080"/>
-              <w:bottom w:val="single" w:sz="2" w:space="0" w:color="808080"/>
-              <w:right w:val="single" w:sz="6" w:space="0" w:color="808080"/>
-            </w:tcBorders>
-          </w:tcPr>
-          <w:p>
-            <w:pPr>
-              <w:pStyle w:val="Style14"/>
-              <w:bidi w:val="0"/>
-              <w:spacing w:before="0" w:after="120"/>
-              <w:ind w:hanging="0" w:left="0" w:right="0"/>
+            <w:tcW w:w="1730" w:type="dxa"/>
+            <w:tcBorders/>
+            <w:vAlign w:val="center"/>
+          </w:tcPr>
+          <w:p>
+            <w:pPr>
+              <w:pStyle w:val="Style14"/>
+              <w:bidi w:val="0"/>
+              <w:spacing w:before="0" w:after="283"/>
               <w:jc w:val="left"/>
               <w:rPr/>
             </w:pPr>
@@ -719,27 +716,21 @@
         </w:tc>
         <w:tc>
           <w:tcPr>
-            <w:tcW w:w="4429" w:type="dxa"/>
-            <w:tcBorders>
-              <w:left w:val="single" w:sz="2" w:space="0" w:color="808080"/>
-              <w:bottom w:val="single" w:sz="2" w:space="0" w:color="808080"/>
-              <w:right w:val="single" w:sz="6" w:space="0" w:color="808080"/>
-            </w:tcBorders>
-          </w:tcPr>
-          <w:p>
-            <w:pPr>
-              <w:pStyle w:val="Style14"/>
-              <w:bidi w:val="0"/>
-              <w:spacing w:before="0" w:after="120"/>
-              <w:ind w:hanging="0" w:left="0" w:right="0"/>
-              <w:jc w:val="left"/>
-              <w:rPr/>
-            </w:pPr>
-            <w:r>
-              <w:rPr>
-                <w:rStyle w:val="Style10"/>
-              </w:rPr>
-              <w:t>D:\java17</w:t>
+            <w:tcW w:w="4292" w:type="dxa"/>
+            <w:tcBorders/>
+            <w:vAlign w:val="center"/>
+          </w:tcPr>
+          <w:p>
+            <w:pPr>
+              <w:pStyle w:val="Style14"/>
+              <w:bidi w:val="0"/>
+              <w:spacing w:before="0" w:after="283"/>
+              <w:jc w:val="left"/>
+              <w:rPr/>
+            </w:pPr>
+            <w:r>
+              <w:rPr/>
+              <w:t>`D:\java17`</w:t>
             </w:r>
             <w:r>
               <w:rPr/>
@@ -760,19 +751,15 @@
         <w:trPr/>
         <w:tc>
           <w:tcPr>
-            <w:tcW w:w="3176" w:type="dxa"/>
-            <w:tcBorders>
-              <w:left w:val="single" w:sz="6" w:space="0" w:color="808080"/>
-              <w:bottom w:val="single" w:sz="2" w:space="0" w:color="808080"/>
-              <w:right w:val="single" w:sz="6" w:space="0" w:color="808080"/>
-            </w:tcBorders>
-          </w:tcPr>
-          <w:p>
-            <w:pPr>
-              <w:pStyle w:val="Style14"/>
-              <w:bidi w:val="0"/>
-              <w:spacing w:before="0" w:after="120"/>
-              <w:ind w:hanging="0" w:left="0" w:right="0"/>
+            <w:tcW w:w="937" w:type="dxa"/>
+            <w:tcBorders/>
+            <w:vAlign w:val="center"/>
+          </w:tcPr>
+          <w:p>
+            <w:pPr>
+              <w:pStyle w:val="Style14"/>
+              <w:bidi w:val="0"/>
+              <w:spacing w:before="0" w:after="283"/>
               <w:jc w:val="left"/>
               <w:rPr/>
             </w:pPr>
@@ -784,19 +771,15 @@
         </w:tc>
         <w:tc>
           <w:tcPr>
-            <w:tcW w:w="3733" w:type="dxa"/>
-            <w:tcBorders>
-              <w:left w:val="single" w:sz="2" w:space="0" w:color="808080"/>
-              <w:bottom w:val="single" w:sz="2" w:space="0" w:color="808080"/>
-              <w:right w:val="single" w:sz="6" w:space="0" w:color="808080"/>
-            </w:tcBorders>
-          </w:tcPr>
-          <w:p>
-            <w:pPr>
-              <w:pStyle w:val="Style14"/>
-              <w:bidi w:val="0"/>
-              <w:spacing w:before="0" w:after="120"/>
-              <w:ind w:hanging="0" w:left="0" w:right="0"/>
+            <w:tcW w:w="1730" w:type="dxa"/>
+            <w:tcBorders/>
+            <w:vAlign w:val="center"/>
+          </w:tcPr>
+          <w:p>
+            <w:pPr>
+              <w:pStyle w:val="Style14"/>
+              <w:bidi w:val="0"/>
+              <w:spacing w:before="0" w:after="283"/>
               <w:jc w:val="left"/>
               <w:rPr/>
             </w:pPr>
@@ -808,19 +791,15 @@
         </w:tc>
         <w:tc>
           <w:tcPr>
-            <w:tcW w:w="4429" w:type="dxa"/>
-            <w:tcBorders>
-              <w:left w:val="single" w:sz="2" w:space="0" w:color="808080"/>
-              <w:bottom w:val="single" w:sz="2" w:space="0" w:color="808080"/>
-              <w:right w:val="single" w:sz="6" w:space="0" w:color="808080"/>
-            </w:tcBorders>
-          </w:tcPr>
-          <w:p>
-            <w:pPr>
-              <w:pStyle w:val="Style14"/>
-              <w:bidi w:val="0"/>
-              <w:spacing w:before="0" w:after="120"/>
-              <w:ind w:hanging="0" w:left="0" w:right="0"/>
+            <w:tcW w:w="4292" w:type="dxa"/>
+            <w:tcBorders/>
+            <w:vAlign w:val="center"/>
+          </w:tcPr>
+          <w:p>
+            <w:pPr>
+              <w:pStyle w:val="Style14"/>
+              <w:bidi w:val="0"/>
+              <w:spacing w:before="0" w:after="283"/>
               <w:jc w:val="left"/>
               <w:rPr/>
             </w:pPr>
@@ -843,19 +822,15 @@
         <w:trPr/>
         <w:tc>
           <w:tcPr>
-            <w:tcW w:w="3176" w:type="dxa"/>
-            <w:tcBorders>
-              <w:left w:val="single" w:sz="6" w:space="0" w:color="808080"/>
-              <w:bottom w:val="single" w:sz="2" w:space="0" w:color="808080"/>
-              <w:right w:val="single" w:sz="6" w:space="0" w:color="808080"/>
-            </w:tcBorders>
-          </w:tcPr>
-          <w:p>
-            <w:pPr>
-              <w:pStyle w:val="Style14"/>
-              <w:bidi w:val="0"/>
-              <w:spacing w:before="0" w:after="120"/>
-              <w:ind w:hanging="0" w:left="0" w:right="0"/>
+            <w:tcW w:w="937" w:type="dxa"/>
+            <w:tcBorders/>
+            <w:vAlign w:val="center"/>
+          </w:tcPr>
+          <w:p>
+            <w:pPr>
+              <w:pStyle w:val="Style14"/>
+              <w:bidi w:val="0"/>
+              <w:spacing w:before="0" w:after="283"/>
               <w:jc w:val="left"/>
               <w:rPr/>
             </w:pPr>
@@ -867,19 +842,15 @@
         </w:tc>
         <w:tc>
           <w:tcPr>
-            <w:tcW w:w="3733" w:type="dxa"/>
-            <w:tcBorders>
-              <w:left w:val="single" w:sz="2" w:space="0" w:color="808080"/>
-              <w:bottom w:val="single" w:sz="2" w:space="0" w:color="808080"/>
-              <w:right w:val="single" w:sz="6" w:space="0" w:color="808080"/>
-            </w:tcBorders>
-          </w:tcPr>
-          <w:p>
-            <w:pPr>
-              <w:pStyle w:val="Style14"/>
-              <w:bidi w:val="0"/>
-              <w:spacing w:before="0" w:after="120"/>
-              <w:ind w:hanging="0" w:left="0" w:right="0"/>
+            <w:tcW w:w="1730" w:type="dxa"/>
+            <w:tcBorders/>
+            <w:vAlign w:val="center"/>
+          </w:tcPr>
+          <w:p>
+            <w:pPr>
+              <w:pStyle w:val="Style14"/>
+              <w:bidi w:val="0"/>
+              <w:spacing w:before="0" w:after="283"/>
               <w:jc w:val="left"/>
               <w:rPr/>
             </w:pPr>
@@ -891,27 +862,21 @@
         </w:tc>
         <w:tc>
           <w:tcPr>
-            <w:tcW w:w="4429" w:type="dxa"/>
-            <w:tcBorders>
-              <w:left w:val="single" w:sz="2" w:space="0" w:color="808080"/>
-              <w:bottom w:val="single" w:sz="2" w:space="0" w:color="808080"/>
-              <w:right w:val="single" w:sz="6" w:space="0" w:color="808080"/>
-            </w:tcBorders>
-          </w:tcPr>
-          <w:p>
-            <w:pPr>
-              <w:pStyle w:val="Style14"/>
-              <w:bidi w:val="0"/>
-              <w:spacing w:before="0" w:after="120"/>
-              <w:ind w:hanging="0" w:left="0" w:right="0"/>
-              <w:jc w:val="left"/>
-              <w:rPr/>
-            </w:pPr>
-            <w:r>
-              <w:rPr>
-                <w:rStyle w:val="Style10"/>
-              </w:rPr>
-              <w:t>D:\mysql\mysql-8.0.27-winx64\bin</w:t>
+            <w:tcW w:w="4292" w:type="dxa"/>
+            <w:tcBorders/>
+            <w:vAlign w:val="center"/>
+          </w:tcPr>
+          <w:p>
+            <w:pPr>
+              <w:pStyle w:val="Style14"/>
+              <w:bidi w:val="0"/>
+              <w:spacing w:before="0" w:after="283"/>
+              <w:jc w:val="left"/>
+              <w:rPr/>
+            </w:pPr>
+            <w:r>
+              <w:rPr/>
+              <w:t>`D:\mysql\mysql-8.0.27-winx64\bin`</w:t>
             </w:r>
           </w:p>
         </w:tc>
@@ -920,19 +885,15 @@
         <w:trPr/>
         <w:tc>
           <w:tcPr>
-            <w:tcW w:w="3176" w:type="dxa"/>
-            <w:tcBorders>
-              <w:left w:val="single" w:sz="6" w:space="0" w:color="808080"/>
-              <w:bottom w:val="single" w:sz="2" w:space="0" w:color="808080"/>
-              <w:right w:val="single" w:sz="6" w:space="0" w:color="808080"/>
-            </w:tcBorders>
-          </w:tcPr>
-          <w:p>
-            <w:pPr>
-              <w:pStyle w:val="Style14"/>
-              <w:bidi w:val="0"/>
-              <w:spacing w:before="0" w:after="120"/>
-              <w:ind w:hanging="0" w:left="0" w:right="0"/>
+            <w:tcW w:w="937" w:type="dxa"/>
+            <w:tcBorders/>
+            <w:vAlign w:val="center"/>
+          </w:tcPr>
+          <w:p>
+            <w:pPr>
+              <w:pStyle w:val="Style14"/>
+              <w:bidi w:val="0"/>
+              <w:spacing w:before="0" w:after="283"/>
               <w:jc w:val="left"/>
               <w:rPr/>
             </w:pPr>
@@ -944,19 +905,15 @@
         </w:tc>
         <w:tc>
           <w:tcPr>
-            <w:tcW w:w="3733" w:type="dxa"/>
-            <w:tcBorders>
-              <w:left w:val="single" w:sz="2" w:space="0" w:color="808080"/>
-              <w:bottom w:val="single" w:sz="2" w:space="0" w:color="808080"/>
-              <w:right w:val="single" w:sz="6" w:space="0" w:color="808080"/>
-            </w:tcBorders>
-          </w:tcPr>
-          <w:p>
-            <w:pPr>
-              <w:pStyle w:val="Style14"/>
-              <w:bidi w:val="0"/>
-              <w:spacing w:before="0" w:after="120"/>
-              <w:ind w:hanging="0" w:left="0" w:right="0"/>
+            <w:tcW w:w="1730" w:type="dxa"/>
+            <w:tcBorders/>
+            <w:vAlign w:val="center"/>
+          </w:tcPr>
+          <w:p>
+            <w:pPr>
+              <w:pStyle w:val="Style14"/>
+              <w:bidi w:val="0"/>
+              <w:spacing w:before="0" w:after="283"/>
               <w:jc w:val="left"/>
               <w:rPr/>
             </w:pPr>
@@ -968,19 +925,15 @@
         </w:tc>
         <w:tc>
           <w:tcPr>
-            <w:tcW w:w="4429" w:type="dxa"/>
-            <w:tcBorders>
-              <w:left w:val="single" w:sz="2" w:space="0" w:color="808080"/>
-              <w:bottom w:val="single" w:sz="2" w:space="0" w:color="808080"/>
-              <w:right w:val="single" w:sz="6" w:space="0" w:color="808080"/>
-            </w:tcBorders>
-          </w:tcPr>
-          <w:p>
-            <w:pPr>
-              <w:pStyle w:val="Style14"/>
-              <w:bidi w:val="0"/>
-              <w:spacing w:before="0" w:after="120"/>
-              <w:ind w:hanging="0" w:left="0" w:right="0"/>
+            <w:tcW w:w="4292" w:type="dxa"/>
+            <w:tcBorders/>
+            <w:vAlign w:val="center"/>
+          </w:tcPr>
+          <w:p>
+            <w:pPr>
+              <w:pStyle w:val="Style14"/>
+              <w:bidi w:val="0"/>
+              <w:spacing w:before="0" w:after="283"/>
               <w:jc w:val="left"/>
               <w:rPr/>
             </w:pPr>
@@ -989,10 +942,8 @@
               <w:t xml:space="preserve">本机 </w:t>
             </w:r>
             <w:r>
-              <w:rPr>
-                <w:rStyle w:val="Style10"/>
-              </w:rPr>
-              <w:t>D:\Node\v24.22.1</w:t>
+              <w:rPr/>
+              <w:t>`D:\Node\v24.22.1`</w:t>
             </w:r>
             <w:r>
               <w:rPr/>
@@ -1005,19 +956,15 @@
         <w:trPr/>
         <w:tc>
           <w:tcPr>
-            <w:tcW w:w="3176" w:type="dxa"/>
-            <w:tcBorders>
-              <w:left w:val="single" w:sz="6" w:space="0" w:color="808080"/>
-              <w:bottom w:val="single" w:sz="6" w:space="0" w:color="808080"/>
-              <w:right w:val="single" w:sz="6" w:space="0" w:color="808080"/>
-            </w:tcBorders>
-          </w:tcPr>
-          <w:p>
-            <w:pPr>
-              <w:pStyle w:val="Style14"/>
-              <w:bidi w:val="0"/>
-              <w:spacing w:before="0" w:after="120"/>
-              <w:ind w:hanging="0" w:left="0" w:right="0"/>
+            <w:tcW w:w="937" w:type="dxa"/>
+            <w:tcBorders/>
+            <w:vAlign w:val="center"/>
+          </w:tcPr>
+          <w:p>
+            <w:pPr>
+              <w:pStyle w:val="Style14"/>
+              <w:bidi w:val="0"/>
+              <w:spacing w:before="0" w:after="283"/>
               <w:jc w:val="left"/>
               <w:rPr/>
             </w:pPr>
@@ -1029,19 +976,15 @@
         </w:tc>
         <w:tc>
           <w:tcPr>
-            <w:tcW w:w="3733" w:type="dxa"/>
-            <w:tcBorders>
-              <w:left w:val="single" w:sz="2" w:space="0" w:color="808080"/>
-              <w:bottom w:val="single" w:sz="6" w:space="0" w:color="808080"/>
-              <w:right w:val="single" w:sz="6" w:space="0" w:color="808080"/>
-            </w:tcBorders>
-          </w:tcPr>
-          <w:p>
-            <w:pPr>
-              <w:pStyle w:val="Style14"/>
-              <w:bidi w:val="0"/>
-              <w:spacing w:before="0" w:after="120"/>
-              <w:ind w:hanging="0" w:left="0" w:right="0"/>
+            <w:tcW w:w="1730" w:type="dxa"/>
+            <w:tcBorders/>
+            <w:vAlign w:val="center"/>
+          </w:tcPr>
+          <w:p>
+            <w:pPr>
+              <w:pStyle w:val="Style14"/>
+              <w:bidi w:val="0"/>
+              <w:spacing w:before="0" w:after="283"/>
               <w:jc w:val="left"/>
               <w:rPr/>
             </w:pPr>
@@ -1053,18 +996,15 @@
         </w:tc>
         <w:tc>
           <w:tcPr>
-            <w:tcW w:w="4429" w:type="dxa"/>
-            <w:tcBorders>
-              <w:left w:val="single" w:sz="2" w:space="0" w:color="808080"/>
-              <w:bottom w:val="single" w:sz="6" w:space="0" w:color="808080"/>
-              <w:right w:val="single" w:sz="6" w:space="0" w:color="808080"/>
-            </w:tcBorders>
-          </w:tcPr>
-          <w:p>
-            <w:pPr>
-              <w:pStyle w:val="Style14"/>
-              <w:bidi w:val="0"/>
-              <w:spacing w:before="0" w:after="120"/>
+            <w:tcW w:w="4292" w:type="dxa"/>
+            <w:tcBorders/>
+            <w:vAlign w:val="center"/>
+          </w:tcPr>
+          <w:p>
+            <w:pPr>
+              <w:pStyle w:val="Style14"/>
+              <w:bidi w:val="0"/>
+              <w:spacing w:before="0" w:after="283"/>
               <w:jc w:val="left"/>
               <w:rPr/>
             </w:pPr>
@@ -1096,24 +1036,16 @@
         <w:t xml:space="preserve">本机系统环境变量 </w:t>
       </w:r>
       <w:r>
-        <w:rPr>
-          <w:rStyle w:val="Style10"/>
-        </w:rPr>
-        <w:t>JAVA_HOME</w:t>
-      </w:r>
-      <w:r>
-        <w:rPr/>
-        <w:t xml:space="preserve"> </w:t>
+        <w:rPr/>
+        <w:t xml:space="preserve">`JAVA_HOME` </w:t>
       </w:r>
       <w:r>
         <w:rPr/>
         <w:t xml:space="preserve">指向 </w:t>
       </w:r>
       <w:r>
-        <w:rPr>
-          <w:rStyle w:val="Style10"/>
-        </w:rPr>
-        <w:t>D:\java8</w:t>
+        <w:rPr/>
+        <w:t>`D:\java8`</w:t>
       </w:r>
       <w:r>
         <w:rPr/>
@@ -1127,29 +1059,11 @@
       </w:r>
       <w:r>
         <w:rPr/>
-        <w:t>；</w:t>
-      </w:r>
-    </w:p>
-    <w:p>
-      <w:pPr>
-        <w:pStyle w:val="Style18"/>
-        <w:bidi w:val="0"/>
-        <w:jc w:val="left"/>
-        <w:rPr/>
-      </w:pPr>
-      <w:r>
-        <w:rPr/>
-        <w:t xml:space="preserve">构建时在当次会话里临时指定 </w:t>
-      </w:r>
-      <w:r>
-        <w:rPr>
-          <w:rStyle w:val="Style10"/>
-        </w:rPr>
-        <w:t>JAVA_HOME=D:\java17</w:t>
-      </w:r>
-      <w:r>
-        <w:rPr/>
-        <w:t xml:space="preserve"> </w:t>
+        <w:t xml:space="preserve">； 构建时在当次会话里临时指定 </w:t>
+      </w:r>
+      <w:r>
+        <w:rPr/>
+        <w:t xml:space="preserve">`JAVA_HOME=D:\java17` </w:t>
       </w:r>
       <w:r>
         <w:rPr/>
@@ -1187,6 +1101,7 @@
       <w:pPr>
         <w:pStyle w:val="BodyText"/>
         <w:bidi w:val="0"/>
+        <w:jc w:val="left"/>
         <w:rPr/>
       </w:pPr>
       <w:r>
@@ -1194,14 +1109,8 @@
         <w:t xml:space="preserve">后端配置文件 </w:t>
       </w:r>
       <w:r>
-        <w:rPr>
-          <w:rStyle w:val="Style10"/>
-        </w:rPr>
-        <w:t>recommend-server/src/main/resources/application.yml</w:t>
-      </w:r>
-      <w:r>
-        <w:rPr/>
-        <w:t xml:space="preserve"> </w:t>
+        <w:rPr/>
+        <w:t xml:space="preserve">`recommend-server/src/main/resources/application.yml` </w:t>
       </w:r>
       <w:r>
         <w:rPr/>
@@ -1210,44 +1119,38 @@
     </w:p>
     <w:tbl>
       <w:tblPr>
-        <w:tblW w:w="5000" w:type="pct"/>
-        <w:jc w:val="left"/>
-        <w:tblInd w:w="45" w:type="dxa"/>
+        <w:tblW w:w="10830" w:type="dxa"/>
+        <w:jc w:val="left"/>
+        <w:tblInd w:w="28" w:type="dxa"/>
         <w:tblLayout w:type="fixed"/>
         <w:tblCellMar>
-          <w:top w:w="45" w:type="dxa"/>
-          <w:left w:w="45" w:type="dxa"/>
-          <w:bottom w:w="45" w:type="dxa"/>
-          <w:right w:w="45" w:type="dxa"/>
+          <w:top w:w="28" w:type="dxa"/>
+          <w:left w:w="28" w:type="dxa"/>
+          <w:bottom w:w="28" w:type="dxa"/>
+          <w:right w:w="28" w:type="dxa"/>
         </w:tblCellMar>
       </w:tblPr>
       <w:tblGrid>
-        <w:gridCol w:w="2440"/>
-        <w:gridCol w:w="658"/>
-        <w:gridCol w:w="2611"/>
-        <w:gridCol w:w="5629"/>
+        <w:gridCol w:w="1782"/>
+        <w:gridCol w:w="514"/>
+        <w:gridCol w:w="2350"/>
+        <w:gridCol w:w="6184"/>
       </w:tblGrid>
       <w:tr>
-        <w:trPr>
-          <w:tblHeader w:val="true"/>
-        </w:trPr>
-        <w:tc>
-          <w:tcPr>
-            <w:tcW w:w="2440" w:type="dxa"/>
-            <w:tcBorders>
-              <w:top w:val="single" w:sz="6" w:space="0" w:color="808080"/>
-              <w:left w:val="single" w:sz="6" w:space="0" w:color="808080"/>
-              <w:bottom w:val="single" w:sz="2" w:space="0" w:color="808080"/>
-              <w:right w:val="single" w:sz="6" w:space="0" w:color="808080"/>
-            </w:tcBorders>
-            <w:shd w:fill="DCE6F1" w:val="clear"/>
+        <w:trPr/>
+        <w:tc>
+          <w:tcPr>
+            <w:tcW w:w="1782" w:type="dxa"/>
+            <w:tcBorders/>
+            <w:vAlign w:val="center"/>
           </w:tcPr>
           <w:p>
             <w:pPr>
               <w:pStyle w:val="Style19"/>
-              <w:bidi w:val="0"/>
-              <w:spacing w:before="0" w:after="120"/>
-              <w:ind w:hanging="0" w:left="0" w:right="0"/>
+              <w:suppressLineNumbers/>
+              <w:shd w:fill="EEF1F4" w:val="clear"/>
+              <w:bidi w:val="0"/>
+              <w:spacing w:before="0" w:after="283"/>
               <w:jc w:val="left"/>
               <w:rPr/>
             </w:pPr>
@@ -1259,21 +1162,17 @@
         </w:tc>
         <w:tc>
           <w:tcPr>
-            <w:tcW w:w="658" w:type="dxa"/>
-            <w:tcBorders>
-              <w:top w:val="single" w:sz="6" w:space="0" w:color="808080"/>
-              <w:left w:val="single" w:sz="2" w:space="0" w:color="808080"/>
-              <w:bottom w:val="single" w:sz="2" w:space="0" w:color="808080"/>
-              <w:right w:val="single" w:sz="6" w:space="0" w:color="808080"/>
-            </w:tcBorders>
-            <w:shd w:fill="DCE6F1" w:val="clear"/>
+            <w:tcW w:w="514" w:type="dxa"/>
+            <w:tcBorders/>
+            <w:vAlign w:val="center"/>
           </w:tcPr>
           <w:p>
             <w:pPr>
               <w:pStyle w:val="Style19"/>
-              <w:bidi w:val="0"/>
-              <w:spacing w:before="0" w:after="120"/>
-              <w:ind w:hanging="0" w:left="0" w:right="0"/>
+              <w:suppressLineNumbers/>
+              <w:shd w:fill="EEF1F4" w:val="clear"/>
+              <w:bidi w:val="0"/>
+              <w:spacing w:before="0" w:after="283"/>
               <w:jc w:val="left"/>
               <w:rPr/>
             </w:pPr>
@@ -1285,21 +1184,17 @@
         </w:tc>
         <w:tc>
           <w:tcPr>
-            <w:tcW w:w="2611" w:type="dxa"/>
-            <w:tcBorders>
-              <w:top w:val="single" w:sz="6" w:space="0" w:color="808080"/>
-              <w:left w:val="single" w:sz="2" w:space="0" w:color="808080"/>
-              <w:bottom w:val="single" w:sz="2" w:space="0" w:color="808080"/>
-              <w:right w:val="single" w:sz="6" w:space="0" w:color="808080"/>
-            </w:tcBorders>
-            <w:shd w:fill="DCE6F1" w:val="clear"/>
+            <w:tcW w:w="2350" w:type="dxa"/>
+            <w:tcBorders/>
+            <w:vAlign w:val="center"/>
           </w:tcPr>
           <w:p>
             <w:pPr>
               <w:pStyle w:val="Style19"/>
-              <w:bidi w:val="0"/>
-              <w:spacing w:before="0" w:after="120"/>
-              <w:ind w:hanging="0" w:left="0" w:right="0"/>
+              <w:suppressLineNumbers/>
+              <w:shd w:fill="EEF1F4" w:val="clear"/>
+              <w:bidi w:val="0"/>
+              <w:spacing w:before="0" w:after="283"/>
               <w:jc w:val="left"/>
               <w:rPr/>
             </w:pPr>
@@ -1311,21 +1206,17 @@
         </w:tc>
         <w:tc>
           <w:tcPr>
-            <w:tcW w:w="5629" w:type="dxa"/>
-            <w:tcBorders>
-              <w:top w:val="single" w:sz="6" w:space="0" w:color="808080"/>
-              <w:left w:val="single" w:sz="2" w:space="0" w:color="808080"/>
-              <w:bottom w:val="single" w:sz="2" w:space="0" w:color="808080"/>
-              <w:right w:val="single" w:sz="6" w:space="0" w:color="808080"/>
-            </w:tcBorders>
-            <w:shd w:fill="DCE6F1" w:val="clear"/>
+            <w:tcW w:w="6184" w:type="dxa"/>
+            <w:tcBorders/>
+            <w:vAlign w:val="center"/>
           </w:tcPr>
           <w:p>
             <w:pPr>
               <w:pStyle w:val="Style19"/>
-              <w:bidi w:val="0"/>
-              <w:spacing w:before="0" w:after="120"/>
-              <w:ind w:hanging="0" w:left="0" w:right="0"/>
+              <w:suppressLineNumbers/>
+              <w:shd w:fill="EEF1F4" w:val="clear"/>
+              <w:bidi w:val="0"/>
+              <w:spacing w:before="0" w:after="283"/>
               <w:jc w:val="left"/>
               <w:rPr/>
             </w:pPr>
@@ -1340,45 +1231,35 @@
         <w:trPr/>
         <w:tc>
           <w:tcPr>
-            <w:tcW w:w="2440" w:type="dxa"/>
-            <w:tcBorders>
-              <w:left w:val="single" w:sz="6" w:space="0" w:color="808080"/>
-              <w:bottom w:val="single" w:sz="2" w:space="0" w:color="808080"/>
-              <w:right w:val="single" w:sz="6" w:space="0" w:color="808080"/>
-            </w:tcBorders>
-          </w:tcPr>
-          <w:p>
-            <w:pPr>
-              <w:pStyle w:val="Style14"/>
-              <w:bidi w:val="0"/>
-              <w:spacing w:before="0" w:after="120"/>
-              <w:ind w:hanging="0" w:left="0" w:right="0"/>
-              <w:jc w:val="left"/>
-              <w:rPr/>
-            </w:pPr>
-            <w:r>
-              <w:rPr>
-                <w:rStyle w:val="Style10"/>
-              </w:rPr>
-              <w:t>DB_HOST</w:t>
-            </w:r>
-          </w:p>
-        </w:tc>
-        <w:tc>
-          <w:tcPr>
-            <w:tcW w:w="658" w:type="dxa"/>
-            <w:tcBorders>
-              <w:left w:val="single" w:sz="2" w:space="0" w:color="808080"/>
-              <w:bottom w:val="single" w:sz="2" w:space="0" w:color="808080"/>
-              <w:right w:val="single" w:sz="6" w:space="0" w:color="808080"/>
-            </w:tcBorders>
-          </w:tcPr>
-          <w:p>
-            <w:pPr>
-              <w:pStyle w:val="Style14"/>
-              <w:bidi w:val="0"/>
-              <w:spacing w:before="0" w:after="120"/>
-              <w:ind w:hanging="0" w:left="0" w:right="0"/>
+            <w:tcW w:w="1782" w:type="dxa"/>
+            <w:tcBorders/>
+            <w:vAlign w:val="center"/>
+          </w:tcPr>
+          <w:p>
+            <w:pPr>
+              <w:pStyle w:val="Style14"/>
+              <w:bidi w:val="0"/>
+              <w:spacing w:before="0" w:after="283"/>
+              <w:jc w:val="left"/>
+              <w:rPr/>
+            </w:pPr>
+            <w:r>
+              <w:rPr/>
+              <w:t>`DB_HOST`</w:t>
+            </w:r>
+          </w:p>
+        </w:tc>
+        <w:tc>
+          <w:tcPr>
+            <w:tcW w:w="514" w:type="dxa"/>
+            <w:tcBorders/>
+            <w:vAlign w:val="center"/>
+          </w:tcPr>
+          <w:p>
+            <w:pPr>
+              <w:pStyle w:val="Style14"/>
+              <w:bidi w:val="0"/>
+              <w:spacing w:before="0" w:after="283"/>
               <w:jc w:val="left"/>
               <w:rPr/>
             </w:pPr>
@@ -1390,45 +1271,35 @@
         </w:tc>
         <w:tc>
           <w:tcPr>
-            <w:tcW w:w="2611" w:type="dxa"/>
-            <w:tcBorders>
-              <w:left w:val="single" w:sz="2" w:space="0" w:color="808080"/>
-              <w:bottom w:val="single" w:sz="2" w:space="0" w:color="808080"/>
-              <w:right w:val="single" w:sz="6" w:space="0" w:color="808080"/>
-            </w:tcBorders>
-          </w:tcPr>
-          <w:p>
-            <w:pPr>
-              <w:pStyle w:val="Style14"/>
-              <w:bidi w:val="0"/>
-              <w:spacing w:before="0" w:after="120"/>
-              <w:ind w:hanging="0" w:left="0" w:right="0"/>
-              <w:jc w:val="left"/>
-              <w:rPr/>
-            </w:pPr>
-            <w:r>
-              <w:rPr>
-                <w:rStyle w:val="Style10"/>
-              </w:rPr>
-              <w:t>localhost</w:t>
-            </w:r>
-          </w:p>
-        </w:tc>
-        <w:tc>
-          <w:tcPr>
-            <w:tcW w:w="5629" w:type="dxa"/>
-            <w:tcBorders>
-              <w:left w:val="single" w:sz="2" w:space="0" w:color="808080"/>
-              <w:bottom w:val="single" w:sz="2" w:space="0" w:color="808080"/>
-              <w:right w:val="single" w:sz="6" w:space="0" w:color="808080"/>
-            </w:tcBorders>
-          </w:tcPr>
-          <w:p>
-            <w:pPr>
-              <w:pStyle w:val="Style14"/>
-              <w:bidi w:val="0"/>
-              <w:spacing w:before="0" w:after="120"/>
-              <w:ind w:hanging="0" w:left="0" w:right="0"/>
+            <w:tcW w:w="2350" w:type="dxa"/>
+            <w:tcBorders/>
+            <w:vAlign w:val="center"/>
+          </w:tcPr>
+          <w:p>
+            <w:pPr>
+              <w:pStyle w:val="Style14"/>
+              <w:bidi w:val="0"/>
+              <w:spacing w:before="0" w:after="283"/>
+              <w:jc w:val="left"/>
+              <w:rPr/>
+            </w:pPr>
+            <w:r>
+              <w:rPr/>
+              <w:t>`localhost`</w:t>
+            </w:r>
+          </w:p>
+        </w:tc>
+        <w:tc>
+          <w:tcPr>
+            <w:tcW w:w="6184" w:type="dxa"/>
+            <w:tcBorders/>
+            <w:vAlign w:val="center"/>
+          </w:tcPr>
+          <w:p>
+            <w:pPr>
+              <w:pStyle w:val="Style14"/>
+              <w:bidi w:val="0"/>
+              <w:spacing w:before="0" w:after="283"/>
               <w:jc w:val="left"/>
               <w:rPr/>
             </w:pPr>
@@ -1447,45 +1318,35 @@
         <w:trPr/>
         <w:tc>
           <w:tcPr>
-            <w:tcW w:w="2440" w:type="dxa"/>
-            <w:tcBorders>
-              <w:left w:val="single" w:sz="6" w:space="0" w:color="808080"/>
-              <w:bottom w:val="single" w:sz="2" w:space="0" w:color="808080"/>
-              <w:right w:val="single" w:sz="6" w:space="0" w:color="808080"/>
-            </w:tcBorders>
-          </w:tcPr>
-          <w:p>
-            <w:pPr>
-              <w:pStyle w:val="Style14"/>
-              <w:bidi w:val="0"/>
-              <w:spacing w:before="0" w:after="120"/>
-              <w:ind w:hanging="0" w:left="0" w:right="0"/>
-              <w:jc w:val="left"/>
-              <w:rPr/>
-            </w:pPr>
-            <w:r>
-              <w:rPr>
-                <w:rStyle w:val="Style10"/>
-              </w:rPr>
-              <w:t>DB_PORT</w:t>
-            </w:r>
-          </w:p>
-        </w:tc>
-        <w:tc>
-          <w:tcPr>
-            <w:tcW w:w="658" w:type="dxa"/>
-            <w:tcBorders>
-              <w:left w:val="single" w:sz="2" w:space="0" w:color="808080"/>
-              <w:bottom w:val="single" w:sz="2" w:space="0" w:color="808080"/>
-              <w:right w:val="single" w:sz="6" w:space="0" w:color="808080"/>
-            </w:tcBorders>
-          </w:tcPr>
-          <w:p>
-            <w:pPr>
-              <w:pStyle w:val="Style14"/>
-              <w:bidi w:val="0"/>
-              <w:spacing w:before="0" w:after="120"/>
-              <w:ind w:hanging="0" w:left="0" w:right="0"/>
+            <w:tcW w:w="1782" w:type="dxa"/>
+            <w:tcBorders/>
+            <w:vAlign w:val="center"/>
+          </w:tcPr>
+          <w:p>
+            <w:pPr>
+              <w:pStyle w:val="Style14"/>
+              <w:bidi w:val="0"/>
+              <w:spacing w:before="0" w:after="283"/>
+              <w:jc w:val="left"/>
+              <w:rPr/>
+            </w:pPr>
+            <w:r>
+              <w:rPr/>
+              <w:t>`DB_PORT`</w:t>
+            </w:r>
+          </w:p>
+        </w:tc>
+        <w:tc>
+          <w:tcPr>
+            <w:tcW w:w="514" w:type="dxa"/>
+            <w:tcBorders/>
+            <w:vAlign w:val="center"/>
+          </w:tcPr>
+          <w:p>
+            <w:pPr>
+              <w:pStyle w:val="Style14"/>
+              <w:bidi w:val="0"/>
+              <w:spacing w:before="0" w:after="283"/>
               <w:jc w:val="left"/>
               <w:rPr/>
             </w:pPr>
@@ -1497,45 +1358,35 @@
         </w:tc>
         <w:tc>
           <w:tcPr>
-            <w:tcW w:w="2611" w:type="dxa"/>
-            <w:tcBorders>
-              <w:left w:val="single" w:sz="2" w:space="0" w:color="808080"/>
-              <w:bottom w:val="single" w:sz="2" w:space="0" w:color="808080"/>
-              <w:right w:val="single" w:sz="6" w:space="0" w:color="808080"/>
-            </w:tcBorders>
-          </w:tcPr>
-          <w:p>
-            <w:pPr>
-              <w:pStyle w:val="Style14"/>
-              <w:bidi w:val="0"/>
-              <w:spacing w:before="0" w:after="120"/>
-              <w:ind w:hanging="0" w:left="0" w:right="0"/>
-              <w:jc w:val="left"/>
-              <w:rPr/>
-            </w:pPr>
-            <w:r>
-              <w:rPr>
-                <w:rStyle w:val="Style10"/>
-              </w:rPr>
-              <w:t>3306</w:t>
-            </w:r>
-          </w:p>
-        </w:tc>
-        <w:tc>
-          <w:tcPr>
-            <w:tcW w:w="5629" w:type="dxa"/>
-            <w:tcBorders>
-              <w:left w:val="single" w:sz="2" w:space="0" w:color="808080"/>
-              <w:bottom w:val="single" w:sz="2" w:space="0" w:color="808080"/>
-              <w:right w:val="single" w:sz="6" w:space="0" w:color="808080"/>
-            </w:tcBorders>
-          </w:tcPr>
-          <w:p>
-            <w:pPr>
-              <w:pStyle w:val="Style14"/>
-              <w:bidi w:val="0"/>
-              <w:spacing w:before="0" w:after="120"/>
-              <w:ind w:hanging="0" w:left="0" w:right="0"/>
+            <w:tcW w:w="2350" w:type="dxa"/>
+            <w:tcBorders/>
+            <w:vAlign w:val="center"/>
+          </w:tcPr>
+          <w:p>
+            <w:pPr>
+              <w:pStyle w:val="Style14"/>
+              <w:bidi w:val="0"/>
+              <w:spacing w:before="0" w:after="283"/>
+              <w:jc w:val="left"/>
+              <w:rPr/>
+            </w:pPr>
+            <w:r>
+              <w:rPr/>
+              <w:t>`3306`</w:t>
+            </w:r>
+          </w:p>
+        </w:tc>
+        <w:tc>
+          <w:tcPr>
+            <w:tcW w:w="6184" w:type="dxa"/>
+            <w:tcBorders/>
+            <w:vAlign w:val="center"/>
+          </w:tcPr>
+          <w:p>
+            <w:pPr>
+              <w:pStyle w:val="Style14"/>
+              <w:bidi w:val="0"/>
+              <w:spacing w:before="0" w:after="283"/>
               <w:jc w:val="left"/>
               <w:rPr/>
             </w:pPr>
@@ -1554,45 +1405,35 @@
         <w:trPr/>
         <w:tc>
           <w:tcPr>
-            <w:tcW w:w="2440" w:type="dxa"/>
-            <w:tcBorders>
-              <w:left w:val="single" w:sz="6" w:space="0" w:color="808080"/>
-              <w:bottom w:val="single" w:sz="2" w:space="0" w:color="808080"/>
-              <w:right w:val="single" w:sz="6" w:space="0" w:color="808080"/>
-            </w:tcBorders>
-          </w:tcPr>
-          <w:p>
-            <w:pPr>
-              <w:pStyle w:val="Style14"/>
-              <w:bidi w:val="0"/>
-              <w:spacing w:before="0" w:after="120"/>
-              <w:ind w:hanging="0" w:left="0" w:right="0"/>
-              <w:jc w:val="left"/>
-              <w:rPr/>
-            </w:pPr>
-            <w:r>
-              <w:rPr>
-                <w:rStyle w:val="Style10"/>
-              </w:rPr>
-              <w:t>DB_NAME</w:t>
-            </w:r>
-          </w:p>
-        </w:tc>
-        <w:tc>
-          <w:tcPr>
-            <w:tcW w:w="658" w:type="dxa"/>
-            <w:tcBorders>
-              <w:left w:val="single" w:sz="2" w:space="0" w:color="808080"/>
-              <w:bottom w:val="single" w:sz="2" w:space="0" w:color="808080"/>
-              <w:right w:val="single" w:sz="6" w:space="0" w:color="808080"/>
-            </w:tcBorders>
-          </w:tcPr>
-          <w:p>
-            <w:pPr>
-              <w:pStyle w:val="Style14"/>
-              <w:bidi w:val="0"/>
-              <w:spacing w:before="0" w:after="120"/>
-              <w:ind w:hanging="0" w:left="0" w:right="0"/>
+            <w:tcW w:w="1782" w:type="dxa"/>
+            <w:tcBorders/>
+            <w:vAlign w:val="center"/>
+          </w:tcPr>
+          <w:p>
+            <w:pPr>
+              <w:pStyle w:val="Style14"/>
+              <w:bidi w:val="0"/>
+              <w:spacing w:before="0" w:after="283"/>
+              <w:jc w:val="left"/>
+              <w:rPr/>
+            </w:pPr>
+            <w:r>
+              <w:rPr/>
+              <w:t>`DB_NAME`</w:t>
+            </w:r>
+          </w:p>
+        </w:tc>
+        <w:tc>
+          <w:tcPr>
+            <w:tcW w:w="514" w:type="dxa"/>
+            <w:tcBorders/>
+            <w:vAlign w:val="center"/>
+          </w:tcPr>
+          <w:p>
+            <w:pPr>
+              <w:pStyle w:val="Style14"/>
+              <w:bidi w:val="0"/>
+              <w:spacing w:before="0" w:after="283"/>
               <w:jc w:val="left"/>
               <w:rPr/>
             </w:pPr>
@@ -1604,45 +1445,35 @@
         </w:tc>
         <w:tc>
           <w:tcPr>
-            <w:tcW w:w="2611" w:type="dxa"/>
-            <w:tcBorders>
-              <w:left w:val="single" w:sz="2" w:space="0" w:color="808080"/>
-              <w:bottom w:val="single" w:sz="2" w:space="0" w:color="808080"/>
-              <w:right w:val="single" w:sz="6" w:space="0" w:color="808080"/>
-            </w:tcBorders>
-          </w:tcPr>
-          <w:p>
-            <w:pPr>
-              <w:pStyle w:val="Style14"/>
-              <w:bidi w:val="0"/>
-              <w:spacing w:before="0" w:after="120"/>
-              <w:ind w:hanging="0" w:left="0" w:right="0"/>
-              <w:jc w:val="left"/>
-              <w:rPr/>
-            </w:pPr>
-            <w:r>
-              <w:rPr>
-                <w:rStyle w:val="Style10"/>
-              </w:rPr>
-              <w:t>recommend_db</w:t>
-            </w:r>
-          </w:p>
-        </w:tc>
-        <w:tc>
-          <w:tcPr>
-            <w:tcW w:w="5629" w:type="dxa"/>
-            <w:tcBorders>
-              <w:left w:val="single" w:sz="2" w:space="0" w:color="808080"/>
-              <w:bottom w:val="single" w:sz="2" w:space="0" w:color="808080"/>
-              <w:right w:val="single" w:sz="6" w:space="0" w:color="808080"/>
-            </w:tcBorders>
-          </w:tcPr>
-          <w:p>
-            <w:pPr>
-              <w:pStyle w:val="Style14"/>
-              <w:bidi w:val="0"/>
-              <w:spacing w:before="0" w:after="120"/>
-              <w:ind w:hanging="0" w:left="0" w:right="0"/>
+            <w:tcW w:w="2350" w:type="dxa"/>
+            <w:tcBorders/>
+            <w:vAlign w:val="center"/>
+          </w:tcPr>
+          <w:p>
+            <w:pPr>
+              <w:pStyle w:val="Style14"/>
+              <w:bidi w:val="0"/>
+              <w:spacing w:before="0" w:after="283"/>
+              <w:jc w:val="left"/>
+              <w:rPr/>
+            </w:pPr>
+            <w:r>
+              <w:rPr/>
+              <w:t>`recommend_db`</w:t>
+            </w:r>
+          </w:p>
+        </w:tc>
+        <w:tc>
+          <w:tcPr>
+            <w:tcW w:w="6184" w:type="dxa"/>
+            <w:tcBorders/>
+            <w:vAlign w:val="center"/>
+          </w:tcPr>
+          <w:p>
+            <w:pPr>
+              <w:pStyle w:val="Style14"/>
+              <w:bidi w:val="0"/>
+              <w:spacing w:before="0" w:after="283"/>
               <w:jc w:val="left"/>
               <w:rPr/>
             </w:pPr>
@@ -1657,45 +1488,35 @@
         <w:trPr/>
         <w:tc>
           <w:tcPr>
-            <w:tcW w:w="2440" w:type="dxa"/>
-            <w:tcBorders>
-              <w:left w:val="single" w:sz="6" w:space="0" w:color="808080"/>
-              <w:bottom w:val="single" w:sz="2" w:space="0" w:color="808080"/>
-              <w:right w:val="single" w:sz="6" w:space="0" w:color="808080"/>
-            </w:tcBorders>
-          </w:tcPr>
-          <w:p>
-            <w:pPr>
-              <w:pStyle w:val="Style14"/>
-              <w:bidi w:val="0"/>
-              <w:spacing w:before="0" w:after="120"/>
-              <w:ind w:hanging="0" w:left="0" w:right="0"/>
-              <w:jc w:val="left"/>
-              <w:rPr/>
-            </w:pPr>
-            <w:r>
-              <w:rPr>
-                <w:rStyle w:val="Style10"/>
-              </w:rPr>
-              <w:t>DB_USERNAME</w:t>
-            </w:r>
-          </w:p>
-        </w:tc>
-        <w:tc>
-          <w:tcPr>
-            <w:tcW w:w="658" w:type="dxa"/>
-            <w:tcBorders>
-              <w:left w:val="single" w:sz="2" w:space="0" w:color="808080"/>
-              <w:bottom w:val="single" w:sz="2" w:space="0" w:color="808080"/>
-              <w:right w:val="single" w:sz="6" w:space="0" w:color="808080"/>
-            </w:tcBorders>
-          </w:tcPr>
-          <w:p>
-            <w:pPr>
-              <w:pStyle w:val="Style14"/>
-              <w:bidi w:val="0"/>
-              <w:spacing w:before="0" w:after="120"/>
-              <w:ind w:hanging="0" w:left="0" w:right="0"/>
+            <w:tcW w:w="1782" w:type="dxa"/>
+            <w:tcBorders/>
+            <w:vAlign w:val="center"/>
+          </w:tcPr>
+          <w:p>
+            <w:pPr>
+              <w:pStyle w:val="Style14"/>
+              <w:bidi w:val="0"/>
+              <w:spacing w:before="0" w:after="283"/>
+              <w:jc w:val="left"/>
+              <w:rPr/>
+            </w:pPr>
+            <w:r>
+              <w:rPr/>
+              <w:t>`DB_USERNAME`</w:t>
+            </w:r>
+          </w:p>
+        </w:tc>
+        <w:tc>
+          <w:tcPr>
+            <w:tcW w:w="514" w:type="dxa"/>
+            <w:tcBorders/>
+            <w:vAlign w:val="center"/>
+          </w:tcPr>
+          <w:p>
+            <w:pPr>
+              <w:pStyle w:val="Style14"/>
+              <w:bidi w:val="0"/>
+              <w:spacing w:before="0" w:after="283"/>
               <w:jc w:val="left"/>
               <w:rPr/>
             </w:pPr>
@@ -1707,45 +1528,35 @@
         </w:tc>
         <w:tc>
           <w:tcPr>
-            <w:tcW w:w="2611" w:type="dxa"/>
-            <w:tcBorders>
-              <w:left w:val="single" w:sz="2" w:space="0" w:color="808080"/>
-              <w:bottom w:val="single" w:sz="2" w:space="0" w:color="808080"/>
-              <w:right w:val="single" w:sz="6" w:space="0" w:color="808080"/>
-            </w:tcBorders>
-          </w:tcPr>
-          <w:p>
-            <w:pPr>
-              <w:pStyle w:val="Style14"/>
-              <w:bidi w:val="0"/>
-              <w:spacing w:before="0" w:after="120"/>
-              <w:ind w:hanging="0" w:left="0" w:right="0"/>
-              <w:jc w:val="left"/>
-              <w:rPr/>
-            </w:pPr>
-            <w:r>
-              <w:rPr>
-                <w:rStyle w:val="Style10"/>
-              </w:rPr>
-              <w:t>root</w:t>
-            </w:r>
-          </w:p>
-        </w:tc>
-        <w:tc>
-          <w:tcPr>
-            <w:tcW w:w="5629" w:type="dxa"/>
-            <w:tcBorders>
-              <w:left w:val="single" w:sz="2" w:space="0" w:color="808080"/>
-              <w:bottom w:val="single" w:sz="2" w:space="0" w:color="808080"/>
-              <w:right w:val="single" w:sz="6" w:space="0" w:color="808080"/>
-            </w:tcBorders>
-          </w:tcPr>
-          <w:p>
-            <w:pPr>
-              <w:pStyle w:val="Style14"/>
-              <w:bidi w:val="0"/>
-              <w:spacing w:before="0" w:after="120"/>
-              <w:ind w:hanging="0" w:left="0" w:right="0"/>
+            <w:tcW w:w="2350" w:type="dxa"/>
+            <w:tcBorders/>
+            <w:vAlign w:val="center"/>
+          </w:tcPr>
+          <w:p>
+            <w:pPr>
+              <w:pStyle w:val="Style14"/>
+              <w:bidi w:val="0"/>
+              <w:spacing w:before="0" w:after="283"/>
+              <w:jc w:val="left"/>
+              <w:rPr/>
+            </w:pPr>
+            <w:r>
+              <w:rPr/>
+              <w:t>`root`</w:t>
+            </w:r>
+          </w:p>
+        </w:tc>
+        <w:tc>
+          <w:tcPr>
+            <w:tcW w:w="6184" w:type="dxa"/>
+            <w:tcBorders/>
+            <w:vAlign w:val="center"/>
+          </w:tcPr>
+          <w:p>
+            <w:pPr>
+              <w:pStyle w:val="Style14"/>
+              <w:bidi w:val="0"/>
+              <w:spacing w:before="0" w:after="283"/>
               <w:jc w:val="left"/>
               <w:rPr/>
             </w:pPr>
@@ -1760,45 +1571,35 @@
         <w:trPr/>
         <w:tc>
           <w:tcPr>
-            <w:tcW w:w="2440" w:type="dxa"/>
-            <w:tcBorders>
-              <w:left w:val="single" w:sz="6" w:space="0" w:color="808080"/>
-              <w:bottom w:val="single" w:sz="2" w:space="0" w:color="808080"/>
-              <w:right w:val="single" w:sz="6" w:space="0" w:color="808080"/>
-            </w:tcBorders>
-          </w:tcPr>
-          <w:p>
-            <w:pPr>
-              <w:pStyle w:val="Style14"/>
-              <w:bidi w:val="0"/>
-              <w:spacing w:before="0" w:after="120"/>
-              <w:ind w:hanging="0" w:left="0" w:right="0"/>
-              <w:jc w:val="left"/>
-              <w:rPr/>
-            </w:pPr>
-            <w:r>
-              <w:rPr>
-                <w:rStyle w:val="Style10"/>
-              </w:rPr>
-              <w:t>DB_PASSWORD</w:t>
-            </w:r>
-          </w:p>
-        </w:tc>
-        <w:tc>
-          <w:tcPr>
-            <w:tcW w:w="658" w:type="dxa"/>
-            <w:tcBorders>
-              <w:left w:val="single" w:sz="2" w:space="0" w:color="808080"/>
-              <w:bottom w:val="single" w:sz="2" w:space="0" w:color="808080"/>
-              <w:right w:val="single" w:sz="6" w:space="0" w:color="808080"/>
-            </w:tcBorders>
-          </w:tcPr>
-          <w:p>
-            <w:pPr>
-              <w:pStyle w:val="Style14"/>
-              <w:bidi w:val="0"/>
-              <w:spacing w:before="0" w:after="120"/>
-              <w:ind w:hanging="0" w:left="0" w:right="0"/>
+            <w:tcW w:w="1782" w:type="dxa"/>
+            <w:tcBorders/>
+            <w:vAlign w:val="center"/>
+          </w:tcPr>
+          <w:p>
+            <w:pPr>
+              <w:pStyle w:val="Style14"/>
+              <w:bidi w:val="0"/>
+              <w:spacing w:before="0" w:after="283"/>
+              <w:jc w:val="left"/>
+              <w:rPr/>
+            </w:pPr>
+            <w:r>
+              <w:rPr/>
+              <w:t>`DB_PASSWORD`</w:t>
+            </w:r>
+          </w:p>
+        </w:tc>
+        <w:tc>
+          <w:tcPr>
+            <w:tcW w:w="514" w:type="dxa"/>
+            <w:tcBorders/>
+            <w:vAlign w:val="center"/>
+          </w:tcPr>
+          <w:p>
+            <w:pPr>
+              <w:pStyle w:val="Style14"/>
+              <w:bidi w:val="0"/>
+              <w:spacing w:before="0" w:after="283"/>
               <w:jc w:val="left"/>
               <w:rPr>
                 <w:b/>
@@ -1814,19 +1615,15 @@
         </w:tc>
         <w:tc>
           <w:tcPr>
-            <w:tcW w:w="2611" w:type="dxa"/>
-            <w:tcBorders>
-              <w:left w:val="single" w:sz="2" w:space="0" w:color="808080"/>
-              <w:bottom w:val="single" w:sz="2" w:space="0" w:color="808080"/>
-              <w:right w:val="single" w:sz="6" w:space="0" w:color="808080"/>
-            </w:tcBorders>
-          </w:tcPr>
-          <w:p>
-            <w:pPr>
-              <w:pStyle w:val="Style14"/>
-              <w:bidi w:val="0"/>
-              <w:spacing w:before="0" w:after="120"/>
-              <w:ind w:hanging="0" w:left="0" w:right="0"/>
+            <w:tcW w:w="2350" w:type="dxa"/>
+            <w:tcBorders/>
+            <w:vAlign w:val="center"/>
+          </w:tcPr>
+          <w:p>
+            <w:pPr>
+              <w:pStyle w:val="Style14"/>
+              <w:bidi w:val="0"/>
+              <w:spacing w:before="0" w:after="283"/>
               <w:jc w:val="left"/>
               <w:rPr/>
             </w:pPr>
@@ -1838,19 +1635,15 @@
         </w:tc>
         <w:tc>
           <w:tcPr>
-            <w:tcW w:w="5629" w:type="dxa"/>
-            <w:tcBorders>
-              <w:left w:val="single" w:sz="2" w:space="0" w:color="808080"/>
-              <w:bottom w:val="single" w:sz="2" w:space="0" w:color="808080"/>
-              <w:right w:val="single" w:sz="6" w:space="0" w:color="808080"/>
-            </w:tcBorders>
-          </w:tcPr>
-          <w:p>
-            <w:pPr>
-              <w:pStyle w:val="Style14"/>
-              <w:bidi w:val="0"/>
-              <w:spacing w:before="0" w:after="120"/>
-              <w:ind w:hanging="0" w:left="0" w:right="0"/>
+            <w:tcW w:w="6184" w:type="dxa"/>
+            <w:tcBorders/>
+            <w:vAlign w:val="center"/>
+          </w:tcPr>
+          <w:p>
+            <w:pPr>
+              <w:pStyle w:val="Style14"/>
+              <w:bidi w:val="0"/>
+              <w:spacing w:before="0" w:after="283"/>
               <w:jc w:val="left"/>
               <w:rPr/>
             </w:pPr>
@@ -1859,14 +1652,8 @@
               <w:t xml:space="preserve">数据库口令，由 </w:t>
             </w:r>
             <w:r>
-              <w:rPr>
-                <w:rStyle w:val="Style10"/>
-              </w:rPr>
-              <w:t>DataSourcePasswordValidator</w:t>
-            </w:r>
-            <w:r>
-              <w:rPr/>
-              <w:t xml:space="preserve"> </w:t>
+              <w:rPr/>
+              <w:t xml:space="preserve">`DataSourcePasswordValidator` </w:t>
             </w:r>
             <w:r>
               <w:rPr/>
@@ -1879,45 +1666,35 @@
         <w:trPr/>
         <w:tc>
           <w:tcPr>
-            <w:tcW w:w="2440" w:type="dxa"/>
-            <w:tcBorders>
-              <w:left w:val="single" w:sz="6" w:space="0" w:color="808080"/>
-              <w:bottom w:val="single" w:sz="2" w:space="0" w:color="808080"/>
-              <w:right w:val="single" w:sz="6" w:space="0" w:color="808080"/>
-            </w:tcBorders>
-          </w:tcPr>
-          <w:p>
-            <w:pPr>
-              <w:pStyle w:val="Style14"/>
-              <w:bidi w:val="0"/>
-              <w:spacing w:before="0" w:after="120"/>
-              <w:ind w:hanging="0" w:left="0" w:right="0"/>
-              <w:jc w:val="left"/>
-              <w:rPr/>
-            </w:pPr>
-            <w:r>
-              <w:rPr>
-                <w:rStyle w:val="Style10"/>
-              </w:rPr>
-              <w:t>JWT_SECRET</w:t>
-            </w:r>
-          </w:p>
-        </w:tc>
-        <w:tc>
-          <w:tcPr>
-            <w:tcW w:w="658" w:type="dxa"/>
-            <w:tcBorders>
-              <w:left w:val="single" w:sz="2" w:space="0" w:color="808080"/>
-              <w:bottom w:val="single" w:sz="2" w:space="0" w:color="808080"/>
-              <w:right w:val="single" w:sz="6" w:space="0" w:color="808080"/>
-            </w:tcBorders>
-          </w:tcPr>
-          <w:p>
-            <w:pPr>
-              <w:pStyle w:val="Style14"/>
-              <w:bidi w:val="0"/>
-              <w:spacing w:before="0" w:after="120"/>
-              <w:ind w:hanging="0" w:left="0" w:right="0"/>
+            <w:tcW w:w="1782" w:type="dxa"/>
+            <w:tcBorders/>
+            <w:vAlign w:val="center"/>
+          </w:tcPr>
+          <w:p>
+            <w:pPr>
+              <w:pStyle w:val="Style14"/>
+              <w:bidi w:val="0"/>
+              <w:spacing w:before="0" w:after="283"/>
+              <w:jc w:val="left"/>
+              <w:rPr/>
+            </w:pPr>
+            <w:r>
+              <w:rPr/>
+              <w:t>`JWT_SECRET`</w:t>
+            </w:r>
+          </w:p>
+        </w:tc>
+        <w:tc>
+          <w:tcPr>
+            <w:tcW w:w="514" w:type="dxa"/>
+            <w:tcBorders/>
+            <w:vAlign w:val="center"/>
+          </w:tcPr>
+          <w:p>
+            <w:pPr>
+              <w:pStyle w:val="Style14"/>
+              <w:bidi w:val="0"/>
+              <w:spacing w:before="0" w:after="283"/>
               <w:jc w:val="left"/>
               <w:rPr>
                 <w:b/>
@@ -1933,19 +1710,15 @@
         </w:tc>
         <w:tc>
           <w:tcPr>
-            <w:tcW w:w="2611" w:type="dxa"/>
-            <w:tcBorders>
-              <w:left w:val="single" w:sz="2" w:space="0" w:color="808080"/>
-              <w:bottom w:val="single" w:sz="2" w:space="0" w:color="808080"/>
-              <w:right w:val="single" w:sz="6" w:space="0" w:color="808080"/>
-            </w:tcBorders>
-          </w:tcPr>
-          <w:p>
-            <w:pPr>
-              <w:pStyle w:val="Style14"/>
-              <w:bidi w:val="0"/>
-              <w:spacing w:before="0" w:after="120"/>
-              <w:ind w:hanging="0" w:left="0" w:right="0"/>
+            <w:tcW w:w="2350" w:type="dxa"/>
+            <w:tcBorders/>
+            <w:vAlign w:val="center"/>
+          </w:tcPr>
+          <w:p>
+            <w:pPr>
+              <w:pStyle w:val="Style14"/>
+              <w:bidi w:val="0"/>
+              <w:spacing w:before="0" w:after="283"/>
               <w:jc w:val="left"/>
               <w:rPr/>
             </w:pPr>
@@ -1957,19 +1730,15 @@
         </w:tc>
         <w:tc>
           <w:tcPr>
-            <w:tcW w:w="5629" w:type="dxa"/>
-            <w:tcBorders>
-              <w:left w:val="single" w:sz="2" w:space="0" w:color="808080"/>
-              <w:bottom w:val="single" w:sz="2" w:space="0" w:color="808080"/>
-              <w:right w:val="single" w:sz="6" w:space="0" w:color="808080"/>
-            </w:tcBorders>
-          </w:tcPr>
-          <w:p>
-            <w:pPr>
-              <w:pStyle w:val="Style14"/>
-              <w:bidi w:val="0"/>
-              <w:spacing w:before="0" w:after="120"/>
-              <w:ind w:hanging="0" w:left="0" w:right="0"/>
+            <w:tcW w:w="6184" w:type="dxa"/>
+            <w:tcBorders/>
+            <w:vAlign w:val="center"/>
+          </w:tcPr>
+          <w:p>
+            <w:pPr>
+              <w:pStyle w:val="Style14"/>
+              <w:bidi w:val="0"/>
+              <w:spacing w:before="0" w:after="283"/>
               <w:jc w:val="left"/>
               <w:rPr/>
             </w:pPr>
@@ -2006,45 +1775,35 @@
         <w:trPr/>
         <w:tc>
           <w:tcPr>
-            <w:tcW w:w="2440" w:type="dxa"/>
-            <w:tcBorders>
-              <w:left w:val="single" w:sz="6" w:space="0" w:color="808080"/>
-              <w:bottom w:val="single" w:sz="6" w:space="0" w:color="808080"/>
-              <w:right w:val="single" w:sz="6" w:space="0" w:color="808080"/>
-            </w:tcBorders>
-          </w:tcPr>
-          <w:p>
-            <w:pPr>
-              <w:pStyle w:val="Style14"/>
-              <w:bidi w:val="0"/>
-              <w:spacing w:before="0" w:after="120"/>
-              <w:ind w:hanging="0" w:left="0" w:right="0"/>
-              <w:jc w:val="left"/>
-              <w:rPr/>
-            </w:pPr>
-            <w:r>
-              <w:rPr>
-                <w:rStyle w:val="Style10"/>
-              </w:rPr>
-              <w:t>SERVER_PORT</w:t>
-            </w:r>
-          </w:p>
-        </w:tc>
-        <w:tc>
-          <w:tcPr>
-            <w:tcW w:w="658" w:type="dxa"/>
-            <w:tcBorders>
-              <w:left w:val="single" w:sz="2" w:space="0" w:color="808080"/>
-              <w:bottom w:val="single" w:sz="6" w:space="0" w:color="808080"/>
-              <w:right w:val="single" w:sz="6" w:space="0" w:color="808080"/>
-            </w:tcBorders>
-          </w:tcPr>
-          <w:p>
-            <w:pPr>
-              <w:pStyle w:val="Style14"/>
-              <w:bidi w:val="0"/>
-              <w:spacing w:before="0" w:after="120"/>
-              <w:ind w:hanging="0" w:left="0" w:right="0"/>
+            <w:tcW w:w="1782" w:type="dxa"/>
+            <w:tcBorders/>
+            <w:vAlign w:val="center"/>
+          </w:tcPr>
+          <w:p>
+            <w:pPr>
+              <w:pStyle w:val="Style14"/>
+              <w:bidi w:val="0"/>
+              <w:spacing w:before="0" w:after="283"/>
+              <w:jc w:val="left"/>
+              <w:rPr/>
+            </w:pPr>
+            <w:r>
+              <w:rPr/>
+              <w:t>`SERVER_PORT`</w:t>
+            </w:r>
+          </w:p>
+        </w:tc>
+        <w:tc>
+          <w:tcPr>
+            <w:tcW w:w="514" w:type="dxa"/>
+            <w:tcBorders/>
+            <w:vAlign w:val="center"/>
+          </w:tcPr>
+          <w:p>
+            <w:pPr>
+              <w:pStyle w:val="Style14"/>
+              <w:bidi w:val="0"/>
+              <w:spacing w:before="0" w:after="283"/>
               <w:jc w:val="left"/>
               <w:rPr/>
             </w:pPr>
@@ -2056,44 +1815,35 @@
         </w:tc>
         <w:tc>
           <w:tcPr>
-            <w:tcW w:w="2611" w:type="dxa"/>
-            <w:tcBorders>
-              <w:left w:val="single" w:sz="2" w:space="0" w:color="808080"/>
-              <w:bottom w:val="single" w:sz="6" w:space="0" w:color="808080"/>
-              <w:right w:val="single" w:sz="6" w:space="0" w:color="808080"/>
-            </w:tcBorders>
-          </w:tcPr>
-          <w:p>
-            <w:pPr>
-              <w:pStyle w:val="Style14"/>
-              <w:bidi w:val="0"/>
-              <w:spacing w:before="0" w:after="120"/>
-              <w:ind w:hanging="0" w:left="0" w:right="0"/>
-              <w:jc w:val="left"/>
-              <w:rPr/>
-            </w:pPr>
-            <w:r>
-              <w:rPr>
-                <w:rStyle w:val="Style10"/>
-              </w:rPr>
-              <w:t>8080</w:t>
-            </w:r>
-          </w:p>
-        </w:tc>
-        <w:tc>
-          <w:tcPr>
-            <w:tcW w:w="5629" w:type="dxa"/>
-            <w:tcBorders>
-              <w:left w:val="single" w:sz="2" w:space="0" w:color="808080"/>
-              <w:bottom w:val="single" w:sz="6" w:space="0" w:color="808080"/>
-              <w:right w:val="single" w:sz="6" w:space="0" w:color="808080"/>
-            </w:tcBorders>
-          </w:tcPr>
-          <w:p>
-            <w:pPr>
-              <w:pStyle w:val="Style14"/>
-              <w:bidi w:val="0"/>
-              <w:spacing w:before="0" w:after="120"/>
+            <w:tcW w:w="2350" w:type="dxa"/>
+            <w:tcBorders/>
+            <w:vAlign w:val="center"/>
+          </w:tcPr>
+          <w:p>
+            <w:pPr>
+              <w:pStyle w:val="Style14"/>
+              <w:bidi w:val="0"/>
+              <w:spacing w:before="0" w:after="283"/>
+              <w:jc w:val="left"/>
+              <w:rPr/>
+            </w:pPr>
+            <w:r>
+              <w:rPr/>
+              <w:t>`8080`</w:t>
+            </w:r>
+          </w:p>
+        </w:tc>
+        <w:tc>
+          <w:tcPr>
+            <w:tcW w:w="6184" w:type="dxa"/>
+            <w:tcBorders/>
+            <w:vAlign w:val="center"/>
+          </w:tcPr>
+          <w:p>
+            <w:pPr>
+              <w:pStyle w:val="Style14"/>
+              <w:bidi w:val="0"/>
+              <w:spacing w:before="0" w:after="283"/>
               <w:jc w:val="left"/>
               <w:rPr/>
             </w:pPr>
@@ -2102,10 +1852,8 @@
               <w:t xml:space="preserve">后端端口（改 </w:t>
             </w:r>
             <w:r>
-              <w:rPr>
-                <w:rStyle w:val="Style10"/>
-              </w:rPr>
-              <w:t>server.port</w:t>
+              <w:rPr/>
+              <w:t>`server.port`</w:t>
             </w:r>
             <w:r>
               <w:rPr/>
@@ -2119,6 +1867,7 @@
       <w:pPr>
         <w:pStyle w:val="BodyText"/>
         <w:bidi w:val="0"/>
+        <w:jc w:val="left"/>
         <w:rPr/>
       </w:pPr>
       <w:r>
@@ -2126,34 +1875,24 @@
         <w:t xml:space="preserve">推荐做法：在项目根目录建 </w:t>
       </w:r>
       <w:r>
-        <w:rPr>
-          <w:rStyle w:val="Style10"/>
-        </w:rPr>
-        <w:t>.env</w:t>
+        <w:rPr/>
+        <w:t>`.env`</w:t>
       </w:r>
       <w:r>
         <w:rPr/>
         <w:t xml:space="preserve">（已在 </w:t>
       </w:r>
       <w:r>
-        <w:rPr>
-          <w:rStyle w:val="Style10"/>
-        </w:rPr>
-        <w:t>.gitignore</w:t>
-      </w:r>
-      <w:r>
-        <w:rPr/>
-        <w:t xml:space="preserve"> </w:t>
+        <w:rPr/>
+        <w:t xml:space="preserve">`.gitignore` </w:t>
       </w:r>
       <w:r>
         <w:rPr/>
         <w:t xml:space="preserve">中忽略，模板见 </w:t>
       </w:r>
       <w:r>
-        <w:rPr>
-          <w:rStyle w:val="Style10"/>
-        </w:rPr>
-        <w:t>.env.example</w:t>
+        <w:rPr/>
+        <w:t>`.env.example`</w:t>
       </w:r>
       <w:r>
         <w:rPr/>
@@ -2172,6 +1911,7 @@
       <w:pPr>
         <w:pStyle w:val="BodyText"/>
         <w:bidi w:val="0"/>
+        <w:jc w:val="left"/>
         <w:rPr/>
       </w:pPr>
       <w:r>
@@ -2179,20 +1919,16 @@
         <w:t>推荐算法参数（</w:t>
       </w:r>
       <w:r>
-        <w:rPr>
-          <w:rStyle w:val="Style10"/>
-        </w:rPr>
-        <w:t>recommend.*</w:t>
+        <w:rPr/>
+        <w:t>`recommend.*`</w:t>
       </w:r>
       <w:r>
         <w:rPr/>
         <w:t xml:space="preserve">）见 </w:t>
       </w:r>
       <w:r>
-        <w:rPr>
-          <w:rStyle w:val="Style10"/>
-        </w:rPr>
-        <w:t>application.yml</w:t>
+        <w:rPr/>
+        <w:t>`application.yml`</w:t>
       </w:r>
       <w:r>
         <w:rPr/>
@@ -2201,43 +1937,37 @@
     </w:p>
     <w:tbl>
       <w:tblPr>
-        <w:tblW w:w="5000" w:type="pct"/>
-        <w:jc w:val="left"/>
-        <w:tblInd w:w="45" w:type="dxa"/>
+        <w:tblW w:w="5030" w:type="dxa"/>
+        <w:jc w:val="left"/>
+        <w:tblInd w:w="28" w:type="dxa"/>
         <w:tblLayout w:type="fixed"/>
         <w:tblCellMar>
-          <w:top w:w="45" w:type="dxa"/>
-          <w:left w:w="45" w:type="dxa"/>
-          <w:bottom w:w="45" w:type="dxa"/>
-          <w:right w:w="45" w:type="dxa"/>
+          <w:top w:w="28" w:type="dxa"/>
+          <w:left w:w="28" w:type="dxa"/>
+          <w:bottom w:w="28" w:type="dxa"/>
+          <w:right w:w="28" w:type="dxa"/>
         </w:tblCellMar>
       </w:tblPr>
       <w:tblGrid>
-        <w:gridCol w:w="6399"/>
-        <w:gridCol w:w="2072"/>
-        <w:gridCol w:w="2867"/>
+        <w:gridCol w:w="2051"/>
+        <w:gridCol w:w="584"/>
+        <w:gridCol w:w="2395"/>
       </w:tblGrid>
       <w:tr>
-        <w:trPr>
-          <w:tblHeader w:val="true"/>
-        </w:trPr>
-        <w:tc>
-          <w:tcPr>
-            <w:tcW w:w="6399" w:type="dxa"/>
-            <w:tcBorders>
-              <w:top w:val="single" w:sz="6" w:space="0" w:color="808080"/>
-              <w:left w:val="single" w:sz="6" w:space="0" w:color="808080"/>
-              <w:bottom w:val="single" w:sz="2" w:space="0" w:color="808080"/>
-              <w:right w:val="single" w:sz="6" w:space="0" w:color="808080"/>
-            </w:tcBorders>
-            <w:shd w:fill="DCE6F1" w:val="clear"/>
+        <w:trPr/>
+        <w:tc>
+          <w:tcPr>
+            <w:tcW w:w="2051" w:type="dxa"/>
+            <w:tcBorders/>
+            <w:vAlign w:val="center"/>
           </w:tcPr>
           <w:p>
             <w:pPr>
               <w:pStyle w:val="Style19"/>
-              <w:bidi w:val="0"/>
-              <w:spacing w:before="0" w:after="120"/>
-              <w:ind w:hanging="0" w:left="0" w:right="0"/>
+              <w:suppressLineNumbers/>
+              <w:shd w:fill="EEF1F4" w:val="clear"/>
+              <w:bidi w:val="0"/>
+              <w:spacing w:before="0" w:after="283"/>
               <w:jc w:val="left"/>
               <w:rPr/>
             </w:pPr>
@@ -2249,21 +1979,17 @@
         </w:tc>
         <w:tc>
           <w:tcPr>
-            <w:tcW w:w="2072" w:type="dxa"/>
-            <w:tcBorders>
-              <w:top w:val="single" w:sz="6" w:space="0" w:color="808080"/>
-              <w:left w:val="single" w:sz="2" w:space="0" w:color="808080"/>
-              <w:bottom w:val="single" w:sz="2" w:space="0" w:color="808080"/>
-              <w:right w:val="single" w:sz="6" w:space="0" w:color="808080"/>
-            </w:tcBorders>
-            <w:shd w:fill="DCE6F1" w:val="clear"/>
+            <w:tcW w:w="584" w:type="dxa"/>
+            <w:tcBorders/>
+            <w:vAlign w:val="center"/>
           </w:tcPr>
           <w:p>
             <w:pPr>
               <w:pStyle w:val="Style19"/>
-              <w:bidi w:val="0"/>
-              <w:spacing w:before="0" w:after="120"/>
-              <w:ind w:hanging="0" w:left="0" w:right="0"/>
+              <w:suppressLineNumbers/>
+              <w:shd w:fill="EEF1F4" w:val="clear"/>
+              <w:bidi w:val="0"/>
+              <w:spacing w:before="0" w:after="283"/>
               <w:jc w:val="left"/>
               <w:rPr/>
             </w:pPr>
@@ -2275,21 +2001,17 @@
         </w:tc>
         <w:tc>
           <w:tcPr>
-            <w:tcW w:w="2867" w:type="dxa"/>
-            <w:tcBorders>
-              <w:top w:val="single" w:sz="6" w:space="0" w:color="808080"/>
-              <w:left w:val="single" w:sz="2" w:space="0" w:color="808080"/>
-              <w:bottom w:val="single" w:sz="2" w:space="0" w:color="808080"/>
-              <w:right w:val="single" w:sz="6" w:space="0" w:color="808080"/>
-            </w:tcBorders>
-            <w:shd w:fill="DCE6F1" w:val="clear"/>
+            <w:tcW w:w="2395" w:type="dxa"/>
+            <w:tcBorders/>
+            <w:vAlign w:val="center"/>
           </w:tcPr>
           <w:p>
             <w:pPr>
               <w:pStyle w:val="Style19"/>
-              <w:bidi w:val="0"/>
-              <w:spacing w:before="0" w:after="120"/>
-              <w:ind w:hanging="0" w:left="0" w:right="0"/>
+              <w:suppressLineNumbers/>
+              <w:shd w:fill="EEF1F4" w:val="clear"/>
+              <w:bidi w:val="0"/>
+              <w:spacing w:before="0" w:after="283"/>
               <w:jc w:val="left"/>
               <w:rPr/>
             </w:pPr>
@@ -2304,45 +2026,35 @@
         <w:trPr/>
         <w:tc>
           <w:tcPr>
-            <w:tcW w:w="6399" w:type="dxa"/>
-            <w:tcBorders>
-              <w:left w:val="single" w:sz="6" w:space="0" w:color="808080"/>
-              <w:bottom w:val="single" w:sz="2" w:space="0" w:color="808080"/>
-              <w:right w:val="single" w:sz="6" w:space="0" w:color="808080"/>
-            </w:tcBorders>
-          </w:tcPr>
-          <w:p>
-            <w:pPr>
-              <w:pStyle w:val="Style14"/>
-              <w:bidi w:val="0"/>
-              <w:spacing w:before="0" w:after="120"/>
-              <w:ind w:hanging="0" w:left="0" w:right="0"/>
-              <w:jc w:val="left"/>
-              <w:rPr/>
-            </w:pPr>
-            <w:r>
-              <w:rPr>
-                <w:rStyle w:val="Style10"/>
-              </w:rPr>
-              <w:t>default-top-n</w:t>
-            </w:r>
-          </w:p>
-        </w:tc>
-        <w:tc>
-          <w:tcPr>
-            <w:tcW w:w="2072" w:type="dxa"/>
-            <w:tcBorders>
-              <w:left w:val="single" w:sz="2" w:space="0" w:color="808080"/>
-              <w:bottom w:val="single" w:sz="2" w:space="0" w:color="808080"/>
-              <w:right w:val="single" w:sz="6" w:space="0" w:color="808080"/>
-            </w:tcBorders>
-          </w:tcPr>
-          <w:p>
-            <w:pPr>
-              <w:pStyle w:val="Style14"/>
-              <w:bidi w:val="0"/>
-              <w:spacing w:before="0" w:after="120"/>
-              <w:ind w:hanging="0" w:left="0" w:right="0"/>
+            <w:tcW w:w="2051" w:type="dxa"/>
+            <w:tcBorders/>
+            <w:vAlign w:val="center"/>
+          </w:tcPr>
+          <w:p>
+            <w:pPr>
+              <w:pStyle w:val="Style14"/>
+              <w:bidi w:val="0"/>
+              <w:spacing w:before="0" w:after="283"/>
+              <w:jc w:val="left"/>
+              <w:rPr/>
+            </w:pPr>
+            <w:r>
+              <w:rPr/>
+              <w:t>`default-top-n`</w:t>
+            </w:r>
+          </w:p>
+        </w:tc>
+        <w:tc>
+          <w:tcPr>
+            <w:tcW w:w="584" w:type="dxa"/>
+            <w:tcBorders/>
+            <w:vAlign w:val="center"/>
+          </w:tcPr>
+          <w:p>
+            <w:pPr>
+              <w:pStyle w:val="Style14"/>
+              <w:bidi w:val="0"/>
+              <w:spacing w:before="0" w:after="283"/>
               <w:jc w:val="left"/>
               <w:rPr/>
             </w:pPr>
@@ -2354,19 +2066,15 @@
         </w:tc>
         <w:tc>
           <w:tcPr>
-            <w:tcW w:w="2867" w:type="dxa"/>
-            <w:tcBorders>
-              <w:left w:val="single" w:sz="2" w:space="0" w:color="808080"/>
-              <w:bottom w:val="single" w:sz="2" w:space="0" w:color="808080"/>
-              <w:right w:val="single" w:sz="6" w:space="0" w:color="808080"/>
-            </w:tcBorders>
-          </w:tcPr>
-          <w:p>
-            <w:pPr>
-              <w:pStyle w:val="Style14"/>
-              <w:bidi w:val="0"/>
-              <w:spacing w:before="0" w:after="120"/>
-              <w:ind w:hanging="0" w:left="0" w:right="0"/>
+            <w:tcW w:w="2395" w:type="dxa"/>
+            <w:tcBorders/>
+            <w:vAlign w:val="center"/>
+          </w:tcPr>
+          <w:p>
+            <w:pPr>
+              <w:pStyle w:val="Style14"/>
+              <w:bidi w:val="0"/>
+              <w:spacing w:before="0" w:after="283"/>
               <w:jc w:val="left"/>
               <w:rPr/>
             </w:pPr>
@@ -2381,45 +2089,35 @@
         <w:trPr/>
         <w:tc>
           <w:tcPr>
-            <w:tcW w:w="6399" w:type="dxa"/>
-            <w:tcBorders>
-              <w:left w:val="single" w:sz="6" w:space="0" w:color="808080"/>
-              <w:bottom w:val="single" w:sz="2" w:space="0" w:color="808080"/>
-              <w:right w:val="single" w:sz="6" w:space="0" w:color="808080"/>
-            </w:tcBorders>
-          </w:tcPr>
-          <w:p>
-            <w:pPr>
-              <w:pStyle w:val="Style14"/>
-              <w:bidi w:val="0"/>
-              <w:spacing w:before="0" w:after="120"/>
-              <w:ind w:hanging="0" w:left="0" w:right="0"/>
-              <w:jc w:val="left"/>
-              <w:rPr/>
-            </w:pPr>
-            <w:r>
-              <w:rPr>
-                <w:rStyle w:val="Style10"/>
-              </w:rPr>
-              <w:t>neighbor-k</w:t>
-            </w:r>
-          </w:p>
-        </w:tc>
-        <w:tc>
-          <w:tcPr>
-            <w:tcW w:w="2072" w:type="dxa"/>
-            <w:tcBorders>
-              <w:left w:val="single" w:sz="2" w:space="0" w:color="808080"/>
-              <w:bottom w:val="single" w:sz="2" w:space="0" w:color="808080"/>
-              <w:right w:val="single" w:sz="6" w:space="0" w:color="808080"/>
-            </w:tcBorders>
-          </w:tcPr>
-          <w:p>
-            <w:pPr>
-              <w:pStyle w:val="Style14"/>
-              <w:bidi w:val="0"/>
-              <w:spacing w:before="0" w:after="120"/>
-              <w:ind w:hanging="0" w:left="0" w:right="0"/>
+            <w:tcW w:w="2051" w:type="dxa"/>
+            <w:tcBorders/>
+            <w:vAlign w:val="center"/>
+          </w:tcPr>
+          <w:p>
+            <w:pPr>
+              <w:pStyle w:val="Style14"/>
+              <w:bidi w:val="0"/>
+              <w:spacing w:before="0" w:after="283"/>
+              <w:jc w:val="left"/>
+              <w:rPr/>
+            </w:pPr>
+            <w:r>
+              <w:rPr/>
+              <w:t>`neighbor-k`</w:t>
+            </w:r>
+          </w:p>
+        </w:tc>
+        <w:tc>
+          <w:tcPr>
+            <w:tcW w:w="584" w:type="dxa"/>
+            <w:tcBorders/>
+            <w:vAlign w:val="center"/>
+          </w:tcPr>
+          <w:p>
+            <w:pPr>
+              <w:pStyle w:val="Style14"/>
+              <w:bidi w:val="0"/>
+              <w:spacing w:before="0" w:after="283"/>
               <w:jc w:val="left"/>
               <w:rPr/>
             </w:pPr>
@@ -2431,19 +2129,15 @@
         </w:tc>
         <w:tc>
           <w:tcPr>
-            <w:tcW w:w="2867" w:type="dxa"/>
-            <w:tcBorders>
-              <w:left w:val="single" w:sz="2" w:space="0" w:color="808080"/>
-              <w:bottom w:val="single" w:sz="2" w:space="0" w:color="808080"/>
-              <w:right w:val="single" w:sz="6" w:space="0" w:color="808080"/>
-            </w:tcBorders>
-          </w:tcPr>
-          <w:p>
-            <w:pPr>
-              <w:pStyle w:val="Style14"/>
-              <w:bidi w:val="0"/>
-              <w:spacing w:before="0" w:after="120"/>
-              <w:ind w:hanging="0" w:left="0" w:right="0"/>
+            <w:tcW w:w="2395" w:type="dxa"/>
+            <w:tcBorders/>
+            <w:vAlign w:val="center"/>
+          </w:tcPr>
+          <w:p>
+            <w:pPr>
+              <w:pStyle w:val="Style14"/>
+              <w:bidi w:val="0"/>
+              <w:spacing w:before="0" w:after="283"/>
               <w:jc w:val="left"/>
               <w:rPr/>
             </w:pPr>
@@ -2462,45 +2156,35 @@
         <w:trPr/>
         <w:tc>
           <w:tcPr>
-            <w:tcW w:w="6399" w:type="dxa"/>
-            <w:tcBorders>
-              <w:left w:val="single" w:sz="6" w:space="0" w:color="808080"/>
-              <w:bottom w:val="single" w:sz="2" w:space="0" w:color="808080"/>
-              <w:right w:val="single" w:sz="6" w:space="0" w:color="808080"/>
-            </w:tcBorders>
-          </w:tcPr>
-          <w:p>
-            <w:pPr>
-              <w:pStyle w:val="Style14"/>
-              <w:bidi w:val="0"/>
-              <w:spacing w:before="0" w:after="120"/>
-              <w:ind w:hanging="0" w:left="0" w:right="0"/>
-              <w:jc w:val="left"/>
-              <w:rPr/>
-            </w:pPr>
-            <w:r>
-              <w:rPr>
-                <w:rStyle w:val="Style10"/>
-              </w:rPr>
-              <w:t>popularity-penalty</w:t>
-            </w:r>
-          </w:p>
-        </w:tc>
-        <w:tc>
-          <w:tcPr>
-            <w:tcW w:w="2072" w:type="dxa"/>
-            <w:tcBorders>
-              <w:left w:val="single" w:sz="2" w:space="0" w:color="808080"/>
-              <w:bottom w:val="single" w:sz="2" w:space="0" w:color="808080"/>
-              <w:right w:val="single" w:sz="6" w:space="0" w:color="808080"/>
-            </w:tcBorders>
-          </w:tcPr>
-          <w:p>
-            <w:pPr>
-              <w:pStyle w:val="Style14"/>
-              <w:bidi w:val="0"/>
-              <w:spacing w:before="0" w:after="120"/>
-              <w:ind w:hanging="0" w:left="0" w:right="0"/>
+            <w:tcW w:w="2051" w:type="dxa"/>
+            <w:tcBorders/>
+            <w:vAlign w:val="center"/>
+          </w:tcPr>
+          <w:p>
+            <w:pPr>
+              <w:pStyle w:val="Style14"/>
+              <w:bidi w:val="0"/>
+              <w:spacing w:before="0" w:after="283"/>
+              <w:jc w:val="left"/>
+              <w:rPr/>
+            </w:pPr>
+            <w:r>
+              <w:rPr/>
+              <w:t>`popularity-penalty`</w:t>
+            </w:r>
+          </w:p>
+        </w:tc>
+        <w:tc>
+          <w:tcPr>
+            <w:tcW w:w="584" w:type="dxa"/>
+            <w:tcBorders/>
+            <w:vAlign w:val="center"/>
+          </w:tcPr>
+          <w:p>
+            <w:pPr>
+              <w:pStyle w:val="Style14"/>
+              <w:bidi w:val="0"/>
+              <w:spacing w:before="0" w:after="283"/>
               <w:jc w:val="left"/>
               <w:rPr/>
             </w:pPr>
@@ -2512,19 +2196,15 @@
         </w:tc>
         <w:tc>
           <w:tcPr>
-            <w:tcW w:w="2867" w:type="dxa"/>
-            <w:tcBorders>
-              <w:left w:val="single" w:sz="2" w:space="0" w:color="808080"/>
-              <w:bottom w:val="single" w:sz="2" w:space="0" w:color="808080"/>
-              <w:right w:val="single" w:sz="6" w:space="0" w:color="808080"/>
-            </w:tcBorders>
-          </w:tcPr>
-          <w:p>
-            <w:pPr>
-              <w:pStyle w:val="Style14"/>
-              <w:bidi w:val="0"/>
-              <w:spacing w:before="0" w:after="120"/>
-              <w:ind w:hanging="0" w:left="0" w:right="0"/>
+            <w:tcW w:w="2395" w:type="dxa"/>
+            <w:tcBorders/>
+            <w:vAlign w:val="center"/>
+          </w:tcPr>
+          <w:p>
+            <w:pPr>
+              <w:pStyle w:val="Style14"/>
+              <w:bidi w:val="0"/>
+              <w:spacing w:before="0" w:after="283"/>
               <w:jc w:val="left"/>
               <w:rPr/>
             </w:pPr>
@@ -2547,45 +2227,35 @@
         <w:trPr/>
         <w:tc>
           <w:tcPr>
-            <w:tcW w:w="6399" w:type="dxa"/>
-            <w:tcBorders>
-              <w:left w:val="single" w:sz="6" w:space="0" w:color="808080"/>
-              <w:bottom w:val="single" w:sz="2" w:space="0" w:color="808080"/>
-              <w:right w:val="single" w:sz="6" w:space="0" w:color="808080"/>
-            </w:tcBorders>
-          </w:tcPr>
-          <w:p>
-            <w:pPr>
-              <w:pStyle w:val="Style14"/>
-              <w:bidi w:val="0"/>
-              <w:spacing w:before="0" w:after="120"/>
-              <w:ind w:hanging="0" w:left="0" w:right="0"/>
-              <w:jc w:val="left"/>
-              <w:rPr/>
-            </w:pPr>
-            <w:r>
-              <w:rPr>
-                <w:rStyle w:val="Style10"/>
-              </w:rPr>
-              <w:t>user-cf-weight</w:t>
-            </w:r>
-          </w:p>
-        </w:tc>
-        <w:tc>
-          <w:tcPr>
-            <w:tcW w:w="2072" w:type="dxa"/>
-            <w:tcBorders>
-              <w:left w:val="single" w:sz="2" w:space="0" w:color="808080"/>
-              <w:bottom w:val="single" w:sz="2" w:space="0" w:color="808080"/>
-              <w:right w:val="single" w:sz="6" w:space="0" w:color="808080"/>
-            </w:tcBorders>
-          </w:tcPr>
-          <w:p>
-            <w:pPr>
-              <w:pStyle w:val="Style14"/>
-              <w:bidi w:val="0"/>
-              <w:spacing w:before="0" w:after="120"/>
-              <w:ind w:hanging="0" w:left="0" w:right="0"/>
+            <w:tcW w:w="2051" w:type="dxa"/>
+            <w:tcBorders/>
+            <w:vAlign w:val="center"/>
+          </w:tcPr>
+          <w:p>
+            <w:pPr>
+              <w:pStyle w:val="Style14"/>
+              <w:bidi w:val="0"/>
+              <w:spacing w:before="0" w:after="283"/>
+              <w:jc w:val="left"/>
+              <w:rPr/>
+            </w:pPr>
+            <w:r>
+              <w:rPr/>
+              <w:t>`user-cf-weight`</w:t>
+            </w:r>
+          </w:p>
+        </w:tc>
+        <w:tc>
+          <w:tcPr>
+            <w:tcW w:w="584" w:type="dxa"/>
+            <w:tcBorders/>
+            <w:vAlign w:val="center"/>
+          </w:tcPr>
+          <w:p>
+            <w:pPr>
+              <w:pStyle w:val="Style14"/>
+              <w:bidi w:val="0"/>
+              <w:spacing w:before="0" w:after="283"/>
               <w:jc w:val="left"/>
               <w:rPr/>
             </w:pPr>
@@ -2597,19 +2267,15 @@
         </w:tc>
         <w:tc>
           <w:tcPr>
-            <w:tcW w:w="2867" w:type="dxa"/>
-            <w:tcBorders>
-              <w:left w:val="single" w:sz="2" w:space="0" w:color="808080"/>
-              <w:bottom w:val="single" w:sz="2" w:space="0" w:color="808080"/>
-              <w:right w:val="single" w:sz="6" w:space="0" w:color="808080"/>
-            </w:tcBorders>
-          </w:tcPr>
-          <w:p>
-            <w:pPr>
-              <w:pStyle w:val="Style14"/>
-              <w:bidi w:val="0"/>
-              <w:spacing w:before="0" w:after="120"/>
-              <w:ind w:hanging="0" w:left="0" w:right="0"/>
+            <w:tcW w:w="2395" w:type="dxa"/>
+            <w:tcBorders/>
+            <w:vAlign w:val="center"/>
+          </w:tcPr>
+          <w:p>
+            <w:pPr>
+              <w:pStyle w:val="Style14"/>
+              <w:bidi w:val="0"/>
+              <w:spacing w:before="0" w:after="283"/>
               <w:jc w:val="left"/>
               <w:rPr/>
             </w:pPr>
@@ -2632,45 +2298,35 @@
         <w:trPr/>
         <w:tc>
           <w:tcPr>
-            <w:tcW w:w="6399" w:type="dxa"/>
-            <w:tcBorders>
-              <w:left w:val="single" w:sz="6" w:space="0" w:color="808080"/>
-              <w:bottom w:val="single" w:sz="2" w:space="0" w:color="808080"/>
-              <w:right w:val="single" w:sz="6" w:space="0" w:color="808080"/>
-            </w:tcBorders>
-          </w:tcPr>
-          <w:p>
-            <w:pPr>
-              <w:pStyle w:val="Style14"/>
-              <w:bidi w:val="0"/>
-              <w:spacing w:before="0" w:after="120"/>
-              <w:ind w:hanging="0" w:left="0" w:right="0"/>
-              <w:jc w:val="left"/>
-              <w:rPr/>
-            </w:pPr>
-            <w:r>
-              <w:rPr>
-                <w:rStyle w:val="Style10"/>
-              </w:rPr>
-              <w:t>item-cf-weight</w:t>
-            </w:r>
-          </w:p>
-        </w:tc>
-        <w:tc>
-          <w:tcPr>
-            <w:tcW w:w="2072" w:type="dxa"/>
-            <w:tcBorders>
-              <w:left w:val="single" w:sz="2" w:space="0" w:color="808080"/>
-              <w:bottom w:val="single" w:sz="2" w:space="0" w:color="808080"/>
-              <w:right w:val="single" w:sz="6" w:space="0" w:color="808080"/>
-            </w:tcBorders>
-          </w:tcPr>
-          <w:p>
-            <w:pPr>
-              <w:pStyle w:val="Style14"/>
-              <w:bidi w:val="0"/>
-              <w:spacing w:before="0" w:after="120"/>
-              <w:ind w:hanging="0" w:left="0" w:right="0"/>
+            <w:tcW w:w="2051" w:type="dxa"/>
+            <w:tcBorders/>
+            <w:vAlign w:val="center"/>
+          </w:tcPr>
+          <w:p>
+            <w:pPr>
+              <w:pStyle w:val="Style14"/>
+              <w:bidi w:val="0"/>
+              <w:spacing w:before="0" w:after="283"/>
+              <w:jc w:val="left"/>
+              <w:rPr/>
+            </w:pPr>
+            <w:r>
+              <w:rPr/>
+              <w:t>`item-cf-weight`</w:t>
+            </w:r>
+          </w:p>
+        </w:tc>
+        <w:tc>
+          <w:tcPr>
+            <w:tcW w:w="584" w:type="dxa"/>
+            <w:tcBorders/>
+            <w:vAlign w:val="center"/>
+          </w:tcPr>
+          <w:p>
+            <w:pPr>
+              <w:pStyle w:val="Style14"/>
+              <w:bidi w:val="0"/>
+              <w:spacing w:before="0" w:after="283"/>
               <w:jc w:val="left"/>
               <w:rPr/>
             </w:pPr>
@@ -2682,19 +2338,15 @@
         </w:tc>
         <w:tc>
           <w:tcPr>
-            <w:tcW w:w="2867" w:type="dxa"/>
-            <w:tcBorders>
-              <w:left w:val="single" w:sz="2" w:space="0" w:color="808080"/>
-              <w:bottom w:val="single" w:sz="2" w:space="0" w:color="808080"/>
-              <w:right w:val="single" w:sz="6" w:space="0" w:color="808080"/>
-            </w:tcBorders>
-          </w:tcPr>
-          <w:p>
-            <w:pPr>
-              <w:pStyle w:val="Style14"/>
-              <w:bidi w:val="0"/>
-              <w:spacing w:before="0" w:after="120"/>
-              <w:ind w:hanging="0" w:left="0" w:right="0"/>
+            <w:tcW w:w="2395" w:type="dxa"/>
+            <w:tcBorders/>
+            <w:vAlign w:val="center"/>
+          </w:tcPr>
+          <w:p>
+            <w:pPr>
+              <w:pStyle w:val="Style14"/>
+              <w:bidi w:val="0"/>
+              <w:spacing w:before="0" w:after="283"/>
               <w:jc w:val="left"/>
               <w:rPr/>
             </w:pPr>
@@ -2717,45 +2369,35 @@
         <w:trPr/>
         <w:tc>
           <w:tcPr>
-            <w:tcW w:w="6399" w:type="dxa"/>
-            <w:tcBorders>
-              <w:left w:val="single" w:sz="6" w:space="0" w:color="808080"/>
-              <w:bottom w:val="single" w:sz="2" w:space="0" w:color="808080"/>
-              <w:right w:val="single" w:sz="6" w:space="0" w:color="808080"/>
-            </w:tcBorders>
-          </w:tcPr>
-          <w:p>
-            <w:pPr>
-              <w:pStyle w:val="Style14"/>
-              <w:bidi w:val="0"/>
-              <w:spacing w:before="0" w:after="120"/>
-              <w:ind w:hanging="0" w:left="0" w:right="0"/>
-              <w:jc w:val="left"/>
-              <w:rPr/>
-            </w:pPr>
-            <w:r>
-              <w:rPr>
-                <w:rStyle w:val="Style10"/>
-              </w:rPr>
-              <w:t>hot-days</w:t>
-            </w:r>
-          </w:p>
-        </w:tc>
-        <w:tc>
-          <w:tcPr>
-            <w:tcW w:w="2072" w:type="dxa"/>
-            <w:tcBorders>
-              <w:left w:val="single" w:sz="2" w:space="0" w:color="808080"/>
-              <w:bottom w:val="single" w:sz="2" w:space="0" w:color="808080"/>
-              <w:right w:val="single" w:sz="6" w:space="0" w:color="808080"/>
-            </w:tcBorders>
-          </w:tcPr>
-          <w:p>
-            <w:pPr>
-              <w:pStyle w:val="Style14"/>
-              <w:bidi w:val="0"/>
-              <w:spacing w:before="0" w:after="120"/>
-              <w:ind w:hanging="0" w:left="0" w:right="0"/>
+            <w:tcW w:w="2051" w:type="dxa"/>
+            <w:tcBorders/>
+            <w:vAlign w:val="center"/>
+          </w:tcPr>
+          <w:p>
+            <w:pPr>
+              <w:pStyle w:val="Style14"/>
+              <w:bidi w:val="0"/>
+              <w:spacing w:before="0" w:after="283"/>
+              <w:jc w:val="left"/>
+              <w:rPr/>
+            </w:pPr>
+            <w:r>
+              <w:rPr/>
+              <w:t>`hot-days`</w:t>
+            </w:r>
+          </w:p>
+        </w:tc>
+        <w:tc>
+          <w:tcPr>
+            <w:tcW w:w="584" w:type="dxa"/>
+            <w:tcBorders/>
+            <w:vAlign w:val="center"/>
+          </w:tcPr>
+          <w:p>
+            <w:pPr>
+              <w:pStyle w:val="Style14"/>
+              <w:bidi w:val="0"/>
+              <w:spacing w:before="0" w:after="283"/>
               <w:jc w:val="left"/>
               <w:rPr/>
             </w:pPr>
@@ -2767,19 +2409,15 @@
         </w:tc>
         <w:tc>
           <w:tcPr>
-            <w:tcW w:w="2867" w:type="dxa"/>
-            <w:tcBorders>
-              <w:left w:val="single" w:sz="2" w:space="0" w:color="808080"/>
-              <w:bottom w:val="single" w:sz="2" w:space="0" w:color="808080"/>
-              <w:right w:val="single" w:sz="6" w:space="0" w:color="808080"/>
-            </w:tcBorders>
-          </w:tcPr>
-          <w:p>
-            <w:pPr>
-              <w:pStyle w:val="Style14"/>
-              <w:bidi w:val="0"/>
-              <w:spacing w:before="0" w:after="120"/>
-              <w:ind w:hanging="0" w:left="0" w:right="0"/>
+            <w:tcW w:w="2395" w:type="dxa"/>
+            <w:tcBorders/>
+            <w:vAlign w:val="center"/>
+          </w:tcPr>
+          <w:p>
+            <w:pPr>
+              <w:pStyle w:val="Style14"/>
+              <w:bidi w:val="0"/>
+              <w:spacing w:before="0" w:after="283"/>
               <w:jc w:val="left"/>
               <w:rPr/>
             </w:pPr>
@@ -2794,45 +2432,35 @@
         <w:trPr/>
         <w:tc>
           <w:tcPr>
-            <w:tcW w:w="6399" w:type="dxa"/>
-            <w:tcBorders>
-              <w:left w:val="single" w:sz="6" w:space="0" w:color="808080"/>
-              <w:bottom w:val="single" w:sz="2" w:space="0" w:color="808080"/>
-              <w:right w:val="single" w:sz="6" w:space="0" w:color="808080"/>
-            </w:tcBorders>
-          </w:tcPr>
-          <w:p>
-            <w:pPr>
-              <w:pStyle w:val="Style14"/>
-              <w:bidi w:val="0"/>
-              <w:spacing w:before="0" w:after="120"/>
-              <w:ind w:hanging="0" w:left="0" w:right="0"/>
-              <w:jc w:val="left"/>
-              <w:rPr/>
-            </w:pPr>
-            <w:r>
-              <w:rPr>
-                <w:rStyle w:val="Style10"/>
-              </w:rPr>
-              <w:t>enable-cache</w:t>
-            </w:r>
-          </w:p>
-        </w:tc>
-        <w:tc>
-          <w:tcPr>
-            <w:tcW w:w="2072" w:type="dxa"/>
-            <w:tcBorders>
-              <w:left w:val="single" w:sz="2" w:space="0" w:color="808080"/>
-              <w:bottom w:val="single" w:sz="2" w:space="0" w:color="808080"/>
-              <w:right w:val="single" w:sz="6" w:space="0" w:color="808080"/>
-            </w:tcBorders>
-          </w:tcPr>
-          <w:p>
-            <w:pPr>
-              <w:pStyle w:val="Style14"/>
-              <w:bidi w:val="0"/>
-              <w:spacing w:before="0" w:after="120"/>
-              <w:ind w:hanging="0" w:left="0" w:right="0"/>
+            <w:tcW w:w="2051" w:type="dxa"/>
+            <w:tcBorders/>
+            <w:vAlign w:val="center"/>
+          </w:tcPr>
+          <w:p>
+            <w:pPr>
+              <w:pStyle w:val="Style14"/>
+              <w:bidi w:val="0"/>
+              <w:spacing w:before="0" w:after="283"/>
+              <w:jc w:val="left"/>
+              <w:rPr/>
+            </w:pPr>
+            <w:r>
+              <w:rPr/>
+              <w:t>`enable-cache`</w:t>
+            </w:r>
+          </w:p>
+        </w:tc>
+        <w:tc>
+          <w:tcPr>
+            <w:tcW w:w="584" w:type="dxa"/>
+            <w:tcBorders/>
+            <w:vAlign w:val="center"/>
+          </w:tcPr>
+          <w:p>
+            <w:pPr>
+              <w:pStyle w:val="Style14"/>
+              <w:bidi w:val="0"/>
+              <w:spacing w:before="0" w:after="283"/>
               <w:jc w:val="left"/>
               <w:rPr/>
             </w:pPr>
@@ -2844,19 +2472,15 @@
         </w:tc>
         <w:tc>
           <w:tcPr>
-            <w:tcW w:w="2867" w:type="dxa"/>
-            <w:tcBorders>
-              <w:left w:val="single" w:sz="2" w:space="0" w:color="808080"/>
-              <w:bottom w:val="single" w:sz="2" w:space="0" w:color="808080"/>
-              <w:right w:val="single" w:sz="6" w:space="0" w:color="808080"/>
-            </w:tcBorders>
-          </w:tcPr>
-          <w:p>
-            <w:pPr>
-              <w:pStyle w:val="Style14"/>
-              <w:bidi w:val="0"/>
-              <w:spacing w:before="0" w:after="120"/>
-              <w:ind w:hanging="0" w:left="0" w:right="0"/>
+            <w:tcW w:w="2395" w:type="dxa"/>
+            <w:tcBorders/>
+            <w:vAlign w:val="center"/>
+          </w:tcPr>
+          <w:p>
+            <w:pPr>
+              <w:pStyle w:val="Style14"/>
+              <w:bidi w:val="0"/>
+              <w:spacing w:before="0" w:after="283"/>
               <w:jc w:val="left"/>
               <w:rPr/>
             </w:pPr>
@@ -2871,45 +2495,35 @@
         <w:trPr/>
         <w:tc>
           <w:tcPr>
-            <w:tcW w:w="6399" w:type="dxa"/>
-            <w:tcBorders>
-              <w:left w:val="single" w:sz="6" w:space="0" w:color="808080"/>
-              <w:bottom w:val="single" w:sz="6" w:space="0" w:color="808080"/>
-              <w:right w:val="single" w:sz="6" w:space="0" w:color="808080"/>
-            </w:tcBorders>
-          </w:tcPr>
-          <w:p>
-            <w:pPr>
-              <w:pStyle w:val="Style14"/>
-              <w:bidi w:val="0"/>
-              <w:spacing w:before="0" w:after="120"/>
-              <w:ind w:hanging="0" w:left="0" w:right="0"/>
-              <w:jc w:val="left"/>
-              <w:rPr/>
-            </w:pPr>
-            <w:r>
-              <w:rPr>
-                <w:rStyle w:val="Style10"/>
-              </w:rPr>
-              <w:t>cache-ttl-seconds</w:t>
-            </w:r>
-          </w:p>
-        </w:tc>
-        <w:tc>
-          <w:tcPr>
-            <w:tcW w:w="2072" w:type="dxa"/>
-            <w:tcBorders>
-              <w:left w:val="single" w:sz="2" w:space="0" w:color="808080"/>
-              <w:bottom w:val="single" w:sz="6" w:space="0" w:color="808080"/>
-              <w:right w:val="single" w:sz="6" w:space="0" w:color="808080"/>
-            </w:tcBorders>
-          </w:tcPr>
-          <w:p>
-            <w:pPr>
-              <w:pStyle w:val="Style14"/>
-              <w:bidi w:val="0"/>
-              <w:spacing w:before="0" w:after="120"/>
-              <w:ind w:hanging="0" w:left="0" w:right="0"/>
+            <w:tcW w:w="2051" w:type="dxa"/>
+            <w:tcBorders/>
+            <w:vAlign w:val="center"/>
+          </w:tcPr>
+          <w:p>
+            <w:pPr>
+              <w:pStyle w:val="Style14"/>
+              <w:bidi w:val="0"/>
+              <w:spacing w:before="0" w:after="283"/>
+              <w:jc w:val="left"/>
+              <w:rPr/>
+            </w:pPr>
+            <w:r>
+              <w:rPr/>
+              <w:t>`cache-ttl-seconds`</w:t>
+            </w:r>
+          </w:p>
+        </w:tc>
+        <w:tc>
+          <w:tcPr>
+            <w:tcW w:w="584" w:type="dxa"/>
+            <w:tcBorders/>
+            <w:vAlign w:val="center"/>
+          </w:tcPr>
+          <w:p>
+            <w:pPr>
+              <w:pStyle w:val="Style14"/>
+              <w:bidi w:val="0"/>
+              <w:spacing w:before="0" w:after="283"/>
               <w:jc w:val="left"/>
               <w:rPr/>
             </w:pPr>
@@ -2921,18 +2535,15 @@
         </w:tc>
         <w:tc>
           <w:tcPr>
-            <w:tcW w:w="2867" w:type="dxa"/>
-            <w:tcBorders>
-              <w:left w:val="single" w:sz="2" w:space="0" w:color="808080"/>
-              <w:bottom w:val="single" w:sz="6" w:space="0" w:color="808080"/>
-              <w:right w:val="single" w:sz="6" w:space="0" w:color="808080"/>
-            </w:tcBorders>
-          </w:tcPr>
-          <w:p>
-            <w:pPr>
-              <w:pStyle w:val="Style14"/>
-              <w:bidi w:val="0"/>
-              <w:spacing w:before="0" w:after="120"/>
+            <w:tcW w:w="2395" w:type="dxa"/>
+            <w:tcBorders/>
+            <w:vAlign w:val="center"/>
+          </w:tcPr>
+          <w:p>
+            <w:pPr>
+              <w:pStyle w:val="Style14"/>
+              <w:bidi w:val="0"/>
+              <w:spacing w:before="0" w:after="283"/>
               <w:jc w:val="left"/>
               <w:rPr/>
             </w:pPr>
@@ -2995,19 +2606,27 @@
         <w:rPr/>
       </w:pPr>
       <w:r>
-        <w:rPr/>
+        <w:rPr>
+          <w:rStyle w:val="Style10"/>
+        </w:rPr>
         <w:t>cd D:\</w:t>
       </w:r>
       <w:r>
-        <w:rPr/>
+        <w:rPr>
+          <w:rStyle w:val="Style10"/>
+        </w:rPr>
         <w:t>桌面</w:t>
       </w:r>
       <w:r>
-        <w:rPr/>
+        <w:rPr>
+          <w:rStyle w:val="Style10"/>
+        </w:rPr>
         <w:t>\</w:t>
       </w:r>
       <w:r>
-        <w:rPr/>
+        <w:rPr>
+          <w:rStyle w:val="Style10"/>
+        </w:rPr>
         <w:t>商品推荐系统</w:t>
       </w:r>
     </w:p>
@@ -3019,7 +2638,9 @@
         <w:rPr/>
       </w:pPr>
       <w:r>
-        <w:rPr/>
+        <w:rPr>
+          <w:rStyle w:val="Style10"/>
+        </w:rPr>
         <w:t>&amp; "D:\mysql\mysql-8.0.27-winx64\bin\mysql.exe" -u root -p `</w:t>
       </w:r>
     </w:p>
@@ -3027,15 +2648,20 @@
       <w:pPr>
         <w:pStyle w:val="Style17"/>
         <w:bidi w:val="0"/>
-        <w:jc w:val="left"/>
-        <w:rPr/>
-      </w:pPr>
-      <w:r>
-        <w:rPr/>
+        <w:spacing w:before="0" w:after="283"/>
+        <w:jc w:val="left"/>
+        <w:rPr/>
+      </w:pPr>
+      <w:r>
+        <w:rPr>
+          <w:rStyle w:val="Style10"/>
+        </w:rPr>
         <w:t xml:space="preserve">    </w:t>
       </w:r>
       <w:r>
-        <w:rPr/>
+        <w:rPr>
+          <w:rStyle w:val="Style10"/>
+        </w:rPr>
         <w:t>--default-character-set=utf8mb4 -e "source sql/schema.sql"</w:t>
       </w:r>
     </w:p>
@@ -3043,27 +2669,20 @@
       <w:pPr>
         <w:pStyle w:val="BodyText"/>
         <w:bidi w:val="0"/>
-        <w:rPr/>
-      </w:pPr>
-      <w:r>
-        <w:rPr>
-          <w:rStyle w:val="Style10"/>
-        </w:rPr>
-        <w:t>schema.sql</w:t>
-      </w:r>
-      <w:r>
-        <w:rPr/>
-        <w:t xml:space="preserve"> </w:t>
+        <w:jc w:val="left"/>
+        <w:rPr/>
+      </w:pPr>
+      <w:r>
+        <w:rPr/>
+        <w:t xml:space="preserve">`schema.sql` </w:t>
       </w:r>
       <w:r>
         <w:rPr/>
         <w:t xml:space="preserve">会创建库 </w:t>
       </w:r>
       <w:r>
-        <w:rPr>
-          <w:rStyle w:val="Style10"/>
-        </w:rPr>
-        <w:t>recommend_db</w:t>
+        <w:rPr/>
+        <w:t>`recommend_db`</w:t>
       </w:r>
       <w:r>
         <w:rPr/>
@@ -3094,10 +2713,8 @@
         <w:t xml:space="preserve">个索引。 脚本内含 </w:t>
       </w:r>
       <w:r>
-        <w:rPr>
-          <w:rStyle w:val="Style10"/>
-        </w:rPr>
-        <w:t>DROP TABLE IF EXISTS</w:t>
+        <w:rPr/>
+        <w:t>`DROP TABLE IF EXISTS`</w:t>
       </w:r>
       <w:r>
         <w:rPr/>
@@ -3134,6 +2751,7 @@
       <w:pPr>
         <w:pStyle w:val="BodyText"/>
         <w:bidi w:val="0"/>
+        <w:jc w:val="left"/>
         <w:rPr/>
       </w:pPr>
       <w:r>
@@ -3175,7 +2793,9 @@
         <w:rPr/>
       </w:pPr>
       <w:r>
-        <w:rPr/>
+        <w:rPr>
+          <w:rStyle w:val="Style10"/>
+        </w:rPr>
         <w:t>&amp; "D:\mysql\mysql-8.0.27-winx64\bin\mysql.exe" -u root -p `</w:t>
       </w:r>
     </w:p>
@@ -3183,15 +2803,20 @@
       <w:pPr>
         <w:pStyle w:val="Style17"/>
         <w:bidi w:val="0"/>
-        <w:jc w:val="left"/>
-        <w:rPr/>
-      </w:pPr>
-      <w:r>
-        <w:rPr/>
+        <w:spacing w:before="0" w:after="283"/>
+        <w:jc w:val="left"/>
+        <w:rPr/>
+      </w:pPr>
+      <w:r>
+        <w:rPr>
+          <w:rStyle w:val="Style10"/>
+        </w:rPr>
         <w:t xml:space="preserve">    </w:t>
       </w:r>
       <w:r>
-        <w:rPr/>
+        <w:rPr>
+          <w:rStyle w:val="Style10"/>
+        </w:rPr>
         <w:t>--default-character-set=utf8mb4 recommend_db -e "source sql/seed.sql"</w:t>
       </w:r>
     </w:p>
@@ -3207,14 +2832,8 @@
         <w:t xml:space="preserve">命令行提示 </w:t>
       </w:r>
       <w:r>
-        <w:rPr>
-          <w:rStyle w:val="Style10"/>
-        </w:rPr>
-        <w:t>Access denied</w:t>
-      </w:r>
-      <w:r>
-        <w:rPr/>
-        <w:t xml:space="preserve"> </w:t>
+        <w:rPr/>
+        <w:t xml:space="preserve">`Access denied` </w:t>
       </w:r>
       <w:r>
         <w:rPr/>
@@ -3234,29 +2853,11 @@
       </w:r>
       <w:r>
         <w:rPr/>
-        <w:t>面板能连上库，</w:t>
-      </w:r>
-    </w:p>
-    <w:p>
-      <w:pPr>
-        <w:pStyle w:val="Style18"/>
-        <w:bidi w:val="0"/>
-        <w:jc w:val="left"/>
-        <w:rPr/>
-      </w:pPr>
-      <w:r>
-        <w:rPr/>
-        <w:t xml:space="preserve">直接对 </w:t>
-      </w:r>
-      <w:r>
-        <w:rPr>
-          <w:rStyle w:val="Style10"/>
-        </w:rPr>
-        <w:t>recommend_db</w:t>
-      </w:r>
-      <w:r>
-        <w:rPr/>
-        <w:t xml:space="preserve"> </w:t>
+        <w:t xml:space="preserve">面板能连上库， 直接对 </w:t>
+      </w:r>
+      <w:r>
+        <w:rPr/>
+        <w:t xml:space="preserve">`recommend_db` </w:t>
       </w:r>
       <w:r>
         <w:rPr/>
@@ -3271,14 +2872,8 @@
         <w:t xml:space="preserve">」选 </w:t>
       </w:r>
       <w:r>
-        <w:rPr>
-          <w:rStyle w:val="Style10"/>
-        </w:rPr>
-        <w:t>sql/seed.sql</w:t>
-      </w:r>
-      <w:r>
-        <w:rPr/>
-        <w:t xml:space="preserve"> </w:t>
+        <w:rPr/>
+        <w:t xml:space="preserve">`sql/seed.sql` </w:t>
       </w:r>
       <w:r>
         <w:rPr/>
@@ -3289,6 +2884,7 @@
       <w:pPr>
         <w:pStyle w:val="BodyText"/>
         <w:bidi w:val="0"/>
+        <w:jc w:val="left"/>
         <w:rPr/>
       </w:pPr>
       <w:r>
@@ -3296,14 +2892,8 @@
         <w:t>注意：</w:t>
       </w:r>
       <w:r>
-        <w:rPr>
-          <w:rStyle w:val="Style10"/>
-        </w:rPr>
-        <w:t>seed.sql</w:t>
-      </w:r>
-      <w:r>
-        <w:rPr/>
-        <w:t xml:space="preserve"> </w:t>
+        <w:rPr/>
+        <w:t xml:space="preserve">`seed.sql` </w:t>
       </w:r>
       <w:r>
         <w:rPr/>
@@ -3336,10 +2926,8 @@
         <w:t xml:space="preserve">执行脚本」，命令行用 </w:t>
       </w:r>
       <w:r>
-        <w:rPr>
-          <w:rStyle w:val="Style10"/>
-        </w:rPr>
-        <w:t>source</w:t>
+        <w:rPr/>
+        <w:t>`source`</w:t>
       </w:r>
       <w:r>
         <w:rPr/>
@@ -3350,6 +2938,7 @@
       <w:pPr>
         <w:pStyle w:val="BodyText"/>
         <w:bidi w:val="0"/>
+        <w:jc w:val="left"/>
         <w:rPr/>
       </w:pPr>
       <w:r>
@@ -3365,10 +2954,8 @@
         <w:t xml:space="preserve">行自检结果，正常应为 </w:t>
       </w:r>
       <w:r>
-        <w:rPr>
-          <w:rStyle w:val="Style10"/>
-        </w:rPr>
-        <w:t>category 40 / user 201 / product 500 / behavior 5000 / orders 800 / order_item ~1600 / review 600 / cart 3</w:t>
+        <w:rPr/>
+        <w:t>`category 40 / user 201 / product 500 / behavior 5000 / orders 800 / order_item ~1600 / review 600 / cart 3`</w:t>
       </w:r>
       <w:r>
         <w:rPr/>
@@ -3379,6 +2966,7 @@
       <w:pPr>
         <w:pStyle w:val="BodyText"/>
         <w:bidi w:val="0"/>
+        <w:jc w:val="left"/>
         <w:rPr/>
       </w:pPr>
       <w:r>
@@ -3420,7 +3008,9 @@
         <w:rPr/>
       </w:pPr>
       <w:r>
-        <w:rPr/>
+        <w:rPr>
+          <w:rStyle w:val="Style10"/>
+        </w:rPr>
         <w:t>cd recommend-server</w:t>
       </w:r>
     </w:p>
@@ -3432,7 +3022,9 @@
         <w:rPr/>
       </w:pPr>
       <w:r>
-        <w:rPr/>
+        <w:rPr>
+          <w:rStyle w:val="Style10"/>
+        </w:rPr>
         <w:t>$env:JAVA_HOME = 'D:\java17'</w:t>
       </w:r>
     </w:p>
@@ -3444,15 +3036,21 @@
         <w:rPr/>
       </w:pPr>
       <w:r>
-        <w:rPr/>
+        <w:rPr>
+          <w:rStyle w:val="Style10"/>
+        </w:rPr>
         <w:t>$env:DB_PASSWORD = '</w:t>
       </w:r>
       <w:r>
-        <w:rPr/>
+        <w:rPr>
+          <w:rStyle w:val="Style10"/>
+        </w:rPr>
         <w:t>你的数据库口令</w:t>
       </w:r>
       <w:r>
-        <w:rPr/>
+        <w:rPr>
+          <w:rStyle w:val="Style10"/>
+        </w:rPr>
         <w:t>'</w:t>
       </w:r>
     </w:p>
@@ -3464,51 +3062,75 @@
         <w:rPr/>
       </w:pPr>
       <w:r>
-        <w:rPr/>
+        <w:rPr>
+          <w:rStyle w:val="Style10"/>
+        </w:rPr>
         <w:t xml:space="preserve">.\mvnw.cmd exec:java "-Dexec.args=--reset"          # </w:t>
       </w:r>
       <w:r>
-        <w:rPr/>
+        <w:rPr>
+          <w:rStyle w:val="Style10"/>
+        </w:rPr>
         <w:t xml:space="preserve">默认 </w:t>
       </w:r>
       <w:r>
-        <w:rPr/>
+        <w:rPr>
+          <w:rStyle w:val="Style10"/>
+        </w:rPr>
         <w:t xml:space="preserve">200 </w:t>
       </w:r>
       <w:r>
-        <w:rPr/>
+        <w:rPr>
+          <w:rStyle w:val="Style10"/>
+        </w:rPr>
         <w:t xml:space="preserve">用户 </w:t>
       </w:r>
       <w:r>
-        <w:rPr/>
+        <w:rPr>
+          <w:rStyle w:val="Style10"/>
+        </w:rPr>
         <w:t xml:space="preserve">/ 500 </w:t>
       </w:r>
       <w:r>
-        <w:rPr/>
+        <w:rPr>
+          <w:rStyle w:val="Style10"/>
+        </w:rPr>
         <w:t xml:space="preserve">商品 </w:t>
       </w:r>
       <w:r>
-        <w:rPr/>
+        <w:rPr>
+          <w:rStyle w:val="Style10"/>
+        </w:rPr>
         <w:t xml:space="preserve">/ 5000 </w:t>
       </w:r>
       <w:r>
-        <w:rPr/>
+        <w:rPr>
+          <w:rStyle w:val="Style10"/>
+        </w:rPr>
         <w:t xml:space="preserve">行为 </w:t>
       </w:r>
       <w:r>
-        <w:rPr/>
+        <w:rPr>
+          <w:rStyle w:val="Style10"/>
+        </w:rPr>
         <w:t xml:space="preserve">/ 800 </w:t>
       </w:r>
       <w:r>
-        <w:rPr/>
+        <w:rPr>
+          <w:rStyle w:val="Style10"/>
+        </w:rPr>
         <w:t xml:space="preserve">单 </w:t>
       </w:r>
       <w:r>
-        <w:rPr/>
+        <w:rPr>
+          <w:rStyle w:val="Style10"/>
+        </w:rPr>
         <w:t xml:space="preserve">/ 600 </w:t>
       </w:r>
       <w:r>
-        <w:rPr/>
+        <w:rPr>
+          <w:rStyle w:val="Style10"/>
+        </w:rPr>
         <w:t>评价</w:t>
       </w:r>
     </w:p>
@@ -3516,11 +3138,14 @@
       <w:pPr>
         <w:pStyle w:val="Style17"/>
         <w:bidi w:val="0"/>
-        <w:jc w:val="left"/>
-        <w:rPr/>
-      </w:pPr>
-      <w:r>
-        <w:rPr/>
+        <w:spacing w:before="0" w:after="283"/>
+        <w:jc w:val="left"/>
+        <w:rPr/>
+      </w:pPr>
+      <w:r>
+        <w:rPr>
+          <w:rStyle w:val="Style10"/>
+        </w:rPr>
         <w:t>.\mvnw.cmd exec:java "-Dexec.args=--reset --users=50 --products=100"</w:t>
       </w:r>
     </w:p>
@@ -3528,6 +3153,7 @@
       <w:pPr>
         <w:pStyle w:val="BodyText"/>
         <w:bidi w:val="0"/>
+        <w:jc w:val="left"/>
         <w:rPr/>
       </w:pPr>
       <w:r>
@@ -3571,44 +3197,38 @@
     </w:p>
     <w:tbl>
       <w:tblPr>
-        <w:tblW w:w="5000" w:type="pct"/>
-        <w:jc w:val="left"/>
-        <w:tblInd w:w="45" w:type="dxa"/>
+        <w:tblW w:w="4713" w:type="dxa"/>
+        <w:jc w:val="left"/>
+        <w:tblInd w:w="28" w:type="dxa"/>
         <w:tblLayout w:type="fixed"/>
         <w:tblCellMar>
-          <w:top w:w="45" w:type="dxa"/>
-          <w:left w:w="45" w:type="dxa"/>
-          <w:bottom w:w="45" w:type="dxa"/>
-          <w:right w:w="45" w:type="dxa"/>
+          <w:top w:w="28" w:type="dxa"/>
+          <w:left w:w="28" w:type="dxa"/>
+          <w:bottom w:w="28" w:type="dxa"/>
+          <w:right w:w="28" w:type="dxa"/>
         </w:tblCellMar>
       </w:tblPr>
       <w:tblGrid>
-        <w:gridCol w:w="2118"/>
-        <w:gridCol w:w="3055"/>
-        <w:gridCol w:w="3430"/>
-        <w:gridCol w:w="2735"/>
+        <w:gridCol w:w="937"/>
+        <w:gridCol w:w="998"/>
+        <w:gridCol w:w="1199"/>
+        <w:gridCol w:w="1579"/>
       </w:tblGrid>
       <w:tr>
-        <w:trPr>
-          <w:tblHeader w:val="true"/>
-        </w:trPr>
-        <w:tc>
-          <w:tcPr>
-            <w:tcW w:w="2118" w:type="dxa"/>
-            <w:tcBorders>
-              <w:top w:val="single" w:sz="6" w:space="0" w:color="808080"/>
-              <w:left w:val="single" w:sz="6" w:space="0" w:color="808080"/>
-              <w:bottom w:val="single" w:sz="2" w:space="0" w:color="808080"/>
-              <w:right w:val="single" w:sz="6" w:space="0" w:color="808080"/>
-            </w:tcBorders>
-            <w:shd w:fill="DCE6F1" w:val="clear"/>
+        <w:trPr/>
+        <w:tc>
+          <w:tcPr>
+            <w:tcW w:w="937" w:type="dxa"/>
+            <w:tcBorders/>
+            <w:vAlign w:val="center"/>
           </w:tcPr>
           <w:p>
             <w:pPr>
               <w:pStyle w:val="Style19"/>
-              <w:bidi w:val="0"/>
-              <w:spacing w:before="0" w:after="120"/>
-              <w:ind w:hanging="0" w:left="0" w:right="0"/>
+              <w:suppressLineNumbers/>
+              <w:shd w:fill="EEF1F4" w:val="clear"/>
+              <w:bidi w:val="0"/>
+              <w:spacing w:before="0" w:after="283"/>
               <w:jc w:val="left"/>
               <w:rPr/>
             </w:pPr>
@@ -3620,21 +3240,17 @@
         </w:tc>
         <w:tc>
           <w:tcPr>
-            <w:tcW w:w="3055" w:type="dxa"/>
-            <w:tcBorders>
-              <w:top w:val="single" w:sz="6" w:space="0" w:color="808080"/>
-              <w:left w:val="single" w:sz="2" w:space="0" w:color="808080"/>
-              <w:bottom w:val="single" w:sz="2" w:space="0" w:color="808080"/>
-              <w:right w:val="single" w:sz="6" w:space="0" w:color="808080"/>
-            </w:tcBorders>
-            <w:shd w:fill="DCE6F1" w:val="clear"/>
+            <w:tcW w:w="998" w:type="dxa"/>
+            <w:tcBorders/>
+            <w:vAlign w:val="center"/>
           </w:tcPr>
           <w:p>
             <w:pPr>
               <w:pStyle w:val="Style19"/>
-              <w:bidi w:val="0"/>
-              <w:spacing w:before="0" w:after="120"/>
-              <w:ind w:hanging="0" w:left="0" w:right="0"/>
+              <w:suppressLineNumbers/>
+              <w:shd w:fill="EEF1F4" w:val="clear"/>
+              <w:bidi w:val="0"/>
+              <w:spacing w:before="0" w:after="283"/>
               <w:jc w:val="left"/>
               <w:rPr/>
             </w:pPr>
@@ -3646,21 +3262,17 @@
         </w:tc>
         <w:tc>
           <w:tcPr>
-            <w:tcW w:w="3430" w:type="dxa"/>
-            <w:tcBorders>
-              <w:top w:val="single" w:sz="6" w:space="0" w:color="808080"/>
-              <w:left w:val="single" w:sz="2" w:space="0" w:color="808080"/>
-              <w:bottom w:val="single" w:sz="2" w:space="0" w:color="808080"/>
-              <w:right w:val="single" w:sz="6" w:space="0" w:color="808080"/>
-            </w:tcBorders>
-            <w:shd w:fill="DCE6F1" w:val="clear"/>
+            <w:tcW w:w="1199" w:type="dxa"/>
+            <w:tcBorders/>
+            <w:vAlign w:val="center"/>
           </w:tcPr>
           <w:p>
             <w:pPr>
               <w:pStyle w:val="Style19"/>
-              <w:bidi w:val="0"/>
-              <w:spacing w:before="0" w:after="120"/>
-              <w:ind w:hanging="0" w:left="0" w:right="0"/>
+              <w:suppressLineNumbers/>
+              <w:shd w:fill="EEF1F4" w:val="clear"/>
+              <w:bidi w:val="0"/>
+              <w:spacing w:before="0" w:after="283"/>
               <w:jc w:val="left"/>
               <w:rPr/>
             </w:pPr>
@@ -3672,21 +3284,17 @@
         </w:tc>
         <w:tc>
           <w:tcPr>
-            <w:tcW w:w="2735" w:type="dxa"/>
-            <w:tcBorders>
-              <w:top w:val="single" w:sz="6" w:space="0" w:color="808080"/>
-              <w:left w:val="single" w:sz="2" w:space="0" w:color="808080"/>
-              <w:bottom w:val="single" w:sz="2" w:space="0" w:color="808080"/>
-              <w:right w:val="single" w:sz="6" w:space="0" w:color="808080"/>
-            </w:tcBorders>
-            <w:shd w:fill="DCE6F1" w:val="clear"/>
+            <w:tcW w:w="1579" w:type="dxa"/>
+            <w:tcBorders/>
+            <w:vAlign w:val="center"/>
           </w:tcPr>
           <w:p>
             <w:pPr>
               <w:pStyle w:val="Style19"/>
-              <w:bidi w:val="0"/>
-              <w:spacing w:before="0" w:after="120"/>
-              <w:ind w:hanging="0" w:left="0" w:right="0"/>
+              <w:suppressLineNumbers/>
+              <w:shd w:fill="EEF1F4" w:val="clear"/>
+              <w:bidi w:val="0"/>
+              <w:spacing w:before="0" w:after="283"/>
               <w:jc w:val="left"/>
               <w:rPr/>
             </w:pPr>
@@ -3701,19 +3309,15 @@
         <w:trPr/>
         <w:tc>
           <w:tcPr>
-            <w:tcW w:w="2118" w:type="dxa"/>
-            <w:tcBorders>
-              <w:left w:val="single" w:sz="6" w:space="0" w:color="808080"/>
-              <w:bottom w:val="single" w:sz="2" w:space="0" w:color="808080"/>
-              <w:right w:val="single" w:sz="6" w:space="0" w:color="808080"/>
-            </w:tcBorders>
-          </w:tcPr>
-          <w:p>
-            <w:pPr>
-              <w:pStyle w:val="Style14"/>
-              <w:bidi w:val="0"/>
-              <w:spacing w:before="0" w:after="120"/>
-              <w:ind w:hanging="0" w:left="0" w:right="0"/>
+            <w:tcW w:w="937" w:type="dxa"/>
+            <w:tcBorders/>
+            <w:vAlign w:val="center"/>
+          </w:tcPr>
+          <w:p>
+            <w:pPr>
+              <w:pStyle w:val="Style14"/>
+              <w:bidi w:val="0"/>
+              <w:spacing w:before="0" w:after="283"/>
               <w:jc w:val="left"/>
               <w:rPr/>
             </w:pPr>
@@ -3725,71 +3329,55 @@
         </w:tc>
         <w:tc>
           <w:tcPr>
-            <w:tcW w:w="3055" w:type="dxa"/>
-            <w:tcBorders>
-              <w:left w:val="single" w:sz="2" w:space="0" w:color="808080"/>
-              <w:bottom w:val="single" w:sz="2" w:space="0" w:color="808080"/>
-              <w:right w:val="single" w:sz="6" w:space="0" w:color="808080"/>
-            </w:tcBorders>
-          </w:tcPr>
-          <w:p>
-            <w:pPr>
-              <w:pStyle w:val="Style14"/>
-              <w:bidi w:val="0"/>
-              <w:spacing w:before="0" w:after="120"/>
-              <w:ind w:hanging="0" w:left="0" w:right="0"/>
-              <w:jc w:val="left"/>
-              <w:rPr/>
-            </w:pPr>
-            <w:r>
-              <w:rPr>
-                <w:rStyle w:val="Style10"/>
-              </w:rPr>
-              <w:t>admin</w:t>
-            </w:r>
-          </w:p>
-        </w:tc>
-        <w:tc>
-          <w:tcPr>
-            <w:tcW w:w="3430" w:type="dxa"/>
-            <w:tcBorders>
-              <w:left w:val="single" w:sz="2" w:space="0" w:color="808080"/>
-              <w:bottom w:val="single" w:sz="2" w:space="0" w:color="808080"/>
-              <w:right w:val="single" w:sz="6" w:space="0" w:color="808080"/>
-            </w:tcBorders>
-          </w:tcPr>
-          <w:p>
-            <w:pPr>
-              <w:pStyle w:val="Style14"/>
-              <w:bidi w:val="0"/>
-              <w:spacing w:before="0" w:after="120"/>
-              <w:ind w:hanging="0" w:left="0" w:right="0"/>
-              <w:jc w:val="left"/>
-              <w:rPr/>
-            </w:pPr>
-            <w:r>
-              <w:rPr>
-                <w:rStyle w:val="Style10"/>
-              </w:rPr>
-              <w:t>admin123</w:t>
-            </w:r>
-          </w:p>
-        </w:tc>
-        <w:tc>
-          <w:tcPr>
-            <w:tcW w:w="2735" w:type="dxa"/>
-            <w:tcBorders>
-              <w:left w:val="single" w:sz="2" w:space="0" w:color="808080"/>
-              <w:bottom w:val="single" w:sz="2" w:space="0" w:color="808080"/>
-              <w:right w:val="single" w:sz="6" w:space="0" w:color="808080"/>
-            </w:tcBorders>
-          </w:tcPr>
-          <w:p>
-            <w:pPr>
-              <w:pStyle w:val="Style14"/>
-              <w:bidi w:val="0"/>
-              <w:spacing w:before="0" w:after="120"/>
-              <w:ind w:hanging="0" w:left="0" w:right="0"/>
+            <w:tcW w:w="998" w:type="dxa"/>
+            <w:tcBorders/>
+            <w:vAlign w:val="center"/>
+          </w:tcPr>
+          <w:p>
+            <w:pPr>
+              <w:pStyle w:val="Style14"/>
+              <w:bidi w:val="0"/>
+              <w:spacing w:before="0" w:after="283"/>
+              <w:jc w:val="left"/>
+              <w:rPr/>
+            </w:pPr>
+            <w:r>
+              <w:rPr/>
+              <w:t>`admin`</w:t>
+            </w:r>
+          </w:p>
+        </w:tc>
+        <w:tc>
+          <w:tcPr>
+            <w:tcW w:w="1199" w:type="dxa"/>
+            <w:tcBorders/>
+            <w:vAlign w:val="center"/>
+          </w:tcPr>
+          <w:p>
+            <w:pPr>
+              <w:pStyle w:val="Style14"/>
+              <w:bidi w:val="0"/>
+              <w:spacing w:before="0" w:after="283"/>
+              <w:jc w:val="left"/>
+              <w:rPr/>
+            </w:pPr>
+            <w:r>
+              <w:rPr/>
+              <w:t>`admin123`</w:t>
+            </w:r>
+          </w:p>
+        </w:tc>
+        <w:tc>
+          <w:tcPr>
+            <w:tcW w:w="1579" w:type="dxa"/>
+            <w:tcBorders/>
+            <w:vAlign w:val="center"/>
+          </w:tcPr>
+          <w:p>
+            <w:pPr>
+              <w:pStyle w:val="Style14"/>
+              <w:bidi w:val="0"/>
+              <w:spacing w:before="0" w:after="283"/>
               <w:jc w:val="left"/>
               <w:rPr/>
             </w:pPr>
@@ -3798,10 +3386,8 @@
               <w:t xml:space="preserve">后台 </w:t>
             </w:r>
             <w:r>
-              <w:rPr>
-                <w:rStyle w:val="Style10"/>
-              </w:rPr>
-              <w:t>/admin</w:t>
+              <w:rPr/>
+              <w:t>`/admin`</w:t>
             </w:r>
           </w:p>
         </w:tc>
@@ -3810,19 +3396,15 @@
         <w:trPr/>
         <w:tc>
           <w:tcPr>
-            <w:tcW w:w="2118" w:type="dxa"/>
-            <w:tcBorders>
-              <w:left w:val="single" w:sz="6" w:space="0" w:color="808080"/>
-              <w:bottom w:val="single" w:sz="6" w:space="0" w:color="808080"/>
-              <w:right w:val="single" w:sz="6" w:space="0" w:color="808080"/>
-            </w:tcBorders>
-          </w:tcPr>
-          <w:p>
-            <w:pPr>
-              <w:pStyle w:val="Style14"/>
-              <w:bidi w:val="0"/>
-              <w:spacing w:before="0" w:after="120"/>
-              <w:ind w:hanging="0" w:left="0" w:right="0"/>
+            <w:tcW w:w="937" w:type="dxa"/>
+            <w:tcBorders/>
+            <w:vAlign w:val="center"/>
+          </w:tcPr>
+          <w:p>
+            <w:pPr>
+              <w:pStyle w:val="Style14"/>
+              <w:bidi w:val="0"/>
+              <w:spacing w:before="0" w:after="283"/>
               <w:jc w:val="left"/>
               <w:rPr/>
             </w:pPr>
@@ -3834,70 +3416,55 @@
         </w:tc>
         <w:tc>
           <w:tcPr>
-            <w:tcW w:w="3055" w:type="dxa"/>
-            <w:tcBorders>
-              <w:left w:val="single" w:sz="2" w:space="0" w:color="808080"/>
-              <w:bottom w:val="single" w:sz="6" w:space="0" w:color="808080"/>
-              <w:right w:val="single" w:sz="6" w:space="0" w:color="808080"/>
-            </w:tcBorders>
-          </w:tcPr>
-          <w:p>
-            <w:pPr>
-              <w:pStyle w:val="Style14"/>
-              <w:bidi w:val="0"/>
-              <w:spacing w:before="0" w:after="120"/>
-              <w:ind w:hanging="0" w:left="0" w:right="0"/>
-              <w:jc w:val="left"/>
-              <w:rPr/>
-            </w:pPr>
-            <w:r>
-              <w:rPr>
-                <w:rStyle w:val="Style10"/>
-              </w:rPr>
-              <w:t>user001</w:t>
-            </w:r>
-          </w:p>
-        </w:tc>
-        <w:tc>
-          <w:tcPr>
-            <w:tcW w:w="3430" w:type="dxa"/>
-            <w:tcBorders>
-              <w:left w:val="single" w:sz="2" w:space="0" w:color="808080"/>
-              <w:bottom w:val="single" w:sz="6" w:space="0" w:color="808080"/>
-              <w:right w:val="single" w:sz="6" w:space="0" w:color="808080"/>
-            </w:tcBorders>
-          </w:tcPr>
-          <w:p>
-            <w:pPr>
-              <w:pStyle w:val="Style14"/>
-              <w:bidi w:val="0"/>
-              <w:spacing w:before="0" w:after="120"/>
-              <w:ind w:hanging="0" w:left="0" w:right="0"/>
-              <w:jc w:val="left"/>
-              <w:rPr/>
-            </w:pPr>
-            <w:r>
-              <w:rPr>
-                <w:rStyle w:val="Style10"/>
-              </w:rPr>
-              <w:t>123456</w:t>
-            </w:r>
-          </w:p>
-        </w:tc>
-        <w:tc>
-          <w:tcPr>
-            <w:tcW w:w="2735" w:type="dxa"/>
-            <w:tcBorders>
-              <w:left w:val="single" w:sz="2" w:space="0" w:color="808080"/>
-              <w:bottom w:val="single" w:sz="6" w:space="0" w:color="808080"/>
-              <w:right w:val="single" w:sz="6" w:space="0" w:color="808080"/>
-            </w:tcBorders>
-          </w:tcPr>
-          <w:p>
-            <w:pPr>
-              <w:pStyle w:val="Style14"/>
-              <w:bidi w:val="0"/>
-              <w:spacing w:before="0" w:after="120"/>
+            <w:tcW w:w="998" w:type="dxa"/>
+            <w:tcBorders/>
+            <w:vAlign w:val="center"/>
+          </w:tcPr>
+          <w:p>
+            <w:pPr>
+              <w:pStyle w:val="Style14"/>
+              <w:bidi w:val="0"/>
+              <w:spacing w:before="0" w:after="283"/>
+              <w:jc w:val="left"/>
+              <w:rPr/>
+            </w:pPr>
+            <w:r>
+              <w:rPr/>
+              <w:t>`user001`</w:t>
+            </w:r>
+          </w:p>
+        </w:tc>
+        <w:tc>
+          <w:tcPr>
+            <w:tcW w:w="1199" w:type="dxa"/>
+            <w:tcBorders/>
+            <w:vAlign w:val="center"/>
+          </w:tcPr>
+          <w:p>
+            <w:pPr>
+              <w:pStyle w:val="Style14"/>
+              <w:bidi w:val="0"/>
+              <w:spacing w:before="0" w:after="283"/>
+              <w:jc w:val="left"/>
+              <w:rPr/>
+            </w:pPr>
+            <w:r>
+              <w:rPr/>
+              <w:t>`123456`</w:t>
+            </w:r>
+          </w:p>
+        </w:tc>
+        <w:tc>
+          <w:tcPr>
+            <w:tcW w:w="1579" w:type="dxa"/>
+            <w:tcBorders/>
+            <w:vAlign w:val="center"/>
+          </w:tcPr>
+          <w:p>
+            <w:pPr>
+              <w:pStyle w:val="Style14"/>
+              <w:bidi w:val="0"/>
+              <w:spacing w:before="0" w:after="283"/>
               <w:jc w:val="left"/>
               <w:rPr/>
             </w:pPr>
@@ -3913,6 +3480,7 @@
       <w:pPr>
         <w:pStyle w:val="BodyText"/>
         <w:bidi w:val="0"/>
+        <w:jc w:val="left"/>
         <w:rPr/>
       </w:pPr>
       <w:r>
@@ -3928,14 +3496,8 @@
         <w:t xml:space="preserve">哈希存储，登录时由 </w:t>
       </w:r>
       <w:r>
-        <w:rPr>
-          <w:rStyle w:val="Style10"/>
-        </w:rPr>
-        <w:t>BCryptPasswordEncoder</w:t>
-      </w:r>
-      <w:r>
-        <w:rPr/>
-        <w:t xml:space="preserve"> </w:t>
+        <w:rPr/>
+        <w:t xml:space="preserve">`BCryptPasswordEncoder` </w:t>
       </w:r>
       <w:r>
         <w:rPr/>
@@ -3993,23 +3555,33 @@
         <w:rPr/>
       </w:pPr>
       <w:r>
-        <w:rPr/>
+        <w:rPr>
+          <w:rStyle w:val="Style10"/>
+        </w:rPr>
         <w:t>cd D:\</w:t>
       </w:r>
       <w:r>
-        <w:rPr/>
+        <w:rPr>
+          <w:rStyle w:val="Style10"/>
+        </w:rPr>
         <w:t>桌面</w:t>
       </w:r>
       <w:r>
-        <w:rPr/>
+        <w:rPr>
+          <w:rStyle w:val="Style10"/>
+        </w:rPr>
         <w:t>\</w:t>
       </w:r>
       <w:r>
-        <w:rPr/>
+        <w:rPr>
+          <w:rStyle w:val="Style10"/>
+        </w:rPr>
         <w:t>商品推荐系统</w:t>
       </w:r>
       <w:r>
-        <w:rPr/>
+        <w:rPr>
+          <w:rStyle w:val="Style10"/>
+        </w:rPr>
         <w:t>\recommend-server</w:t>
       </w:r>
     </w:p>
@@ -4021,7 +3593,9 @@
         <w:rPr/>
       </w:pPr>
       <w:r>
-        <w:rPr/>
+        <w:rPr>
+          <w:rStyle w:val="Style10"/>
+        </w:rPr>
         <w:t>$env:JAVA_HOME    = 'D:\java17'</w:t>
       </w:r>
     </w:p>
@@ -4033,15 +3607,21 @@
         <w:rPr/>
       </w:pPr>
       <w:r>
-        <w:rPr/>
+        <w:rPr>
+          <w:rStyle w:val="Style10"/>
+        </w:rPr>
         <w:t>$env:DB_PASSWORD  = '</w:t>
       </w:r>
       <w:r>
-        <w:rPr/>
+        <w:rPr>
+          <w:rStyle w:val="Style10"/>
+        </w:rPr>
         <w:t>你的数据库口令</w:t>
       </w:r>
       <w:r>
-        <w:rPr/>
+        <w:rPr>
+          <w:rStyle w:val="Style10"/>
+        </w:rPr>
         <w:t>'</w:t>
       </w:r>
     </w:p>
@@ -4053,7 +3633,9 @@
         <w:rPr/>
       </w:pPr>
       <w:r>
-        <w:rPr/>
+        <w:rPr>
+          <w:rStyle w:val="Style10"/>
+        </w:rPr>
         <w:t>$env:JWT_SECRET   = -join ((1..48) | ForEach-Object { [char](Get-Random -Min 33 -Max 126) })</w:t>
       </w:r>
     </w:p>
@@ -4061,11 +3643,14 @@
       <w:pPr>
         <w:pStyle w:val="Style17"/>
         <w:bidi w:val="0"/>
-        <w:jc w:val="left"/>
-        <w:rPr/>
-      </w:pPr>
-      <w:r>
-        <w:rPr/>
+        <w:spacing w:before="0" w:after="283"/>
+        <w:jc w:val="left"/>
+        <w:rPr/>
+      </w:pPr>
+      <w:r>
+        <w:rPr>
+          <w:rStyle w:val="Style10"/>
+        </w:rPr>
         <w:t>.\mvnw.cmd spring-boot:run</w:t>
       </w:r>
     </w:p>
@@ -4101,23 +3686,33 @@
         <w:rPr/>
       </w:pPr>
       <w:r>
-        <w:rPr/>
+        <w:rPr>
+          <w:rStyle w:val="Style10"/>
+        </w:rPr>
         <w:t>cd D:\</w:t>
       </w:r>
       <w:r>
-        <w:rPr/>
+        <w:rPr>
+          <w:rStyle w:val="Style10"/>
+        </w:rPr>
         <w:t>桌面</w:t>
       </w:r>
       <w:r>
-        <w:rPr/>
+        <w:rPr>
+          <w:rStyle w:val="Style10"/>
+        </w:rPr>
         <w:t>\</w:t>
       </w:r>
       <w:r>
-        <w:rPr/>
+        <w:rPr>
+          <w:rStyle w:val="Style10"/>
+        </w:rPr>
         <w:t>商品推荐系统</w:t>
       </w:r>
       <w:r>
-        <w:rPr/>
+        <w:rPr>
+          <w:rStyle w:val="Style10"/>
+        </w:rPr>
         <w:t>\recommend-server</w:t>
       </w:r>
     </w:p>
@@ -4129,7 +3724,9 @@
         <w:rPr/>
       </w:pPr>
       <w:r>
-        <w:rPr/>
+        <w:rPr>
+          <w:rStyle w:val="Style10"/>
+        </w:rPr>
         <w:t>$env:JAVA_HOME = 'D:\java17'</w:t>
       </w:r>
     </w:p>
@@ -4141,15 +3738,21 @@
         <w:rPr/>
       </w:pPr>
       <w:r>
-        <w:rPr/>
+        <w:rPr>
+          <w:rStyle w:val="Style10"/>
+        </w:rPr>
         <w:t xml:space="preserve">.\mvnw.cmd -B clean package          # </w:t>
       </w:r>
       <w:r>
-        <w:rPr/>
+        <w:rPr>
+          <w:rStyle w:val="Style10"/>
+        </w:rPr>
         <w:t xml:space="preserve">产出 </w:t>
       </w:r>
       <w:r>
-        <w:rPr/>
+        <w:rPr>
+          <w:rStyle w:val="Style10"/>
+        </w:rPr>
         <w:t>target/recommend-server-1.0.0.jar</w:t>
       </w:r>
     </w:p>
@@ -4172,15 +3775,21 @@
         <w:rPr/>
       </w:pPr>
       <w:r>
-        <w:rPr/>
+        <w:rPr>
+          <w:rStyle w:val="Style10"/>
+        </w:rPr>
         <w:t>$env:DB_PASSWORD = '</w:t>
       </w:r>
       <w:r>
-        <w:rPr/>
+        <w:rPr>
+          <w:rStyle w:val="Style10"/>
+        </w:rPr>
         <w:t>你的数据库口令</w:t>
       </w:r>
       <w:r>
-        <w:rPr/>
+        <w:rPr>
+          <w:rStyle w:val="Style10"/>
+        </w:rPr>
         <w:t>'</w:t>
       </w:r>
     </w:p>
@@ -4192,7 +3801,9 @@
         <w:rPr/>
       </w:pPr>
       <w:r>
-        <w:rPr/>
+        <w:rPr>
+          <w:rStyle w:val="Style10"/>
+        </w:rPr>
         <w:t>$env:JWT_SECRET  = -join ((1..48) | ForEach-Object { [char](Get-Random -Min 33 -Max 126) })</w:t>
       </w:r>
     </w:p>
@@ -4200,11 +3811,14 @@
       <w:pPr>
         <w:pStyle w:val="Style17"/>
         <w:bidi w:val="0"/>
-        <w:jc w:val="left"/>
-        <w:rPr/>
-      </w:pPr>
-      <w:r>
-        <w:rPr/>
+        <w:spacing w:before="0" w:after="283"/>
+        <w:jc w:val="left"/>
+        <w:rPr/>
+      </w:pPr>
+      <w:r>
+        <w:rPr>
+          <w:rStyle w:val="Style10"/>
+        </w:rPr>
         <w:t>java -jar target\recommend-server-1.0.0.jar --server.port=8080</w:t>
       </w:r>
     </w:p>
@@ -4212,6 +3826,7 @@
       <w:pPr>
         <w:pStyle w:val="BodyText"/>
         <w:bidi w:val="0"/>
+        <w:jc w:val="left"/>
         <w:rPr/>
       </w:pPr>
       <w:r>
@@ -4239,7 +3854,9 @@
         <w:rPr/>
       </w:pPr>
       <w:r>
-        <w:rPr/>
+        <w:rPr>
+          <w:rStyle w:val="Style10"/>
+        </w:rPr>
         <w:t>[Unit]</w:t>
       </w:r>
     </w:p>
@@ -4251,7 +3868,9 @@
         <w:rPr/>
       </w:pPr>
       <w:r>
-        <w:rPr/>
+        <w:rPr>
+          <w:rStyle w:val="Style10"/>
+        </w:rPr>
         <w:t>Description=recommend-server</w:t>
       </w:r>
     </w:p>
@@ -4263,7 +3882,9 @@
         <w:rPr/>
       </w:pPr>
       <w:r>
-        <w:rPr/>
+        <w:rPr>
+          <w:rStyle w:val="Style10"/>
+        </w:rPr>
         <w:t>After=network.target mysql.service</w:t>
       </w:r>
     </w:p>
@@ -4286,7 +3907,9 @@
         <w:rPr/>
       </w:pPr>
       <w:r>
-        <w:rPr/>
+        <w:rPr>
+          <w:rStyle w:val="Style10"/>
+        </w:rPr>
         <w:t>[Service]</w:t>
       </w:r>
     </w:p>
@@ -4298,7 +3921,9 @@
         <w:rPr/>
       </w:pPr>
       <w:r>
-        <w:rPr/>
+        <w:rPr>
+          <w:rStyle w:val="Style10"/>
+        </w:rPr>
         <w:t>User=app</w:t>
       </w:r>
     </w:p>
@@ -4310,7 +3935,9 @@
         <w:rPr/>
       </w:pPr>
       <w:r>
-        <w:rPr/>
+        <w:rPr>
+          <w:rStyle w:val="Style10"/>
+        </w:rPr>
         <w:t>WorkingDirectory=/opt/recommend</w:t>
       </w:r>
     </w:p>
@@ -4322,7 +3949,9 @@
         <w:rPr/>
       </w:pPr>
       <w:r>
-        <w:rPr/>
+        <w:rPr>
+          <w:rStyle w:val="Style10"/>
+        </w:rPr>
         <w:t>Environment=DB_HOST=127.0.0.1</w:t>
       </w:r>
     </w:p>
@@ -4334,7 +3963,9 @@
         <w:rPr/>
       </w:pPr>
       <w:r>
-        <w:rPr/>
+        <w:rPr>
+          <w:rStyle w:val="Style10"/>
+        </w:rPr>
         <w:t>Environment=DB_NAME=recommend_db</w:t>
       </w:r>
     </w:p>
@@ -4346,7 +3977,9 @@
         <w:rPr/>
       </w:pPr>
       <w:r>
-        <w:rPr/>
+        <w:rPr>
+          <w:rStyle w:val="Style10"/>
+        </w:rPr>
         <w:t>Environment=DB_USERNAME=recommend</w:t>
       </w:r>
     </w:p>
@@ -4358,15 +3991,21 @@
         <w:rPr/>
       </w:pPr>
       <w:r>
-        <w:rPr/>
+        <w:rPr>
+          <w:rStyle w:val="Style10"/>
+        </w:rPr>
         <w:t>Environment=DB_PASSWORD=__</w:t>
       </w:r>
       <w:r>
-        <w:rPr/>
+        <w:rPr>
+          <w:rStyle w:val="Style10"/>
+        </w:rPr>
         <w:t>从密钥管理注入</w:t>
       </w:r>
       <w:r>
-        <w:rPr/>
+        <w:rPr>
+          <w:rStyle w:val="Style10"/>
+        </w:rPr>
         <w:t>__</w:t>
       </w:r>
     </w:p>
@@ -4378,15 +4017,21 @@
         <w:rPr/>
       </w:pPr>
       <w:r>
-        <w:rPr/>
+        <w:rPr>
+          <w:rStyle w:val="Style10"/>
+        </w:rPr>
         <w:t>Environment=JWT_SECRET=__</w:t>
       </w:r>
       <w:r>
-        <w:rPr/>
+        <w:rPr>
+          <w:rStyle w:val="Style10"/>
+        </w:rPr>
         <w:t>从密钥管理注入</w:t>
       </w:r>
       <w:r>
-        <w:rPr/>
+        <w:rPr>
+          <w:rStyle w:val="Style10"/>
+        </w:rPr>
         <w:t>__</w:t>
       </w:r>
     </w:p>
@@ -4398,7 +4043,9 @@
         <w:rPr/>
       </w:pPr>
       <w:r>
-        <w:rPr/>
+        <w:rPr>
+          <w:rStyle w:val="Style10"/>
+        </w:rPr>
         <w:t>ExecStart=/usr/bin/java -Xms512m -Xmx1g -jar /opt/recommend/recommend-server-1.0.0.jar</w:t>
       </w:r>
     </w:p>
@@ -4410,7 +4057,9 @@
         <w:rPr/>
       </w:pPr>
       <w:r>
-        <w:rPr/>
+        <w:rPr>
+          <w:rStyle w:val="Style10"/>
+        </w:rPr>
         <w:t>Restart=always</w:t>
       </w:r>
     </w:p>
@@ -4433,7 +4082,9 @@
         <w:rPr/>
       </w:pPr>
       <w:r>
-        <w:rPr/>
+        <w:rPr>
+          <w:rStyle w:val="Style10"/>
+        </w:rPr>
         <w:t>[Install]</w:t>
       </w:r>
     </w:p>
@@ -4441,11 +4092,14 @@
       <w:pPr>
         <w:pStyle w:val="Style17"/>
         <w:bidi w:val="0"/>
-        <w:jc w:val="left"/>
-        <w:rPr/>
-      </w:pPr>
-      <w:r>
-        <w:rPr/>
+        <w:spacing w:before="0" w:after="283"/>
+        <w:jc w:val="left"/>
+        <w:rPr/>
+      </w:pPr>
+      <w:r>
+        <w:rPr>
+          <w:rStyle w:val="Style10"/>
+        </w:rPr>
         <w:t>WantedBy=multi-user.target</w:t>
       </w:r>
     </w:p>
@@ -4467,43 +4121,37 @@
     </w:p>
     <w:tbl>
       <w:tblPr>
-        <w:tblW w:w="5000" w:type="pct"/>
-        <w:jc w:val="left"/>
-        <w:tblInd w:w="45" w:type="dxa"/>
+        <w:tblW w:w="11339" w:type="dxa"/>
+        <w:jc w:val="left"/>
+        <w:tblInd w:w="28" w:type="dxa"/>
         <w:tblLayout w:type="fixed"/>
         <w:tblCellMar>
-          <w:top w:w="45" w:type="dxa"/>
-          <w:left w:w="45" w:type="dxa"/>
-          <w:bottom w:w="45" w:type="dxa"/>
-          <w:right w:w="45" w:type="dxa"/>
+          <w:top w:w="28" w:type="dxa"/>
+          <w:left w:w="28" w:type="dxa"/>
+          <w:bottom w:w="28" w:type="dxa"/>
+          <w:right w:w="28" w:type="dxa"/>
         </w:tblCellMar>
       </w:tblPr>
       <w:tblGrid>
-        <w:gridCol w:w="1860"/>
-        <w:gridCol w:w="5329"/>
-        <w:gridCol w:w="4149"/>
+        <w:gridCol w:w="1071"/>
+        <w:gridCol w:w="6887"/>
+        <w:gridCol w:w="3381"/>
       </w:tblGrid>
       <w:tr>
-        <w:trPr>
-          <w:tblHeader w:val="true"/>
-        </w:trPr>
-        <w:tc>
-          <w:tcPr>
-            <w:tcW w:w="1860" w:type="dxa"/>
-            <w:tcBorders>
-              <w:top w:val="single" w:sz="6" w:space="0" w:color="808080"/>
-              <w:left w:val="single" w:sz="6" w:space="0" w:color="808080"/>
-              <w:bottom w:val="single" w:sz="2" w:space="0" w:color="808080"/>
-              <w:right w:val="single" w:sz="6" w:space="0" w:color="808080"/>
-            </w:tcBorders>
-            <w:shd w:fill="DCE6F1" w:val="clear"/>
+        <w:trPr/>
+        <w:tc>
+          <w:tcPr>
+            <w:tcW w:w="1071" w:type="dxa"/>
+            <w:tcBorders/>
+            <w:vAlign w:val="center"/>
           </w:tcPr>
           <w:p>
             <w:pPr>
               <w:pStyle w:val="Style19"/>
-              <w:bidi w:val="0"/>
-              <w:spacing w:before="0" w:after="120"/>
-              <w:ind w:hanging="0" w:left="0" w:right="0"/>
+              <w:suppressLineNumbers/>
+              <w:shd w:fill="EEF1F4" w:val="clear"/>
+              <w:bidi w:val="0"/>
+              <w:spacing w:before="0" w:after="283"/>
               <w:jc w:val="left"/>
               <w:rPr/>
             </w:pPr>
@@ -4515,21 +4163,17 @@
         </w:tc>
         <w:tc>
           <w:tcPr>
-            <w:tcW w:w="5329" w:type="dxa"/>
-            <w:tcBorders>
-              <w:top w:val="single" w:sz="6" w:space="0" w:color="808080"/>
-              <w:left w:val="single" w:sz="2" w:space="0" w:color="808080"/>
-              <w:bottom w:val="single" w:sz="2" w:space="0" w:color="808080"/>
-              <w:right w:val="single" w:sz="6" w:space="0" w:color="808080"/>
-            </w:tcBorders>
-            <w:shd w:fill="DCE6F1" w:val="clear"/>
+            <w:tcW w:w="6887" w:type="dxa"/>
+            <w:tcBorders/>
+            <w:vAlign w:val="center"/>
           </w:tcPr>
           <w:p>
             <w:pPr>
               <w:pStyle w:val="Style19"/>
-              <w:bidi w:val="0"/>
-              <w:spacing w:before="0" w:after="120"/>
-              <w:ind w:hanging="0" w:left="0" w:right="0"/>
+              <w:suppressLineNumbers/>
+              <w:shd w:fill="EEF1F4" w:val="clear"/>
+              <w:bidi w:val="0"/>
+              <w:spacing w:before="0" w:after="283"/>
               <w:jc w:val="left"/>
               <w:rPr/>
             </w:pPr>
@@ -4541,21 +4185,17 @@
         </w:tc>
         <w:tc>
           <w:tcPr>
-            <w:tcW w:w="4149" w:type="dxa"/>
-            <w:tcBorders>
-              <w:top w:val="single" w:sz="6" w:space="0" w:color="808080"/>
-              <w:left w:val="single" w:sz="2" w:space="0" w:color="808080"/>
-              <w:bottom w:val="single" w:sz="2" w:space="0" w:color="808080"/>
-              <w:right w:val="single" w:sz="6" w:space="0" w:color="808080"/>
-            </w:tcBorders>
-            <w:shd w:fill="DCE6F1" w:val="clear"/>
+            <w:tcW w:w="3381" w:type="dxa"/>
+            <w:tcBorders/>
+            <w:vAlign w:val="center"/>
           </w:tcPr>
           <w:p>
             <w:pPr>
               <w:pStyle w:val="Style19"/>
-              <w:bidi w:val="0"/>
-              <w:spacing w:before="0" w:after="120"/>
-              <w:ind w:hanging="0" w:left="0" w:right="0"/>
+              <w:suppressLineNumbers/>
+              <w:shd w:fill="EEF1F4" w:val="clear"/>
+              <w:bidi w:val="0"/>
+              <w:spacing w:before="0" w:after="283"/>
               <w:jc w:val="left"/>
               <w:rPr/>
             </w:pPr>
@@ -4570,19 +4210,15 @@
         <w:trPr/>
         <w:tc>
           <w:tcPr>
-            <w:tcW w:w="1860" w:type="dxa"/>
-            <w:tcBorders>
-              <w:left w:val="single" w:sz="6" w:space="0" w:color="808080"/>
-              <w:bottom w:val="single" w:sz="2" w:space="0" w:color="808080"/>
-              <w:right w:val="single" w:sz="6" w:space="0" w:color="808080"/>
-            </w:tcBorders>
-          </w:tcPr>
-          <w:p>
-            <w:pPr>
-              <w:pStyle w:val="Style14"/>
-              <w:bidi w:val="0"/>
-              <w:spacing w:before="0" w:after="120"/>
-              <w:ind w:hanging="0" w:left="0" w:right="0"/>
+            <w:tcW w:w="1071" w:type="dxa"/>
+            <w:tcBorders/>
+            <w:vAlign w:val="center"/>
+          </w:tcPr>
+          <w:p>
+            <w:pPr>
+              <w:pStyle w:val="Style14"/>
+              <w:bidi w:val="0"/>
+              <w:spacing w:before="0" w:after="283"/>
               <w:jc w:val="left"/>
               <w:rPr/>
             </w:pPr>
@@ -4594,55 +4230,41 @@
         </w:tc>
         <w:tc>
           <w:tcPr>
-            <w:tcW w:w="5329" w:type="dxa"/>
-            <w:tcBorders>
-              <w:left w:val="single" w:sz="2" w:space="0" w:color="808080"/>
-              <w:bottom w:val="single" w:sz="2" w:space="0" w:color="808080"/>
-              <w:right w:val="single" w:sz="6" w:space="0" w:color="808080"/>
-            </w:tcBorders>
-          </w:tcPr>
-          <w:p>
-            <w:pPr>
-              <w:pStyle w:val="Style14"/>
-              <w:bidi w:val="0"/>
-              <w:spacing w:before="0" w:after="120"/>
-              <w:ind w:hanging="0" w:left="0" w:right="0"/>
-              <w:jc w:val="left"/>
-              <w:rPr/>
-            </w:pPr>
-            <w:r>
-              <w:rPr>
-                <w:rStyle w:val="Style10"/>
-              </w:rPr>
-              <w:t>netstat -ano | findstr :8080</w:t>
-            </w:r>
-          </w:p>
-        </w:tc>
-        <w:tc>
-          <w:tcPr>
-            <w:tcW w:w="4149" w:type="dxa"/>
-            <w:tcBorders>
-              <w:left w:val="single" w:sz="2" w:space="0" w:color="808080"/>
-              <w:bottom w:val="single" w:sz="2" w:space="0" w:color="808080"/>
-              <w:right w:val="single" w:sz="6" w:space="0" w:color="808080"/>
-            </w:tcBorders>
-          </w:tcPr>
-          <w:p>
-            <w:pPr>
-              <w:pStyle w:val="Style14"/>
-              <w:bidi w:val="0"/>
-              <w:spacing w:before="0" w:after="120"/>
-              <w:ind w:hanging="0" w:left="0" w:right="0"/>
-              <w:jc w:val="left"/>
-              <w:rPr/>
-            </w:pPr>
-            <w:r>
-              <w:rPr/>
-              <w:t xml:space="preserve">有 </w:t>
-            </w:r>
-            <w:r>
-              <w:rPr/>
-              <w:t>LISTENING</w:t>
+            <w:tcW w:w="6887" w:type="dxa"/>
+            <w:tcBorders/>
+            <w:vAlign w:val="center"/>
+          </w:tcPr>
+          <w:p>
+            <w:pPr>
+              <w:pStyle w:val="Style14"/>
+              <w:bidi w:val="0"/>
+              <w:spacing w:before="0" w:after="283"/>
+              <w:jc w:val="left"/>
+              <w:rPr/>
+            </w:pPr>
+            <w:r>
+              <w:rPr/>
+              <w:t>`netstat -ano \</w:t>
+            </w:r>
+          </w:p>
+        </w:tc>
+        <w:tc>
+          <w:tcPr>
+            <w:tcW w:w="3381" w:type="dxa"/>
+            <w:tcBorders/>
+            <w:vAlign w:val="center"/>
+          </w:tcPr>
+          <w:p>
+            <w:pPr>
+              <w:pStyle w:val="Style14"/>
+              <w:bidi w:val="0"/>
+              <w:spacing w:before="0" w:after="283"/>
+              <w:jc w:val="left"/>
+              <w:rPr/>
+            </w:pPr>
+            <w:r>
+              <w:rPr/>
+              <w:t>findstr :8080`</w:t>
             </w:r>
           </w:p>
         </w:tc>
@@ -4651,19 +4273,15 @@
         <w:trPr/>
         <w:tc>
           <w:tcPr>
-            <w:tcW w:w="1860" w:type="dxa"/>
-            <w:tcBorders>
-              <w:left w:val="single" w:sz="6" w:space="0" w:color="808080"/>
-              <w:bottom w:val="single" w:sz="2" w:space="0" w:color="808080"/>
-              <w:right w:val="single" w:sz="6" w:space="0" w:color="808080"/>
-            </w:tcBorders>
-          </w:tcPr>
-          <w:p>
-            <w:pPr>
-              <w:pStyle w:val="Style14"/>
-              <w:bidi w:val="0"/>
-              <w:spacing w:before="0" w:after="120"/>
-              <w:ind w:hanging="0" w:left="0" w:right="0"/>
+            <w:tcW w:w="1071" w:type="dxa"/>
+            <w:tcBorders/>
+            <w:vAlign w:val="center"/>
+          </w:tcPr>
+          <w:p>
+            <w:pPr>
+              <w:pStyle w:val="Style14"/>
+              <w:bidi w:val="0"/>
+              <w:spacing w:before="0" w:after="283"/>
               <w:jc w:val="left"/>
               <w:rPr/>
             </w:pPr>
@@ -4675,19 +4293,15 @@
         </w:tc>
         <w:tc>
           <w:tcPr>
-            <w:tcW w:w="5329" w:type="dxa"/>
-            <w:tcBorders>
-              <w:left w:val="single" w:sz="2" w:space="0" w:color="808080"/>
-              <w:bottom w:val="single" w:sz="2" w:space="0" w:color="808080"/>
-              <w:right w:val="single" w:sz="6" w:space="0" w:color="808080"/>
-            </w:tcBorders>
-          </w:tcPr>
-          <w:p>
-            <w:pPr>
-              <w:pStyle w:val="Style14"/>
-              <w:bidi w:val="0"/>
-              <w:spacing w:before="0" w:after="120"/>
-              <w:ind w:hanging="0" w:left="0" w:right="0"/>
+            <w:tcW w:w="6887" w:type="dxa"/>
+            <w:tcBorders/>
+            <w:vAlign w:val="center"/>
+          </w:tcPr>
+          <w:p>
+            <w:pPr>
+              <w:pStyle w:val="Style14"/>
+              <w:bidi w:val="0"/>
+              <w:spacing w:before="0" w:after="283"/>
               <w:jc w:val="left"/>
               <w:rPr/>
             </w:pPr>
@@ -4696,28 +4310,22 @@
               <w:t xml:space="preserve">浏览器打开 </w:t>
             </w:r>
             <w:r>
-              <w:rPr>
-                <w:rStyle w:val="Style10"/>
-              </w:rPr>
-              <w:t>http://localhost:8080/swagger-ui.html</w:t>
-            </w:r>
-          </w:p>
-        </w:tc>
-        <w:tc>
-          <w:tcPr>
-            <w:tcW w:w="4149" w:type="dxa"/>
-            <w:tcBorders>
-              <w:left w:val="single" w:sz="2" w:space="0" w:color="808080"/>
-              <w:bottom w:val="single" w:sz="2" w:space="0" w:color="808080"/>
-              <w:right w:val="single" w:sz="6" w:space="0" w:color="808080"/>
-            </w:tcBorders>
-          </w:tcPr>
-          <w:p>
-            <w:pPr>
-              <w:pStyle w:val="Style14"/>
-              <w:bidi w:val="0"/>
-              <w:spacing w:before="0" w:after="120"/>
-              <w:ind w:hanging="0" w:left="0" w:right="0"/>
+              <w:rPr/>
+              <w:t>`http://localhost:8080/swagger-ui.html`</w:t>
+            </w:r>
+          </w:p>
+        </w:tc>
+        <w:tc>
+          <w:tcPr>
+            <w:tcW w:w="3381" w:type="dxa"/>
+            <w:tcBorders/>
+            <w:vAlign w:val="center"/>
+          </w:tcPr>
+          <w:p>
+            <w:pPr>
+              <w:pStyle w:val="Style14"/>
+              <w:bidi w:val="0"/>
+              <w:spacing w:before="0" w:after="283"/>
               <w:jc w:val="left"/>
               <w:rPr/>
             </w:pPr>
@@ -4732,19 +4340,15 @@
         <w:trPr/>
         <w:tc>
           <w:tcPr>
-            <w:tcW w:w="1860" w:type="dxa"/>
-            <w:tcBorders>
-              <w:left w:val="single" w:sz="6" w:space="0" w:color="808080"/>
-              <w:bottom w:val="single" w:sz="2" w:space="0" w:color="808080"/>
-              <w:right w:val="single" w:sz="6" w:space="0" w:color="808080"/>
-            </w:tcBorders>
-          </w:tcPr>
-          <w:p>
-            <w:pPr>
-              <w:pStyle w:val="Style14"/>
-              <w:bidi w:val="0"/>
-              <w:spacing w:before="0" w:after="120"/>
-              <w:ind w:hanging="0" w:left="0" w:right="0"/>
+            <w:tcW w:w="1071" w:type="dxa"/>
+            <w:tcBorders/>
+            <w:vAlign w:val="center"/>
+          </w:tcPr>
+          <w:p>
+            <w:pPr>
+              <w:pStyle w:val="Style14"/>
+              <w:bidi w:val="0"/>
+              <w:spacing w:before="0" w:after="283"/>
               <w:jc w:val="left"/>
               <w:rPr/>
             </w:pPr>
@@ -4756,45 +4360,35 @@
         </w:tc>
         <w:tc>
           <w:tcPr>
-            <w:tcW w:w="5329" w:type="dxa"/>
-            <w:tcBorders>
-              <w:left w:val="single" w:sz="2" w:space="0" w:color="808080"/>
-              <w:bottom w:val="single" w:sz="2" w:space="0" w:color="808080"/>
-              <w:right w:val="single" w:sz="6" w:space="0" w:color="808080"/>
-            </w:tcBorders>
-          </w:tcPr>
-          <w:p>
-            <w:pPr>
-              <w:pStyle w:val="Style14"/>
-              <w:bidi w:val="0"/>
-              <w:spacing w:before="0" w:after="120"/>
-              <w:ind w:hanging="0" w:left="0" w:right="0"/>
-              <w:jc w:val="left"/>
-              <w:rPr/>
-            </w:pPr>
-            <w:r>
-              <w:rPr>
-                <w:rStyle w:val="Style10"/>
-              </w:rPr>
-              <w:t>GET http://localhost:8080/api/recommend/hot?topN=3</w:t>
-            </w:r>
-          </w:p>
-        </w:tc>
-        <w:tc>
-          <w:tcPr>
-            <w:tcW w:w="4149" w:type="dxa"/>
-            <w:tcBorders>
-              <w:left w:val="single" w:sz="2" w:space="0" w:color="808080"/>
-              <w:bottom w:val="single" w:sz="2" w:space="0" w:color="808080"/>
-              <w:right w:val="single" w:sz="6" w:space="0" w:color="808080"/>
-            </w:tcBorders>
-          </w:tcPr>
-          <w:p>
-            <w:pPr>
-              <w:pStyle w:val="Style14"/>
-              <w:bidi w:val="0"/>
-              <w:spacing w:before="0" w:after="120"/>
-              <w:ind w:hanging="0" w:left="0" w:right="0"/>
+            <w:tcW w:w="6887" w:type="dxa"/>
+            <w:tcBorders/>
+            <w:vAlign w:val="center"/>
+          </w:tcPr>
+          <w:p>
+            <w:pPr>
+              <w:pStyle w:val="Style14"/>
+              <w:bidi w:val="0"/>
+              <w:spacing w:before="0" w:after="283"/>
+              <w:jc w:val="left"/>
+              <w:rPr/>
+            </w:pPr>
+            <w:r>
+              <w:rPr/>
+              <w:t>`GET http://localhost:8080/api/recommend/hot?topN=3`</w:t>
+            </w:r>
+          </w:p>
+        </w:tc>
+        <w:tc>
+          <w:tcPr>
+            <w:tcW w:w="3381" w:type="dxa"/>
+            <w:tcBorders/>
+            <w:vAlign w:val="center"/>
+          </w:tcPr>
+          <w:p>
+            <w:pPr>
+              <w:pStyle w:val="Style14"/>
+              <w:bidi w:val="0"/>
+              <w:spacing w:before="0" w:after="283"/>
               <w:jc w:val="left"/>
               <w:rPr/>
             </w:pPr>
@@ -4803,14 +4397,8 @@
               <w:t xml:space="preserve">返回 </w:t>
             </w:r>
             <w:r>
-              <w:rPr>
-                <w:rStyle w:val="Style10"/>
-              </w:rPr>
-              <w:t>code=0</w:t>
-            </w:r>
-            <w:r>
-              <w:rPr/>
-              <w:t xml:space="preserve"> </w:t>
+              <w:rPr/>
+              <w:t xml:space="preserve">`code=0` </w:t>
             </w:r>
             <w:r>
               <w:rPr/>
@@ -4831,19 +4419,15 @@
         <w:trPr/>
         <w:tc>
           <w:tcPr>
-            <w:tcW w:w="1860" w:type="dxa"/>
-            <w:tcBorders>
-              <w:left w:val="single" w:sz="6" w:space="0" w:color="808080"/>
-              <w:bottom w:val="single" w:sz="2" w:space="0" w:color="808080"/>
-              <w:right w:val="single" w:sz="6" w:space="0" w:color="808080"/>
-            </w:tcBorders>
-          </w:tcPr>
-          <w:p>
-            <w:pPr>
-              <w:pStyle w:val="Style14"/>
-              <w:bidi w:val="0"/>
-              <w:spacing w:before="0" w:after="120"/>
-              <w:ind w:hanging="0" w:left="0" w:right="0"/>
+            <w:tcW w:w="1071" w:type="dxa"/>
+            <w:tcBorders/>
+            <w:vAlign w:val="center"/>
+          </w:tcPr>
+          <w:p>
+            <w:pPr>
+              <w:pStyle w:val="Style14"/>
+              <w:bidi w:val="0"/>
+              <w:spacing w:before="0" w:after="283"/>
               <w:jc w:val="left"/>
               <w:rPr/>
             </w:pPr>
@@ -4855,27 +4439,21 @@
         </w:tc>
         <w:tc>
           <w:tcPr>
-            <w:tcW w:w="5329" w:type="dxa"/>
-            <w:tcBorders>
-              <w:left w:val="single" w:sz="2" w:space="0" w:color="808080"/>
-              <w:bottom w:val="single" w:sz="2" w:space="0" w:color="808080"/>
-              <w:right w:val="single" w:sz="6" w:space="0" w:color="808080"/>
-            </w:tcBorders>
-          </w:tcPr>
-          <w:p>
-            <w:pPr>
-              <w:pStyle w:val="Style14"/>
-              <w:bidi w:val="0"/>
-              <w:spacing w:before="0" w:after="120"/>
-              <w:ind w:hanging="0" w:left="0" w:right="0"/>
-              <w:jc w:val="left"/>
-              <w:rPr/>
-            </w:pPr>
-            <w:r>
-              <w:rPr>
-                <w:rStyle w:val="Style10"/>
-              </w:rPr>
-              <w:t>POST /api/auth/login</w:t>
+            <w:tcW w:w="6887" w:type="dxa"/>
+            <w:tcBorders/>
+            <w:vAlign w:val="center"/>
+          </w:tcPr>
+          <w:p>
+            <w:pPr>
+              <w:pStyle w:val="Style14"/>
+              <w:bidi w:val="0"/>
+              <w:spacing w:before="0" w:after="283"/>
+              <w:jc w:val="left"/>
+              <w:rPr/>
+            </w:pPr>
+            <w:r>
+              <w:rPr/>
+              <w:t>`POST /api/auth/login`</w:t>
             </w:r>
             <w:r>
               <w:rPr/>
@@ -4883,31 +4461,21 @@
             </w:r>
             <w:r>
               <w:rPr/>
-              <w:t xml:space="preserve">body </w:t>
-            </w:r>
-            <w:r>
-              <w:rPr>
-                <w:rStyle w:val="Style10"/>
-              </w:rPr>
-              <w:t>{"username":"user001","password":"123456"}</w:t>
-            </w:r>
-          </w:p>
-        </w:tc>
-        <w:tc>
-          <w:tcPr>
-            <w:tcW w:w="4149" w:type="dxa"/>
-            <w:tcBorders>
-              <w:left w:val="single" w:sz="2" w:space="0" w:color="808080"/>
-              <w:bottom w:val="single" w:sz="2" w:space="0" w:color="808080"/>
-              <w:right w:val="single" w:sz="6" w:space="0" w:color="808080"/>
-            </w:tcBorders>
-          </w:tcPr>
-          <w:p>
-            <w:pPr>
-              <w:pStyle w:val="Style14"/>
-              <w:bidi w:val="0"/>
-              <w:spacing w:before="0" w:after="120"/>
-              <w:ind w:hanging="0" w:left="0" w:right="0"/>
+              <w:t>body `{"username":"user001","password":"123456"}`</w:t>
+            </w:r>
+          </w:p>
+        </w:tc>
+        <w:tc>
+          <w:tcPr>
+            <w:tcW w:w="3381" w:type="dxa"/>
+            <w:tcBorders/>
+            <w:vAlign w:val="center"/>
+          </w:tcPr>
+          <w:p>
+            <w:pPr>
+              <w:pStyle w:val="Style14"/>
+              <w:bidi w:val="0"/>
+              <w:spacing w:before="0" w:after="283"/>
               <w:jc w:val="left"/>
               <w:rPr/>
             </w:pPr>
@@ -4916,10 +4484,8 @@
               <w:t xml:space="preserve">返回 </w:t>
             </w:r>
             <w:r>
-              <w:rPr>
-                <w:rStyle w:val="Style10"/>
-              </w:rPr>
-              <w:t>token</w:t>
+              <w:rPr/>
+              <w:t>`token`</w:t>
             </w:r>
           </w:p>
         </w:tc>
@@ -4928,19 +4494,15 @@
         <w:trPr/>
         <w:tc>
           <w:tcPr>
-            <w:tcW w:w="1860" w:type="dxa"/>
-            <w:tcBorders>
-              <w:left w:val="single" w:sz="6" w:space="0" w:color="808080"/>
-              <w:bottom w:val="single" w:sz="2" w:space="0" w:color="808080"/>
-              <w:right w:val="single" w:sz="6" w:space="0" w:color="808080"/>
-            </w:tcBorders>
-          </w:tcPr>
-          <w:p>
-            <w:pPr>
-              <w:pStyle w:val="Style14"/>
-              <w:bidi w:val="0"/>
-              <w:spacing w:before="0" w:after="120"/>
-              <w:ind w:hanging="0" w:left="0" w:right="0"/>
+            <w:tcW w:w="1071" w:type="dxa"/>
+            <w:tcBorders/>
+            <w:vAlign w:val="center"/>
+          </w:tcPr>
+          <w:p>
+            <w:pPr>
+              <w:pStyle w:val="Style14"/>
+              <w:bidi w:val="0"/>
+              <w:spacing w:before="0" w:after="283"/>
               <w:jc w:val="left"/>
               <w:rPr/>
             </w:pPr>
@@ -4952,19 +4514,15 @@
         </w:tc>
         <w:tc>
           <w:tcPr>
-            <w:tcW w:w="5329" w:type="dxa"/>
-            <w:tcBorders>
-              <w:left w:val="single" w:sz="2" w:space="0" w:color="808080"/>
-              <w:bottom w:val="single" w:sz="2" w:space="0" w:color="808080"/>
-              <w:right w:val="single" w:sz="6" w:space="0" w:color="808080"/>
-            </w:tcBorders>
-          </w:tcPr>
-          <w:p>
-            <w:pPr>
-              <w:pStyle w:val="Style14"/>
-              <w:bidi w:val="0"/>
-              <w:spacing w:before="0" w:after="120"/>
-              <w:ind w:hanging="0" w:left="0" w:right="0"/>
+            <w:tcW w:w="6887" w:type="dxa"/>
+            <w:tcBorders/>
+            <w:vAlign w:val="center"/>
+          </w:tcPr>
+          <w:p>
+            <w:pPr>
+              <w:pStyle w:val="Style14"/>
+              <w:bidi w:val="0"/>
+              <w:spacing w:before="0" w:after="283"/>
               <w:jc w:val="left"/>
               <w:rPr/>
             </w:pPr>
@@ -4981,28 +4539,22 @@
               <w:t xml:space="preserve">访问 </w:t>
             </w:r>
             <w:r>
-              <w:rPr>
-                <w:rStyle w:val="Style10"/>
-              </w:rPr>
-              <w:t>GET /api/cart</w:t>
-            </w:r>
-          </w:p>
-        </w:tc>
-        <w:tc>
-          <w:tcPr>
-            <w:tcW w:w="4149" w:type="dxa"/>
-            <w:tcBorders>
-              <w:left w:val="single" w:sz="2" w:space="0" w:color="808080"/>
-              <w:bottom w:val="single" w:sz="2" w:space="0" w:color="808080"/>
-              <w:right w:val="single" w:sz="6" w:space="0" w:color="808080"/>
-            </w:tcBorders>
-          </w:tcPr>
-          <w:p>
-            <w:pPr>
-              <w:pStyle w:val="Style14"/>
-              <w:bidi w:val="0"/>
-              <w:spacing w:before="0" w:after="120"/>
-              <w:ind w:hanging="0" w:left="0" w:right="0"/>
+              <w:rPr/>
+              <w:t>`GET /api/cart`</w:t>
+            </w:r>
+          </w:p>
+        </w:tc>
+        <w:tc>
+          <w:tcPr>
+            <w:tcW w:w="3381" w:type="dxa"/>
+            <w:tcBorders/>
+            <w:vAlign w:val="center"/>
+          </w:tcPr>
+          <w:p>
+            <w:pPr>
+              <w:pStyle w:val="Style14"/>
+              <w:bidi w:val="0"/>
+              <w:spacing w:before="0" w:after="283"/>
               <w:jc w:val="left"/>
               <w:rPr/>
             </w:pPr>
@@ -5011,10 +4563,8 @@
               <w:t xml:space="preserve">返回 </w:t>
             </w:r>
             <w:r>
-              <w:rPr>
-                <w:rStyle w:val="Style10"/>
-              </w:rPr>
-              <w:t>code=1002</w:t>
+              <w:rPr/>
+              <w:t>`code=1002`</w:t>
             </w:r>
             <w:r>
               <w:rPr/>
@@ -5027,19 +4577,15 @@
         <w:trPr/>
         <w:tc>
           <w:tcPr>
-            <w:tcW w:w="1860" w:type="dxa"/>
-            <w:tcBorders>
-              <w:left w:val="single" w:sz="6" w:space="0" w:color="808080"/>
-              <w:bottom w:val="single" w:sz="2" w:space="0" w:color="808080"/>
-              <w:right w:val="single" w:sz="6" w:space="0" w:color="808080"/>
-            </w:tcBorders>
-          </w:tcPr>
-          <w:p>
-            <w:pPr>
-              <w:pStyle w:val="Style14"/>
-              <w:bidi w:val="0"/>
-              <w:spacing w:before="0" w:after="120"/>
-              <w:ind w:hanging="0" w:left="0" w:right="0"/>
+            <w:tcW w:w="1071" w:type="dxa"/>
+            <w:tcBorders/>
+            <w:vAlign w:val="center"/>
+          </w:tcPr>
+          <w:p>
+            <w:pPr>
+              <w:pStyle w:val="Style14"/>
+              <w:bidi w:val="0"/>
+              <w:spacing w:before="0" w:after="283"/>
               <w:jc w:val="left"/>
               <w:rPr/>
             </w:pPr>
@@ -5051,27 +4597,21 @@
         </w:tc>
         <w:tc>
           <w:tcPr>
-            <w:tcW w:w="5329" w:type="dxa"/>
-            <w:tcBorders>
-              <w:left w:val="single" w:sz="2" w:space="0" w:color="808080"/>
-              <w:bottom w:val="single" w:sz="2" w:space="0" w:color="808080"/>
-              <w:right w:val="single" w:sz="6" w:space="0" w:color="808080"/>
-            </w:tcBorders>
-          </w:tcPr>
-          <w:p>
-            <w:pPr>
-              <w:pStyle w:val="Style14"/>
-              <w:bidi w:val="0"/>
-              <w:spacing w:before="0" w:after="120"/>
-              <w:ind w:hanging="0" w:left="0" w:right="0"/>
-              <w:jc w:val="left"/>
-              <w:rPr/>
-            </w:pPr>
-            <w:r>
-              <w:rPr>
-                <w:rStyle w:val="Style10"/>
-              </w:rPr>
-              <w:t>GET http://localhost:8080/actuator/health</w:t>
+            <w:tcW w:w="6887" w:type="dxa"/>
+            <w:tcBorders/>
+            <w:vAlign w:val="center"/>
+          </w:tcPr>
+          <w:p>
+            <w:pPr>
+              <w:pStyle w:val="Style14"/>
+              <w:bidi w:val="0"/>
+              <w:spacing w:before="0" w:after="283"/>
+              <w:jc w:val="left"/>
+              <w:rPr/>
+            </w:pPr>
+            <w:r>
+              <w:rPr/>
+              <w:t>`GET http://localhost:8080/actuator/health`</w:t>
             </w:r>
             <w:r>
               <w:rPr/>
@@ -5089,19 +4629,15 @@
         </w:tc>
         <w:tc>
           <w:tcPr>
-            <w:tcW w:w="4149" w:type="dxa"/>
-            <w:tcBorders>
-              <w:left w:val="single" w:sz="2" w:space="0" w:color="808080"/>
-              <w:bottom w:val="single" w:sz="2" w:space="0" w:color="808080"/>
-              <w:right w:val="single" w:sz="6" w:space="0" w:color="808080"/>
-            </w:tcBorders>
-          </w:tcPr>
-          <w:p>
-            <w:pPr>
-              <w:pStyle w:val="Style14"/>
-              <w:bidi w:val="0"/>
-              <w:spacing w:before="0" w:after="120"/>
-              <w:ind w:hanging="0" w:left="0" w:right="0"/>
+            <w:tcW w:w="3381" w:type="dxa"/>
+            <w:tcBorders/>
+            <w:vAlign w:val="center"/>
+          </w:tcPr>
+          <w:p>
+            <w:pPr>
+              <w:pStyle w:val="Style14"/>
+              <w:bidi w:val="0"/>
+              <w:spacing w:before="0" w:after="283"/>
               <w:jc w:val="left"/>
               <w:rPr/>
             </w:pPr>
@@ -5110,10 +4646,8 @@
               <w:t xml:space="preserve">返回 </w:t>
             </w:r>
             <w:r>
-              <w:rPr>
-                <w:rStyle w:val="Style10"/>
-              </w:rPr>
-              <w:t>{"status":"UP"}</w:t>
+              <w:rPr/>
+              <w:t>`{"status":"UP"}`</w:t>
             </w:r>
           </w:p>
         </w:tc>
@@ -5122,19 +4656,15 @@
         <w:trPr/>
         <w:tc>
           <w:tcPr>
-            <w:tcW w:w="1860" w:type="dxa"/>
-            <w:tcBorders>
-              <w:left w:val="single" w:sz="6" w:space="0" w:color="808080"/>
-              <w:bottom w:val="single" w:sz="2" w:space="0" w:color="808080"/>
-              <w:right w:val="single" w:sz="6" w:space="0" w:color="808080"/>
-            </w:tcBorders>
-          </w:tcPr>
-          <w:p>
-            <w:pPr>
-              <w:pStyle w:val="Style14"/>
-              <w:bidi w:val="0"/>
-              <w:spacing w:before="0" w:after="120"/>
-              <w:ind w:hanging="0" w:left="0" w:right="0"/>
+            <w:tcW w:w="1071" w:type="dxa"/>
+            <w:tcBorders/>
+            <w:vAlign w:val="center"/>
+          </w:tcPr>
+          <w:p>
+            <w:pPr>
+              <w:pStyle w:val="Style14"/>
+              <w:bidi w:val="0"/>
+              <w:spacing w:before="0" w:after="283"/>
               <w:jc w:val="left"/>
               <w:rPr/>
             </w:pPr>
@@ -5146,19 +4676,15 @@
         </w:tc>
         <w:tc>
           <w:tcPr>
-            <w:tcW w:w="5329" w:type="dxa"/>
-            <w:tcBorders>
-              <w:left w:val="single" w:sz="2" w:space="0" w:color="808080"/>
-              <w:bottom w:val="single" w:sz="2" w:space="0" w:color="808080"/>
-              <w:right w:val="single" w:sz="6" w:space="0" w:color="808080"/>
-            </w:tcBorders>
-          </w:tcPr>
-          <w:p>
-            <w:pPr>
-              <w:pStyle w:val="Style14"/>
-              <w:bidi w:val="0"/>
-              <w:spacing w:before="0" w:after="120"/>
-              <w:ind w:hanging="0" w:left="0" w:right="0"/>
+            <w:tcW w:w="6887" w:type="dxa"/>
+            <w:tcBorders/>
+            <w:vAlign w:val="center"/>
+          </w:tcPr>
+          <w:p>
+            <w:pPr>
+              <w:pStyle w:val="Style14"/>
+              <w:bidi w:val="0"/>
+              <w:spacing w:before="0" w:after="283"/>
               <w:jc w:val="left"/>
               <w:rPr/>
             </w:pPr>
@@ -5175,28 +4701,22 @@
               <w:t xml:space="preserve">访问 </w:t>
             </w:r>
             <w:r>
-              <w:rPr>
-                <w:rStyle w:val="Style10"/>
-              </w:rPr>
-              <w:t>GET /actuator/env</w:t>
-            </w:r>
-          </w:p>
-        </w:tc>
-        <w:tc>
-          <w:tcPr>
-            <w:tcW w:w="4149" w:type="dxa"/>
-            <w:tcBorders>
-              <w:left w:val="single" w:sz="2" w:space="0" w:color="808080"/>
-              <w:bottom w:val="single" w:sz="2" w:space="0" w:color="808080"/>
-              <w:right w:val="single" w:sz="6" w:space="0" w:color="808080"/>
-            </w:tcBorders>
-          </w:tcPr>
-          <w:p>
-            <w:pPr>
-              <w:pStyle w:val="Style14"/>
-              <w:bidi w:val="0"/>
-              <w:spacing w:before="0" w:after="120"/>
-              <w:ind w:hanging="0" w:left="0" w:right="0"/>
+              <w:rPr/>
+              <w:t>`GET /actuator/env`</w:t>
+            </w:r>
+          </w:p>
+        </w:tc>
+        <w:tc>
+          <w:tcPr>
+            <w:tcW w:w="3381" w:type="dxa"/>
+            <w:tcBorders/>
+            <w:vAlign w:val="center"/>
+          </w:tcPr>
+          <w:p>
+            <w:pPr>
+              <w:pStyle w:val="Style14"/>
+              <w:bidi w:val="0"/>
+              <w:spacing w:before="0" w:after="283"/>
               <w:jc w:val="left"/>
               <w:rPr/>
             </w:pPr>
@@ -5205,10 +4725,8 @@
               <w:t xml:space="preserve">返回 </w:t>
             </w:r>
             <w:r>
-              <w:rPr>
-                <w:rStyle w:val="Style10"/>
-              </w:rPr>
-              <w:t>code=1002</w:t>
+              <w:rPr/>
+              <w:t>`code=1002`</w:t>
             </w:r>
             <w:r>
               <w:rPr/>
@@ -5221,19 +4739,15 @@
         <w:trPr/>
         <w:tc>
           <w:tcPr>
-            <w:tcW w:w="1860" w:type="dxa"/>
-            <w:tcBorders>
-              <w:left w:val="single" w:sz="6" w:space="0" w:color="808080"/>
-              <w:bottom w:val="single" w:sz="6" w:space="0" w:color="808080"/>
-              <w:right w:val="single" w:sz="6" w:space="0" w:color="808080"/>
-            </w:tcBorders>
-          </w:tcPr>
-          <w:p>
-            <w:pPr>
-              <w:pStyle w:val="Style14"/>
-              <w:bidi w:val="0"/>
-              <w:spacing w:before="0" w:after="120"/>
-              <w:ind w:hanging="0" w:left="0" w:right="0"/>
+            <w:tcW w:w="1071" w:type="dxa"/>
+            <w:tcBorders/>
+            <w:vAlign w:val="center"/>
+          </w:tcPr>
+          <w:p>
+            <w:pPr>
+              <w:pStyle w:val="Style14"/>
+              <w:bidi w:val="0"/>
+              <w:spacing w:before="0" w:after="283"/>
               <w:jc w:val="left"/>
               <w:rPr/>
             </w:pPr>
@@ -5245,19 +4759,15 @@
         </w:tc>
         <w:tc>
           <w:tcPr>
-            <w:tcW w:w="5329" w:type="dxa"/>
-            <w:tcBorders>
-              <w:left w:val="single" w:sz="2" w:space="0" w:color="808080"/>
-              <w:bottom w:val="single" w:sz="6" w:space="0" w:color="808080"/>
-              <w:right w:val="single" w:sz="6" w:space="0" w:color="808080"/>
-            </w:tcBorders>
-          </w:tcPr>
-          <w:p>
-            <w:pPr>
-              <w:pStyle w:val="Style14"/>
-              <w:bidi w:val="0"/>
-              <w:spacing w:before="0" w:after="120"/>
-              <w:ind w:hanging="0" w:left="0" w:right="0"/>
+            <w:tcW w:w="6887" w:type="dxa"/>
+            <w:tcBorders/>
+            <w:vAlign w:val="center"/>
+          </w:tcPr>
+          <w:p>
+            <w:pPr>
+              <w:pStyle w:val="Style14"/>
+              <w:bidi w:val="0"/>
+              <w:spacing w:before="0" w:after="283"/>
               <w:jc w:val="left"/>
               <w:rPr/>
             </w:pPr>
@@ -5274,27 +4784,22 @@
               <w:t xml:space="preserve">访问 </w:t>
             </w:r>
             <w:r>
-              <w:rPr>
-                <w:rStyle w:val="Style10"/>
-              </w:rPr>
-              <w:t>GET /api/recommend/home?topN=5</w:t>
-            </w:r>
-          </w:p>
-        </w:tc>
-        <w:tc>
-          <w:tcPr>
-            <w:tcW w:w="4149" w:type="dxa"/>
-            <w:tcBorders>
-              <w:left w:val="single" w:sz="2" w:space="0" w:color="808080"/>
-              <w:bottom w:val="single" w:sz="6" w:space="0" w:color="808080"/>
-              <w:right w:val="single" w:sz="6" w:space="0" w:color="808080"/>
-            </w:tcBorders>
-          </w:tcPr>
-          <w:p>
-            <w:pPr>
-              <w:pStyle w:val="Style14"/>
-              <w:bidi w:val="0"/>
-              <w:spacing w:before="0" w:after="120"/>
+              <w:rPr/>
+              <w:t>`GET /api/recommend/home?topN=5`</w:t>
+            </w:r>
+          </w:p>
+        </w:tc>
+        <w:tc>
+          <w:tcPr>
+            <w:tcW w:w="3381" w:type="dxa"/>
+            <w:tcBorders/>
+            <w:vAlign w:val="center"/>
+          </w:tcPr>
+          <w:p>
+            <w:pPr>
+              <w:pStyle w:val="Style14"/>
+              <w:bidi w:val="0"/>
+              <w:spacing w:before="0" w:after="283"/>
               <w:jc w:val="left"/>
               <w:rPr/>
             </w:pPr>
@@ -5365,23 +4870,33 @@
         <w:rPr/>
       </w:pPr>
       <w:r>
-        <w:rPr/>
+        <w:rPr>
+          <w:rStyle w:val="Style10"/>
+        </w:rPr>
         <w:t>cd D:\</w:t>
       </w:r>
       <w:r>
-        <w:rPr/>
+        <w:rPr>
+          <w:rStyle w:val="Style10"/>
+        </w:rPr>
         <w:t>桌面</w:t>
       </w:r>
       <w:r>
-        <w:rPr/>
+        <w:rPr>
+          <w:rStyle w:val="Style10"/>
+        </w:rPr>
         <w:t>\</w:t>
       </w:r>
       <w:r>
-        <w:rPr/>
+        <w:rPr>
+          <w:rStyle w:val="Style10"/>
+        </w:rPr>
         <w:t>商品推荐系统</w:t>
       </w:r>
       <w:r>
-        <w:rPr/>
+        <w:rPr>
+          <w:rStyle w:val="Style10"/>
+        </w:rPr>
         <w:t>\recommend-web</w:t>
       </w:r>
     </w:p>
@@ -5393,11 +4908,15 @@
         <w:rPr/>
       </w:pPr>
       <w:r>
-        <w:rPr/>
+        <w:rPr>
+          <w:rStyle w:val="Style10"/>
+        </w:rPr>
         <w:t xml:space="preserve">npm.cmd install          # </w:t>
       </w:r>
       <w:r>
-        <w:rPr/>
+        <w:rPr>
+          <w:rStyle w:val="Style10"/>
+        </w:rPr>
         <w:t>首次</w:t>
       </w:r>
     </w:p>
@@ -5405,27 +4924,38 @@
       <w:pPr>
         <w:pStyle w:val="Style17"/>
         <w:bidi w:val="0"/>
-        <w:jc w:val="left"/>
-        <w:rPr/>
-      </w:pPr>
-      <w:r>
-        <w:rPr/>
+        <w:spacing w:before="0" w:after="283"/>
+        <w:jc w:val="left"/>
+        <w:rPr/>
+      </w:pPr>
+      <w:r>
+        <w:rPr>
+          <w:rStyle w:val="Style10"/>
+        </w:rPr>
         <w:t>npm.cmd run dev          # http://localhost:5173</w:t>
       </w:r>
       <w:r>
-        <w:rPr/>
+        <w:rPr>
+          <w:rStyle w:val="Style10"/>
+        </w:rPr>
         <w:t>，</w:t>
       </w:r>
       <w:r>
-        <w:rPr/>
+        <w:rPr>
+          <w:rStyle w:val="Style10"/>
+        </w:rPr>
         <w:t xml:space="preserve">/api </w:t>
       </w:r>
       <w:r>
-        <w:rPr/>
+        <w:rPr>
+          <w:rStyle w:val="Style10"/>
+        </w:rPr>
         <w:t xml:space="preserve">已代理到 </w:t>
       </w:r>
       <w:r>
-        <w:rPr/>
+        <w:rPr>
+          <w:rStyle w:val="Style10"/>
+        </w:rPr>
         <w:t>8080</w:t>
       </w:r>
     </w:p>
@@ -5445,24 +4975,16 @@
         <w:t xml:space="preserve">若提示「禁止运行脚本」，用 </w:t>
       </w:r>
       <w:r>
-        <w:rPr>
-          <w:rStyle w:val="Style10"/>
-        </w:rPr>
-        <w:t>npm.cmd</w:t>
-      </w:r>
-      <w:r>
-        <w:rPr/>
-        <w:t xml:space="preserve"> </w:t>
+        <w:rPr/>
+        <w:t xml:space="preserve">`npm.cmd` </w:t>
       </w:r>
       <w:r>
         <w:rPr/>
         <w:t xml:space="preserve">而不是 </w:t>
       </w:r>
       <w:r>
-        <w:rPr>
-          <w:rStyle w:val="Style10"/>
-        </w:rPr>
-        <w:t>npm</w:t>
+        <w:rPr/>
+        <w:t>`npm`</w:t>
       </w:r>
       <w:r>
         <w:rPr/>
@@ -5493,23 +5015,33 @@
         <w:rPr/>
       </w:pPr>
       <w:r>
-        <w:rPr/>
+        <w:rPr>
+          <w:rStyle w:val="Style10"/>
+        </w:rPr>
         <w:t>cd D:\</w:t>
       </w:r>
       <w:r>
-        <w:rPr/>
+        <w:rPr>
+          <w:rStyle w:val="Style10"/>
+        </w:rPr>
         <w:t>桌面</w:t>
       </w:r>
       <w:r>
-        <w:rPr/>
+        <w:rPr>
+          <w:rStyle w:val="Style10"/>
+        </w:rPr>
         <w:t>\</w:t>
       </w:r>
       <w:r>
-        <w:rPr/>
+        <w:rPr>
+          <w:rStyle w:val="Style10"/>
+        </w:rPr>
         <w:t>商品推荐系统</w:t>
       </w:r>
       <w:r>
-        <w:rPr/>
+        <w:rPr>
+          <w:rStyle w:val="Style10"/>
+        </w:rPr>
         <w:t>\recommend-web</w:t>
       </w:r>
     </w:p>
@@ -5521,7 +5053,9 @@
         <w:rPr/>
       </w:pPr>
       <w:r>
-        <w:rPr/>
+        <w:rPr>
+          <w:rStyle w:val="Style10"/>
+        </w:rPr>
         <w:t>npm.cmd install</w:t>
       </w:r>
     </w:p>
@@ -5529,19 +5063,26 @@
       <w:pPr>
         <w:pStyle w:val="Style17"/>
         <w:bidi w:val="0"/>
-        <w:jc w:val="left"/>
-        <w:rPr/>
-      </w:pPr>
-      <w:r>
-        <w:rPr/>
+        <w:spacing w:before="0" w:after="283"/>
+        <w:jc w:val="left"/>
+        <w:rPr/>
+      </w:pPr>
+      <w:r>
+        <w:rPr>
+          <w:rStyle w:val="Style10"/>
+        </w:rPr>
         <w:t xml:space="preserve">npm.cmd run build        # </w:t>
       </w:r>
       <w:r>
-        <w:rPr/>
+        <w:rPr>
+          <w:rStyle w:val="Style10"/>
+        </w:rPr>
         <w:t xml:space="preserve">产物在 </w:t>
       </w:r>
       <w:r>
-        <w:rPr/>
+        <w:rPr>
+          <w:rStyle w:val="Style10"/>
+        </w:rPr>
         <w:t>dist/</w:t>
       </w:r>
     </w:p>
@@ -5577,7 +5118,9 @@
         <w:rPr/>
       </w:pPr>
       <w:r>
-        <w:rPr/>
+        <w:rPr>
+          <w:rStyle w:val="Style10"/>
+        </w:rPr>
         <w:t>server {</w:t>
       </w:r>
     </w:p>
@@ -5589,11 +5132,15 @@
         <w:rPr/>
       </w:pPr>
       <w:r>
-        <w:rPr/>
+        <w:rPr>
+          <w:rStyle w:val="Style10"/>
+        </w:rPr>
         <w:t xml:space="preserve">    </w:t>
       </w:r>
       <w:r>
-        <w:rPr/>
+        <w:rPr>
+          <w:rStyle w:val="Style10"/>
+        </w:rPr>
         <w:t>listen       80;</w:t>
       </w:r>
     </w:p>
@@ -5605,11 +5152,15 @@
         <w:rPr/>
       </w:pPr>
       <w:r>
-        <w:rPr/>
+        <w:rPr>
+          <w:rStyle w:val="Style10"/>
+        </w:rPr>
         <w:t xml:space="preserve">    </w:t>
       </w:r>
       <w:r>
-        <w:rPr/>
+        <w:rPr>
+          <w:rStyle w:val="Style10"/>
+        </w:rPr>
         <w:t>server_name  recommend.example.com;</w:t>
       </w:r>
     </w:p>
@@ -5632,11 +5183,15 @@
         <w:rPr/>
       </w:pPr>
       <w:r>
-        <w:rPr/>
+        <w:rPr>
+          <w:rStyle w:val="Style10"/>
+        </w:rPr>
         <w:t xml:space="preserve">    </w:t>
       </w:r>
       <w:r>
-        <w:rPr/>
+        <w:rPr>
+          <w:rStyle w:val="Style10"/>
+        </w:rPr>
         <w:t>root  /opt/recommend-web/dist;</w:t>
       </w:r>
     </w:p>
@@ -5648,11 +5203,15 @@
         <w:rPr/>
       </w:pPr>
       <w:r>
-        <w:rPr/>
+        <w:rPr>
+          <w:rStyle w:val="Style10"/>
+        </w:rPr>
         <w:t xml:space="preserve">    </w:t>
       </w:r>
       <w:r>
-        <w:rPr/>
+        <w:rPr>
+          <w:rStyle w:val="Style10"/>
+        </w:rPr>
         <w:t>index index.html;</w:t>
       </w:r>
     </w:p>
@@ -5675,19 +5234,27 @@
         <w:rPr/>
       </w:pPr>
       <w:r>
-        <w:rPr/>
+        <w:rPr>
+          <w:rStyle w:val="Style10"/>
+        </w:rPr>
         <w:t xml:space="preserve">    </w:t>
       </w:r>
       <w:r>
-        <w:rPr/>
+        <w:rPr>
+          <w:rStyle w:val="Style10"/>
+        </w:rPr>
         <w:t xml:space="preserve"># SPA history </w:t>
       </w:r>
       <w:r>
-        <w:rPr/>
+        <w:rPr>
+          <w:rStyle w:val="Style10"/>
+        </w:rPr>
         <w:t xml:space="preserve">路由：找不到文件时回落到 </w:t>
       </w:r>
       <w:r>
-        <w:rPr/>
+        <w:rPr>
+          <w:rStyle w:val="Style10"/>
+        </w:rPr>
         <w:t>index.html</w:t>
       </w:r>
     </w:p>
@@ -5699,11 +5266,15 @@
         <w:rPr/>
       </w:pPr>
       <w:r>
-        <w:rPr/>
+        <w:rPr>
+          <w:rStyle w:val="Style10"/>
+        </w:rPr>
         <w:t xml:space="preserve">    </w:t>
       </w:r>
       <w:r>
-        <w:rPr/>
+        <w:rPr>
+          <w:rStyle w:val="Style10"/>
+        </w:rPr>
         <w:t>location / {</w:t>
       </w:r>
     </w:p>
@@ -5715,11 +5286,15 @@
         <w:rPr/>
       </w:pPr>
       <w:r>
-        <w:rPr/>
+        <w:rPr>
+          <w:rStyle w:val="Style10"/>
+        </w:rPr>
         <w:t xml:space="preserve">        </w:t>
       </w:r>
       <w:r>
-        <w:rPr/>
+        <w:rPr>
+          <w:rStyle w:val="Style10"/>
+        </w:rPr>
         <w:t>try_files $uri $uri/ /index.html;</w:t>
       </w:r>
     </w:p>
@@ -5731,11 +5306,15 @@
         <w:rPr/>
       </w:pPr>
       <w:r>
-        <w:rPr/>
+        <w:rPr>
+          <w:rStyle w:val="Style10"/>
+        </w:rPr>
         <w:t xml:space="preserve">    </w:t>
       </w:r>
       <w:r>
-        <w:rPr/>
+        <w:rPr>
+          <w:rStyle w:val="Style10"/>
+        </w:rPr>
         <w:t>}</w:t>
       </w:r>
     </w:p>
@@ -5758,15 +5337,21 @@
         <w:rPr/>
       </w:pPr>
       <w:r>
-        <w:rPr/>
+        <w:rPr>
+          <w:rStyle w:val="Style10"/>
+        </w:rPr>
         <w:t xml:space="preserve">    </w:t>
       </w:r>
       <w:r>
-        <w:rPr/>
+        <w:rPr>
+          <w:rStyle w:val="Style10"/>
+        </w:rPr>
         <w:t xml:space="preserve"># </w:t>
       </w:r>
       <w:r>
-        <w:rPr/>
+        <w:rPr>
+          <w:rStyle w:val="Style10"/>
+        </w:rPr>
         <w:t>后端接口</w:t>
       </w:r>
     </w:p>
@@ -5778,11 +5363,15 @@
         <w:rPr/>
       </w:pPr>
       <w:r>
-        <w:rPr/>
+        <w:rPr>
+          <w:rStyle w:val="Style10"/>
+        </w:rPr>
         <w:t xml:space="preserve">    </w:t>
       </w:r>
       <w:r>
-        <w:rPr/>
+        <w:rPr>
+          <w:rStyle w:val="Style10"/>
+        </w:rPr>
         <w:t>location /api/ {</w:t>
       </w:r>
     </w:p>
@@ -5794,11 +5383,15 @@
         <w:rPr/>
       </w:pPr>
       <w:r>
-        <w:rPr/>
+        <w:rPr>
+          <w:rStyle w:val="Style10"/>
+        </w:rPr>
         <w:t xml:space="preserve">        </w:t>
       </w:r>
       <w:r>
-        <w:rPr/>
+        <w:rPr>
+          <w:rStyle w:val="Style10"/>
+        </w:rPr>
         <w:t>proxy_pass         http://127.0.0.1:8080/api/;</w:t>
       </w:r>
     </w:p>
@@ -5810,11 +5403,15 @@
         <w:rPr/>
       </w:pPr>
       <w:r>
-        <w:rPr/>
+        <w:rPr>
+          <w:rStyle w:val="Style10"/>
+        </w:rPr>
         <w:t xml:space="preserve">        </w:t>
       </w:r>
       <w:r>
-        <w:rPr/>
+        <w:rPr>
+          <w:rStyle w:val="Style10"/>
+        </w:rPr>
         <w:t>proxy_set_header   Host              $host;</w:t>
       </w:r>
     </w:p>
@@ -5826,11 +5423,15 @@
         <w:rPr/>
       </w:pPr>
       <w:r>
-        <w:rPr/>
+        <w:rPr>
+          <w:rStyle w:val="Style10"/>
+        </w:rPr>
         <w:t xml:space="preserve">        </w:t>
       </w:r>
       <w:r>
-        <w:rPr/>
+        <w:rPr>
+          <w:rStyle w:val="Style10"/>
+        </w:rPr>
         <w:t>proxy_set_header   X-Real-IP         $remote_addr;</w:t>
       </w:r>
     </w:p>
@@ -5842,11 +5443,15 @@
         <w:rPr/>
       </w:pPr>
       <w:r>
-        <w:rPr/>
+        <w:rPr>
+          <w:rStyle w:val="Style10"/>
+        </w:rPr>
         <w:t xml:space="preserve">        </w:t>
       </w:r>
       <w:r>
-        <w:rPr/>
+        <w:rPr>
+          <w:rStyle w:val="Style10"/>
+        </w:rPr>
         <w:t>proxy_set_header   X-Forwarded-For   $proxy_add_x_forwarded_for;</w:t>
       </w:r>
     </w:p>
@@ -5858,11 +5463,15 @@
         <w:rPr/>
       </w:pPr>
       <w:r>
-        <w:rPr/>
+        <w:rPr>
+          <w:rStyle w:val="Style10"/>
+        </w:rPr>
         <w:t xml:space="preserve">        </w:t>
       </w:r>
       <w:r>
-        <w:rPr/>
+        <w:rPr>
+          <w:rStyle w:val="Style10"/>
+        </w:rPr>
         <w:t>proxy_set_header   X-Forwarded-Proto $scheme;</w:t>
       </w:r>
     </w:p>
@@ -5874,11 +5483,15 @@
         <w:rPr/>
       </w:pPr>
       <w:r>
-        <w:rPr/>
+        <w:rPr>
+          <w:rStyle w:val="Style10"/>
+        </w:rPr>
         <w:t xml:space="preserve">        </w:t>
       </w:r>
       <w:r>
-        <w:rPr/>
+        <w:rPr>
+          <w:rStyle w:val="Style10"/>
+        </w:rPr>
         <w:t>proxy_read_timeout 60s;</w:t>
       </w:r>
     </w:p>
@@ -5890,11 +5503,15 @@
         <w:rPr/>
       </w:pPr>
       <w:r>
-        <w:rPr/>
+        <w:rPr>
+          <w:rStyle w:val="Style10"/>
+        </w:rPr>
         <w:t xml:space="preserve">    </w:t>
       </w:r>
       <w:r>
-        <w:rPr/>
+        <w:rPr>
+          <w:rStyle w:val="Style10"/>
+        </w:rPr>
         <w:t>}</w:t>
       </w:r>
     </w:p>
@@ -5917,23 +5534,33 @@
         <w:rPr/>
       </w:pPr>
       <w:r>
-        <w:rPr/>
+        <w:rPr>
+          <w:rStyle w:val="Style10"/>
+        </w:rPr>
         <w:t xml:space="preserve">    </w:t>
       </w:r>
       <w:r>
-        <w:rPr/>
+        <w:rPr>
+          <w:rStyle w:val="Style10"/>
+        </w:rPr>
         <w:t xml:space="preserve"># </w:t>
       </w:r>
       <w:r>
-        <w:rPr/>
+        <w:rPr>
+          <w:rStyle w:val="Style10"/>
+        </w:rPr>
         <w:t xml:space="preserve">静态资源长缓存（文件名带 </w:t>
       </w:r>
       <w:r>
-        <w:rPr/>
+        <w:rPr>
+          <w:rStyle w:val="Style10"/>
+        </w:rPr>
         <w:t>hash</w:t>
       </w:r>
       <w:r>
-        <w:rPr/>
+        <w:rPr>
+          <w:rStyle w:val="Style10"/>
+        </w:rPr>
         <w:t>）</w:t>
       </w:r>
     </w:p>
@@ -5945,11 +5572,15 @@
         <w:rPr/>
       </w:pPr>
       <w:r>
-        <w:rPr/>
+        <w:rPr>
+          <w:rStyle w:val="Style10"/>
+        </w:rPr>
         <w:t xml:space="preserve">    </w:t>
       </w:r>
       <w:r>
-        <w:rPr/>
+        <w:rPr>
+          <w:rStyle w:val="Style10"/>
+        </w:rPr>
         <w:t>location /assets/ {</w:t>
       </w:r>
     </w:p>
@@ -5961,11 +5592,15 @@
         <w:rPr/>
       </w:pPr>
       <w:r>
-        <w:rPr/>
+        <w:rPr>
+          <w:rStyle w:val="Style10"/>
+        </w:rPr>
         <w:t xml:space="preserve">        </w:t>
       </w:r>
       <w:r>
-        <w:rPr/>
+        <w:rPr>
+          <w:rStyle w:val="Style10"/>
+        </w:rPr>
         <w:t>expires 30d;</w:t>
       </w:r>
     </w:p>
@@ -5977,11 +5612,15 @@
         <w:rPr/>
       </w:pPr>
       <w:r>
-        <w:rPr/>
+        <w:rPr>
+          <w:rStyle w:val="Style10"/>
+        </w:rPr>
         <w:t xml:space="preserve">        </w:t>
       </w:r>
       <w:r>
-        <w:rPr/>
+        <w:rPr>
+          <w:rStyle w:val="Style10"/>
+        </w:rPr>
         <w:t>add_header Cache-Control "public, immutable";</w:t>
       </w:r>
     </w:p>
@@ -5993,11 +5632,15 @@
         <w:rPr/>
       </w:pPr>
       <w:r>
-        <w:rPr/>
+        <w:rPr>
+          <w:rStyle w:val="Style10"/>
+        </w:rPr>
         <w:t xml:space="preserve">    </w:t>
       </w:r>
       <w:r>
-        <w:rPr/>
+        <w:rPr>
+          <w:rStyle w:val="Style10"/>
+        </w:rPr>
         <w:t>}</w:t>
       </w:r>
     </w:p>
@@ -6005,11 +5648,14 @@
       <w:pPr>
         <w:pStyle w:val="Style17"/>
         <w:bidi w:val="0"/>
-        <w:jc w:val="left"/>
-        <w:rPr/>
-      </w:pPr>
-      <w:r>
-        <w:rPr/>
+        <w:spacing w:before="0" w:after="283"/>
+        <w:jc w:val="left"/>
+        <w:rPr/>
+      </w:pPr>
+      <w:r>
+        <w:rPr>
+          <w:rStyle w:val="Style10"/>
+        </w:rPr>
         <w:t>}</w:t>
       </w:r>
     </w:p>
@@ -6041,8 +5687,8 @@
           <w:tab w:val="left" w:pos="709" w:leader="none"/>
         </w:tabs>
         <w:bidi w:val="0"/>
-        <w:spacing w:before="0" w:after="0"/>
         <w:ind w:hanging="283" w:left="709"/>
+        <w:jc w:val="left"/>
         <w:rPr/>
       </w:pPr>
       <w:r>
@@ -6058,20 +5704,16 @@
         <w:t>（</w:t>
       </w:r>
       <w:r>
-        <w:rPr>
-          <w:rStyle w:val="Style10"/>
-        </w:rPr>
-        <w:t>CorsConfig</w:t>
+        <w:rPr/>
+        <w:t>`CorsConfig`</w:t>
       </w:r>
       <w:r>
         <w:rPr/>
         <w:t xml:space="preserve">，默认允许 </w:t>
       </w:r>
       <w:r>
-        <w:rPr>
-          <w:rStyle w:val="Style10"/>
-        </w:rPr>
-        <w:t>localhost:5173</w:t>
+        <w:rPr/>
+        <w:t>`localhost:5173`</w:t>
       </w:r>
       <w:r>
         <w:rPr/>
@@ -6083,97 +5725,27 @@
       </w:r>
       <w:r>
         <w:rPr/>
-        <w:t xml:space="preserve">同源代理时不会触发跨域； 若前后端分域部署，需要把前端域名加入 </w:t>
-      </w:r>
-      <w:r>
-        <w:rPr>
-          <w:rStyle w:val="Style10"/>
-        </w:rPr>
-        <w:t>CorsConfig</w:t>
-      </w:r>
-      <w:r>
-        <w:rPr/>
-        <w:t xml:space="preserve"> </w:t>
+        <w:t xml:space="preserve">同源代理时不会触发跨域； </w:t>
+      </w:r>
+    </w:p>
+    <w:p>
+      <w:pPr>
+        <w:pStyle w:val="BodyText"/>
+        <w:bidi w:val="0"/>
+        <w:jc w:val="left"/>
+        <w:rPr/>
+      </w:pPr>
+      <w:r>
+        <w:rPr/>
+        <w:t xml:space="preserve">若前后端分域部署，需要把前端域名加入 </w:t>
+      </w:r>
+      <w:r>
+        <w:rPr/>
+        <w:t xml:space="preserve">`CorsConfig` </w:t>
       </w:r>
       <w:r>
         <w:rPr/>
         <w:t>的白名单。</w:t>
-      </w:r>
-    </w:p>
-    <w:p>
-      <w:pPr>
-        <w:pStyle w:val="BodyText"/>
-        <w:numPr>
-          <w:ilvl w:val="0"/>
-          <w:numId w:val="1"/>
-        </w:numPr>
-        <w:tabs>
-          <w:tab w:val="clear" w:pos="1134"/>
-          <w:tab w:val="left" w:pos="709" w:leader="none"/>
-        </w:tabs>
-        <w:bidi w:val="0"/>
-        <w:ind w:hanging="283" w:left="709"/>
-        <w:rPr/>
-      </w:pPr>
-      <w:r>
-        <w:rPr/>
-        <w:t xml:space="preserve">前端 </w:t>
-      </w:r>
-      <w:r>
-        <w:rPr>
-          <w:rStyle w:val="Style10"/>
-        </w:rPr>
-        <w:t>api/http.js</w:t>
-      </w:r>
-      <w:r>
-        <w:rPr/>
-        <w:t xml:space="preserve"> </w:t>
-      </w:r>
-      <w:r>
-        <w:rPr/>
-        <w:t xml:space="preserve">的 </w:t>
-      </w:r>
-      <w:r>
-        <w:rPr>
-          <w:rStyle w:val="Style10"/>
-        </w:rPr>
-        <w:t>baseURL</w:t>
-      </w:r>
-      <w:r>
-        <w:rPr/>
-        <w:t xml:space="preserve"> </w:t>
-      </w:r>
-      <w:r>
-        <w:rPr/>
-        <w:t xml:space="preserve">固定为 </w:t>
-      </w:r>
-      <w:r>
-        <w:rPr>
-          <w:rStyle w:val="Style10"/>
-        </w:rPr>
-        <w:t>/api</w:t>
-      </w:r>
-      <w:r>
-        <w:rPr/>
-        <w:t>，因此</w:t>
-      </w:r>
-      <w:r>
-        <w:rPr>
-          <w:b/>
-        </w:rPr>
-        <w:t>必须</w:t>
-      </w:r>
-      <w:r>
-        <w:rPr/>
-        <w:t xml:space="preserve">由代理转发，不允许直连 </w:t>
-      </w:r>
-      <w:r>
-        <w:rPr/>
-        <w:t>8080</w:t>
-      </w:r>
-      <w:r>
-        <w:rPr/>
-        <w:t>。</w:t>
       </w:r>
     </w:p>
     <w:p>
@@ -6189,6 +5761,7 @@
         </w:tabs>
         <w:bidi w:val="0"/>
         <w:ind w:hanging="283" w:left="709"/>
+        <w:jc w:val="left"/>
         <w:rPr/>
       </w:pPr>
       <w:r>
@@ -6196,38 +5769,24 @@
         <w:t xml:space="preserve">前端 </w:t>
       </w:r>
       <w:r>
-        <w:rPr>
-          <w:rStyle w:val="Style10"/>
-        </w:rPr>
-        <w:t>api/http.js</w:t>
-      </w:r>
-      <w:r>
-        <w:rPr/>
-        <w:t xml:space="preserve"> </w:t>
+        <w:rPr/>
+        <w:t xml:space="preserve">`api/http.js` </w:t>
       </w:r>
       <w:r>
         <w:rPr/>
         <w:t xml:space="preserve">的 </w:t>
       </w:r>
       <w:r>
-        <w:rPr>
-          <w:rStyle w:val="Style10"/>
-        </w:rPr>
-        <w:t>baseURL</w:t>
-      </w:r>
-      <w:r>
-        <w:rPr/>
-        <w:t xml:space="preserve"> </w:t>
+        <w:rPr/>
+        <w:t xml:space="preserve">`baseURL` </w:t>
       </w:r>
       <w:r>
         <w:rPr/>
         <w:t xml:space="preserve">固定为 </w:t>
       </w:r>
       <w:r>
-        <w:rPr>
-          <w:rStyle w:val="Style10"/>
-        </w:rPr>
-        <w:t>/api</w:t>
+        <w:rPr/>
+        <w:t>`/api`</w:t>
       </w:r>
       <w:r>
         <w:rPr/>
@@ -6249,7 +5808,7 @@
       </w:r>
       <w:r>
         <w:rPr/>
-        <w:t>。</w:t>
+        <w:t xml:space="preserve">。 </w:t>
       </w:r>
     </w:p>
     <w:p>
@@ -6289,42 +5848,36 @@
     </w:p>
     <w:tbl>
       <w:tblPr>
-        <w:tblW w:w="5000" w:type="pct"/>
-        <w:jc w:val="left"/>
-        <w:tblInd w:w="45" w:type="dxa"/>
+        <w:tblW w:w="11339" w:type="dxa"/>
+        <w:jc w:val="left"/>
+        <w:tblInd w:w="28" w:type="dxa"/>
         <w:tblLayout w:type="fixed"/>
         <w:tblCellMar>
-          <w:top w:w="45" w:type="dxa"/>
-          <w:left w:w="45" w:type="dxa"/>
-          <w:bottom w:w="45" w:type="dxa"/>
-          <w:right w:w="45" w:type="dxa"/>
+          <w:top w:w="28" w:type="dxa"/>
+          <w:left w:w="28" w:type="dxa"/>
+          <w:bottom w:w="28" w:type="dxa"/>
+          <w:right w:w="28" w:type="dxa"/>
         </w:tblCellMar>
       </w:tblPr>
       <w:tblGrid>
-        <w:gridCol w:w="4298"/>
-        <w:gridCol w:w="7040"/>
+        <w:gridCol w:w="3972"/>
+        <w:gridCol w:w="7367"/>
       </w:tblGrid>
       <w:tr>
-        <w:trPr>
-          <w:tblHeader w:val="true"/>
-        </w:trPr>
-        <w:tc>
-          <w:tcPr>
-            <w:tcW w:w="4298" w:type="dxa"/>
-            <w:tcBorders>
-              <w:top w:val="single" w:sz="6" w:space="0" w:color="808080"/>
-              <w:left w:val="single" w:sz="6" w:space="0" w:color="808080"/>
-              <w:bottom w:val="single" w:sz="2" w:space="0" w:color="808080"/>
-              <w:right w:val="single" w:sz="6" w:space="0" w:color="808080"/>
-            </w:tcBorders>
-            <w:shd w:fill="DCE6F1" w:val="clear"/>
+        <w:trPr/>
+        <w:tc>
+          <w:tcPr>
+            <w:tcW w:w="3972" w:type="dxa"/>
+            <w:tcBorders/>
+            <w:vAlign w:val="center"/>
           </w:tcPr>
           <w:p>
             <w:pPr>
               <w:pStyle w:val="Style19"/>
-              <w:bidi w:val="0"/>
-              <w:spacing w:before="0" w:after="120"/>
-              <w:ind w:hanging="0" w:left="0" w:right="0"/>
+              <w:suppressLineNumbers/>
+              <w:shd w:fill="EEF1F4" w:val="clear"/>
+              <w:bidi w:val="0"/>
+              <w:spacing w:before="0" w:after="283"/>
               <w:jc w:val="left"/>
               <w:rPr/>
             </w:pPr>
@@ -6336,21 +5889,17 @@
         </w:tc>
         <w:tc>
           <w:tcPr>
-            <w:tcW w:w="7040" w:type="dxa"/>
-            <w:tcBorders>
-              <w:top w:val="single" w:sz="6" w:space="0" w:color="808080"/>
-              <w:left w:val="single" w:sz="2" w:space="0" w:color="808080"/>
-              <w:bottom w:val="single" w:sz="2" w:space="0" w:color="808080"/>
-              <w:right w:val="single" w:sz="6" w:space="0" w:color="808080"/>
-            </w:tcBorders>
-            <w:shd w:fill="DCE6F1" w:val="clear"/>
+            <w:tcW w:w="7367" w:type="dxa"/>
+            <w:tcBorders/>
+            <w:vAlign w:val="center"/>
           </w:tcPr>
           <w:p>
             <w:pPr>
               <w:pStyle w:val="Style19"/>
-              <w:bidi w:val="0"/>
-              <w:spacing w:before="0" w:after="120"/>
-              <w:ind w:hanging="0" w:left="0" w:right="0"/>
+              <w:suppressLineNumbers/>
+              <w:shd w:fill="EEF1F4" w:val="clear"/>
+              <w:bidi w:val="0"/>
+              <w:spacing w:before="0" w:after="283"/>
               <w:jc w:val="left"/>
               <w:rPr/>
             </w:pPr>
@@ -6365,19 +5914,15 @@
         <w:trPr/>
         <w:tc>
           <w:tcPr>
-            <w:tcW w:w="4298" w:type="dxa"/>
-            <w:tcBorders>
-              <w:left w:val="single" w:sz="6" w:space="0" w:color="808080"/>
-              <w:bottom w:val="single" w:sz="2" w:space="0" w:color="808080"/>
-              <w:right w:val="single" w:sz="6" w:space="0" w:color="808080"/>
-            </w:tcBorders>
-          </w:tcPr>
-          <w:p>
-            <w:pPr>
-              <w:pStyle w:val="Style14"/>
-              <w:bidi w:val="0"/>
-              <w:spacing w:before="0" w:after="120"/>
-              <w:ind w:hanging="0" w:left="0" w:right="0"/>
+            <w:tcW w:w="3972" w:type="dxa"/>
+            <w:tcBorders/>
+            <w:vAlign w:val="center"/>
+          </w:tcPr>
+          <w:p>
+            <w:pPr>
+              <w:pStyle w:val="Style14"/>
+              <w:bidi w:val="0"/>
+              <w:spacing w:before="0" w:after="283"/>
               <w:jc w:val="left"/>
               <w:rPr/>
             </w:pPr>
@@ -6386,34 +5931,30 @@
               <w:t xml:space="preserve">启动报 </w:t>
             </w:r>
             <w:r>
-              <w:rPr>
-                <w:rStyle w:val="Style10"/>
-              </w:rPr>
+              <w:rPr/>
+              <w:t>`</w:t>
+            </w:r>
+            <w:r>
+              <w:rPr/>
               <w:t xml:space="preserve">数据库口令未注入：请通过环境变量 </w:t>
             </w:r>
             <w:r>
-              <w:rPr>
-                <w:rStyle w:val="Style10"/>
-              </w:rPr>
-              <w:t>DB_PASSWORD ...</w:t>
-            </w:r>
-          </w:p>
-        </w:tc>
-        <w:tc>
-          <w:tcPr>
-            <w:tcW w:w="7040" w:type="dxa"/>
-            <w:tcBorders>
-              <w:left w:val="single" w:sz="2" w:space="0" w:color="808080"/>
-              <w:bottom w:val="single" w:sz="2" w:space="0" w:color="808080"/>
-              <w:right w:val="single" w:sz="6" w:space="0" w:color="808080"/>
-            </w:tcBorders>
-          </w:tcPr>
-          <w:p>
-            <w:pPr>
-              <w:pStyle w:val="Style14"/>
-              <w:bidi w:val="0"/>
-              <w:spacing w:before="0" w:after="120"/>
-              <w:ind w:hanging="0" w:left="0" w:right="0"/>
+              <w:rPr/>
+              <w:t>DB_PASSWORD ...`</w:t>
+            </w:r>
+          </w:p>
+        </w:tc>
+        <w:tc>
+          <w:tcPr>
+            <w:tcW w:w="7367" w:type="dxa"/>
+            <w:tcBorders/>
+            <w:vAlign w:val="center"/>
+          </w:tcPr>
+          <w:p>
+            <w:pPr>
+              <w:pStyle w:val="Style14"/>
+              <w:bidi w:val="0"/>
+              <w:spacing w:before="0" w:after="283"/>
               <w:jc w:val="left"/>
               <w:rPr/>
             </w:pPr>
@@ -6422,38 +5963,24 @@
               <w:t xml:space="preserve">未注入 </w:t>
             </w:r>
             <w:r>
-              <w:rPr>
-                <w:rStyle w:val="Style10"/>
-              </w:rPr>
-              <w:t>DB_PASSWORD</w:t>
+              <w:rPr/>
+              <w:t>`DB_PASSWORD`</w:t>
             </w:r>
             <w:r>
               <w:rPr/>
               <w:t>；</w:t>
             </w:r>
             <w:r>
-              <w:rPr>
-                <w:rStyle w:val="Style10"/>
-              </w:rPr>
-              <w:t>application.yml</w:t>
-            </w:r>
-            <w:r>
-              <w:rPr/>
-              <w:t xml:space="preserve"> </w:t>
+              <w:rPr/>
+              <w:t xml:space="preserve">`application.yml` </w:t>
             </w:r>
             <w:r>
               <w:rPr/>
               <w:t>里口令不留默认值，</w:t>
             </w:r>
             <w:r>
-              <w:rPr>
-                <w:rStyle w:val="Style10"/>
-              </w:rPr>
-              <w:t>DataSourcePasswordValidator</w:t>
-            </w:r>
-            <w:r>
-              <w:rPr/>
-              <w:t xml:space="preserve"> </w:t>
+              <w:rPr/>
+              <w:t xml:space="preserve">`DataSourcePasswordValidator` </w:t>
             </w:r>
             <w:r>
               <w:rPr/>
@@ -6466,19 +5993,15 @@
         <w:trPr/>
         <w:tc>
           <w:tcPr>
-            <w:tcW w:w="4298" w:type="dxa"/>
-            <w:tcBorders>
-              <w:left w:val="single" w:sz="6" w:space="0" w:color="808080"/>
-              <w:bottom w:val="single" w:sz="2" w:space="0" w:color="808080"/>
-              <w:right w:val="single" w:sz="6" w:space="0" w:color="808080"/>
-            </w:tcBorders>
-          </w:tcPr>
-          <w:p>
-            <w:pPr>
-              <w:pStyle w:val="Style14"/>
-              <w:bidi w:val="0"/>
-              <w:spacing w:before="0" w:after="120"/>
-              <w:ind w:hanging="0" w:left="0" w:right="0"/>
+            <w:tcW w:w="3972" w:type="dxa"/>
+            <w:tcBorders/>
+            <w:vAlign w:val="center"/>
+          </w:tcPr>
+          <w:p>
+            <w:pPr>
+              <w:pStyle w:val="Style14"/>
+              <w:bidi w:val="0"/>
+              <w:spacing w:before="0" w:after="283"/>
               <w:jc w:val="left"/>
               <w:rPr/>
             </w:pPr>
@@ -6487,40 +6010,28 @@
               <w:t xml:space="preserve">启动报 </w:t>
             </w:r>
             <w:r>
-              <w:rPr>
-                <w:rStyle w:val="Style10"/>
-              </w:rPr>
-              <w:t>Access denied for user 'root'</w:t>
-            </w:r>
-          </w:p>
-        </w:tc>
-        <w:tc>
-          <w:tcPr>
-            <w:tcW w:w="7040" w:type="dxa"/>
-            <w:tcBorders>
-              <w:left w:val="single" w:sz="2" w:space="0" w:color="808080"/>
-              <w:bottom w:val="single" w:sz="2" w:space="0" w:color="808080"/>
-              <w:right w:val="single" w:sz="6" w:space="0" w:color="808080"/>
-            </w:tcBorders>
-          </w:tcPr>
-          <w:p>
-            <w:pPr>
-              <w:pStyle w:val="Style14"/>
-              <w:bidi w:val="0"/>
-              <w:spacing w:before="0" w:after="120"/>
-              <w:ind w:hanging="0" w:left="0" w:right="0"/>
-              <w:jc w:val="left"/>
-              <w:rPr/>
-            </w:pPr>
-            <w:r>
-              <w:rPr>
-                <w:rStyle w:val="Style10"/>
-              </w:rPr>
-              <w:t>DB_PASSWORD</w:t>
-            </w:r>
-            <w:r>
-              <w:rPr/>
-              <w:t xml:space="preserve"> </w:t>
+              <w:rPr/>
+              <w:t>`Access denied for user 'root'`</w:t>
+            </w:r>
+          </w:p>
+        </w:tc>
+        <w:tc>
+          <w:tcPr>
+            <w:tcW w:w="7367" w:type="dxa"/>
+            <w:tcBorders/>
+            <w:vAlign w:val="center"/>
+          </w:tcPr>
+          <w:p>
+            <w:pPr>
+              <w:pStyle w:val="Style14"/>
+              <w:bidi w:val="0"/>
+              <w:spacing w:before="0" w:after="283"/>
+              <w:jc w:val="left"/>
+              <w:rPr/>
+            </w:pPr>
+            <w:r>
+              <w:rPr/>
+              <w:t xml:space="preserve">`DB_PASSWORD` </w:t>
             </w:r>
             <w:r>
               <w:rPr/>
@@ -6541,19 +6052,15 @@
         <w:trPr/>
         <w:tc>
           <w:tcPr>
-            <w:tcW w:w="4298" w:type="dxa"/>
-            <w:tcBorders>
-              <w:left w:val="single" w:sz="6" w:space="0" w:color="808080"/>
-              <w:bottom w:val="single" w:sz="2" w:space="0" w:color="808080"/>
-              <w:right w:val="single" w:sz="6" w:space="0" w:color="808080"/>
-            </w:tcBorders>
-          </w:tcPr>
-          <w:p>
-            <w:pPr>
-              <w:pStyle w:val="Style14"/>
-              <w:bidi w:val="0"/>
-              <w:spacing w:before="0" w:after="120"/>
-              <w:ind w:hanging="0" w:left="0" w:right="0"/>
+            <w:tcW w:w="3972" w:type="dxa"/>
+            <w:tcBorders/>
+            <w:vAlign w:val="center"/>
+          </w:tcPr>
+          <w:p>
+            <w:pPr>
+              <w:pStyle w:val="Style14"/>
+              <w:bidi w:val="0"/>
+              <w:spacing w:before="0" w:after="283"/>
               <w:jc w:val="left"/>
               <w:rPr/>
             </w:pPr>
@@ -6562,60 +6069,36 @@
               <w:t xml:space="preserve">启动报 </w:t>
             </w:r>
             <w:r>
-              <w:rPr>
-                <w:rStyle w:val="Style10"/>
-              </w:rPr>
-              <w:t xml:space="preserve">JWT </w:t>
-            </w:r>
-            <w:r>
-              <w:rPr>
-                <w:rStyle w:val="Style10"/>
-              </w:rPr>
+              <w:rPr/>
+              <w:t xml:space="preserve">`JWT </w:t>
+            </w:r>
+            <w:r>
+              <w:rPr/>
               <w:t>密钥长度不足</w:t>
             </w:r>
             <w:r>
               <w:rPr/>
-              <w:t xml:space="preserve"> </w:t>
-            </w:r>
-            <w:r>
-              <w:rPr/>
-              <w:t xml:space="preserve">/ </w:t>
-            </w:r>
-            <w:r>
-              <w:rPr>
-                <w:rStyle w:val="Style10"/>
-              </w:rPr>
-              <w:t>WeakKeyException</w:t>
-            </w:r>
-          </w:p>
-        </w:tc>
-        <w:tc>
-          <w:tcPr>
-            <w:tcW w:w="7040" w:type="dxa"/>
-            <w:tcBorders>
-              <w:left w:val="single" w:sz="2" w:space="0" w:color="808080"/>
-              <w:bottom w:val="single" w:sz="2" w:space="0" w:color="808080"/>
-              <w:right w:val="single" w:sz="6" w:space="0" w:color="808080"/>
-            </w:tcBorders>
-          </w:tcPr>
-          <w:p>
-            <w:pPr>
-              <w:pStyle w:val="Style14"/>
-              <w:bidi w:val="0"/>
-              <w:spacing w:before="0" w:after="120"/>
-              <w:ind w:hanging="0" w:left="0" w:right="0"/>
-              <w:jc w:val="left"/>
-              <w:rPr/>
-            </w:pPr>
-            <w:r>
-              <w:rPr>
-                <w:rStyle w:val="Style10"/>
-              </w:rPr>
-              <w:t>JWT_SECRET</w:t>
-            </w:r>
-            <w:r>
-              <w:rPr/>
-              <w:t xml:space="preserve"> </w:t>
+              <w:t>` / `WeakKeyException`</w:t>
+            </w:r>
+          </w:p>
+        </w:tc>
+        <w:tc>
+          <w:tcPr>
+            <w:tcW w:w="7367" w:type="dxa"/>
+            <w:tcBorders/>
+            <w:vAlign w:val="center"/>
+          </w:tcPr>
+          <w:p>
+            <w:pPr>
+              <w:pStyle w:val="Style14"/>
+              <w:bidi w:val="0"/>
+              <w:spacing w:before="0" w:after="283"/>
+              <w:jc w:val="left"/>
+              <w:rPr/>
+            </w:pPr>
+            <w:r>
+              <w:rPr/>
+              <w:t xml:space="preserve">`JWT_SECRET` </w:t>
             </w:r>
             <w:r>
               <w:rPr/>
@@ -6706,41 +6189,29 @@
         <w:trPr/>
         <w:tc>
           <w:tcPr>
-            <w:tcW w:w="4298" w:type="dxa"/>
-            <w:tcBorders>
-              <w:left w:val="single" w:sz="6" w:space="0" w:color="808080"/>
-              <w:bottom w:val="single" w:sz="2" w:space="0" w:color="808080"/>
-              <w:right w:val="single" w:sz="6" w:space="0" w:color="808080"/>
-            </w:tcBorders>
-          </w:tcPr>
-          <w:p>
-            <w:pPr>
-              <w:pStyle w:val="Style14"/>
-              <w:bidi w:val="0"/>
-              <w:spacing w:before="0" w:after="120"/>
-              <w:ind w:hanging="0" w:left="0" w:right="0"/>
-              <w:jc w:val="left"/>
-              <w:rPr/>
-            </w:pPr>
-            <w:r>
-              <w:rPr>
-                <w:rStyle w:val="Style10"/>
-              </w:rPr>
-              <w:t>mysql</w:t>
-            </w:r>
-            <w:r>
-              <w:rPr/>
-              <w:t xml:space="preserve"> </w:t>
+            <w:tcW w:w="3972" w:type="dxa"/>
+            <w:tcBorders/>
+            <w:vAlign w:val="center"/>
+          </w:tcPr>
+          <w:p>
+            <w:pPr>
+              <w:pStyle w:val="Style14"/>
+              <w:bidi w:val="0"/>
+              <w:spacing w:before="0" w:after="283"/>
+              <w:jc w:val="left"/>
+              <w:rPr/>
+            </w:pPr>
+            <w:r>
+              <w:rPr/>
+              <w:t xml:space="preserve">`mysql` </w:t>
             </w:r>
             <w:r>
               <w:rPr/>
               <w:t xml:space="preserve">命令行报 </w:t>
             </w:r>
             <w:r>
-              <w:rPr>
-                <w:rStyle w:val="Style10"/>
-              </w:rPr>
-              <w:t>Access denied ... (using password: YES)</w:t>
+              <w:rPr/>
+              <w:t>`Access denied ... (using password: YES)`</w:t>
             </w:r>
             <w:r>
               <w:rPr/>
@@ -6758,19 +6229,15 @@
         </w:tc>
         <w:tc>
           <w:tcPr>
-            <w:tcW w:w="7040" w:type="dxa"/>
-            <w:tcBorders>
-              <w:left w:val="single" w:sz="2" w:space="0" w:color="808080"/>
-              <w:bottom w:val="single" w:sz="2" w:space="0" w:color="808080"/>
-              <w:right w:val="single" w:sz="6" w:space="0" w:color="808080"/>
-            </w:tcBorders>
-          </w:tcPr>
-          <w:p>
-            <w:pPr>
-              <w:pStyle w:val="Style14"/>
-              <w:bidi w:val="0"/>
-              <w:spacing w:before="0" w:after="120"/>
-              <w:ind w:hanging="0" w:left="0" w:right="0"/>
+            <w:tcW w:w="7367" w:type="dxa"/>
+            <w:tcBorders/>
+            <w:vAlign w:val="center"/>
+          </w:tcPr>
+          <w:p>
+            <w:pPr>
+              <w:pStyle w:val="Style14"/>
+              <w:bidi w:val="0"/>
+              <w:spacing w:before="0" w:after="283"/>
               <w:jc w:val="left"/>
               <w:rPr/>
             </w:pPr>
@@ -6803,14 +6270,8 @@
               <w:t xml:space="preserve">面板对 </w:t>
             </w:r>
             <w:r>
-              <w:rPr>
-                <w:rStyle w:val="Style10"/>
-              </w:rPr>
-              <w:t>recommend_db</w:t>
-            </w:r>
-            <w:r>
-              <w:rPr/>
-              <w:t xml:space="preserve"> </w:t>
+              <w:rPr/>
+              <w:t xml:space="preserve">`recommend_db` </w:t>
             </w:r>
             <w:r>
               <w:rPr/>
@@ -6825,10 +6286,8 @@
               <w:t xml:space="preserve">」执行 </w:t>
             </w:r>
             <w:r>
-              <w:rPr>
-                <w:rStyle w:val="Style10"/>
-              </w:rPr>
-              <w:t>seed.sql</w:t>
+              <w:rPr/>
+              <w:t>`seed.sql`</w:t>
             </w:r>
           </w:p>
         </w:tc>
@@ -6837,19 +6296,15 @@
         <w:trPr/>
         <w:tc>
           <w:tcPr>
-            <w:tcW w:w="4298" w:type="dxa"/>
-            <w:tcBorders>
-              <w:left w:val="single" w:sz="6" w:space="0" w:color="808080"/>
-              <w:bottom w:val="single" w:sz="2" w:space="0" w:color="808080"/>
-              <w:right w:val="single" w:sz="6" w:space="0" w:color="808080"/>
-            </w:tcBorders>
-          </w:tcPr>
-          <w:p>
-            <w:pPr>
-              <w:pStyle w:val="Style14"/>
-              <w:bidi w:val="0"/>
-              <w:spacing w:before="0" w:after="120"/>
-              <w:ind w:hanging="0" w:left="0" w:right="0"/>
+            <w:tcW w:w="3972" w:type="dxa"/>
+            <w:tcBorders/>
+            <w:vAlign w:val="center"/>
+          </w:tcPr>
+          <w:p>
+            <w:pPr>
+              <w:pStyle w:val="Style14"/>
+              <w:bidi w:val="0"/>
+              <w:spacing w:before="0" w:after="283"/>
               <w:jc w:val="left"/>
               <w:rPr/>
             </w:pPr>
@@ -6858,28 +6313,22 @@
               <w:t xml:space="preserve">启动报 </w:t>
             </w:r>
             <w:r>
-              <w:rPr>
-                <w:rStyle w:val="Style10"/>
-              </w:rPr>
-              <w:t>Unknown database 'recommend_db'</w:t>
-            </w:r>
-          </w:p>
-        </w:tc>
-        <w:tc>
-          <w:tcPr>
-            <w:tcW w:w="7040" w:type="dxa"/>
-            <w:tcBorders>
-              <w:left w:val="single" w:sz="2" w:space="0" w:color="808080"/>
-              <w:bottom w:val="single" w:sz="2" w:space="0" w:color="808080"/>
-              <w:right w:val="single" w:sz="6" w:space="0" w:color="808080"/>
-            </w:tcBorders>
-          </w:tcPr>
-          <w:p>
-            <w:pPr>
-              <w:pStyle w:val="Style14"/>
-              <w:bidi w:val="0"/>
-              <w:spacing w:before="0" w:after="120"/>
-              <w:ind w:hanging="0" w:left="0" w:right="0"/>
+              <w:rPr/>
+              <w:t>`Unknown database 'recommend_db'`</w:t>
+            </w:r>
+          </w:p>
+        </w:tc>
+        <w:tc>
+          <w:tcPr>
+            <w:tcW w:w="7367" w:type="dxa"/>
+            <w:tcBorders/>
+            <w:vAlign w:val="center"/>
+          </w:tcPr>
+          <w:p>
+            <w:pPr>
+              <w:pStyle w:val="Style14"/>
+              <w:bidi w:val="0"/>
+              <w:spacing w:before="0" w:after="283"/>
               <w:jc w:val="left"/>
               <w:rPr/>
             </w:pPr>
@@ -6888,10 +6337,8 @@
               <w:t xml:space="preserve">未执行 </w:t>
             </w:r>
             <w:r>
-              <w:rPr>
-                <w:rStyle w:val="Style10"/>
-              </w:rPr>
-              <w:t>sql/schema.sql</w:t>
+              <w:rPr/>
+              <w:t>`sql/schema.sql`</w:t>
             </w:r>
           </w:p>
         </w:tc>
@@ -6900,19 +6347,15 @@
         <w:trPr/>
         <w:tc>
           <w:tcPr>
-            <w:tcW w:w="4298" w:type="dxa"/>
-            <w:tcBorders>
-              <w:left w:val="single" w:sz="6" w:space="0" w:color="808080"/>
-              <w:bottom w:val="single" w:sz="2" w:space="0" w:color="808080"/>
-              <w:right w:val="single" w:sz="6" w:space="0" w:color="808080"/>
-            </w:tcBorders>
-          </w:tcPr>
-          <w:p>
-            <w:pPr>
-              <w:pStyle w:val="Style14"/>
-              <w:bidi w:val="0"/>
-              <w:spacing w:before="0" w:after="120"/>
-              <w:ind w:hanging="0" w:left="0" w:right="0"/>
+            <w:tcW w:w="3972" w:type="dxa"/>
+            <w:tcBorders/>
+            <w:vAlign w:val="center"/>
+          </w:tcPr>
+          <w:p>
+            <w:pPr>
+              <w:pStyle w:val="Style14"/>
+              <w:bidi w:val="0"/>
+              <w:spacing w:before="0" w:after="283"/>
               <w:jc w:val="left"/>
               <w:rPr/>
             </w:pPr>
@@ -6928,31 +6371,21 @@
         </w:tc>
         <w:tc>
           <w:tcPr>
-            <w:tcW w:w="7040" w:type="dxa"/>
-            <w:tcBorders>
-              <w:left w:val="single" w:sz="2" w:space="0" w:color="808080"/>
-              <w:bottom w:val="single" w:sz="2" w:space="0" w:color="808080"/>
-              <w:right w:val="single" w:sz="6" w:space="0" w:color="808080"/>
-            </w:tcBorders>
-          </w:tcPr>
-          <w:p>
-            <w:pPr>
-              <w:pStyle w:val="Style14"/>
-              <w:bidi w:val="0"/>
-              <w:spacing w:before="0" w:after="120"/>
-              <w:ind w:hanging="0" w:left="0" w:right="0"/>
-              <w:jc w:val="left"/>
-              <w:rPr/>
-            </w:pPr>
-            <w:r>
-              <w:rPr>
-                <w:rStyle w:val="Style10"/>
-              </w:rPr>
-              <w:t>JWT_SECRET</w:t>
-            </w:r>
-            <w:r>
-              <w:rPr/>
-              <w:t xml:space="preserve"> </w:t>
+            <w:tcW w:w="7367" w:type="dxa"/>
+            <w:tcBorders/>
+            <w:vAlign w:val="center"/>
+          </w:tcPr>
+          <w:p>
+            <w:pPr>
+              <w:pStyle w:val="Style14"/>
+              <w:bidi w:val="0"/>
+              <w:spacing w:before="0" w:after="283"/>
+              <w:jc w:val="left"/>
+              <w:rPr/>
+            </w:pPr>
+            <w:r>
+              <w:rPr/>
+              <w:t xml:space="preserve">`JWT_SECRET` </w:t>
             </w:r>
             <w:r>
               <w:rPr/>
@@ -6965,19 +6398,15 @@
         <w:trPr/>
         <w:tc>
           <w:tcPr>
-            <w:tcW w:w="4298" w:type="dxa"/>
-            <w:tcBorders>
-              <w:left w:val="single" w:sz="6" w:space="0" w:color="808080"/>
-              <w:bottom w:val="single" w:sz="2" w:space="0" w:color="808080"/>
-              <w:right w:val="single" w:sz="6" w:space="0" w:color="808080"/>
-            </w:tcBorders>
-          </w:tcPr>
-          <w:p>
-            <w:pPr>
-              <w:pStyle w:val="Style14"/>
-              <w:bidi w:val="0"/>
-              <w:spacing w:before="0" w:after="120"/>
-              <w:ind w:hanging="0" w:left="0" w:right="0"/>
+            <w:tcW w:w="3972" w:type="dxa"/>
+            <w:tcBorders/>
+            <w:vAlign w:val="center"/>
+          </w:tcPr>
+          <w:p>
+            <w:pPr>
+              <w:pStyle w:val="Style14"/>
+              <w:bidi w:val="0"/>
+              <w:spacing w:before="0" w:after="283"/>
               <w:jc w:val="left"/>
               <w:rPr/>
             </w:pPr>
@@ -6989,19 +6418,15 @@
         </w:tc>
         <w:tc>
           <w:tcPr>
-            <w:tcW w:w="7040" w:type="dxa"/>
-            <w:tcBorders>
-              <w:left w:val="single" w:sz="2" w:space="0" w:color="808080"/>
-              <w:bottom w:val="single" w:sz="2" w:space="0" w:color="808080"/>
-              <w:right w:val="single" w:sz="6" w:space="0" w:color="808080"/>
-            </w:tcBorders>
-          </w:tcPr>
-          <w:p>
-            <w:pPr>
-              <w:pStyle w:val="Style14"/>
-              <w:bidi w:val="0"/>
-              <w:spacing w:before="0" w:after="120"/>
-              <w:ind w:hanging="0" w:left="0" w:right="0"/>
+            <w:tcW w:w="7367" w:type="dxa"/>
+            <w:tcBorders/>
+            <w:vAlign w:val="center"/>
+          </w:tcPr>
+          <w:p>
+            <w:pPr>
+              <w:pStyle w:val="Style14"/>
+              <w:bidi w:val="0"/>
+              <w:spacing w:before="0" w:after="283"/>
               <w:jc w:val="left"/>
               <w:rPr/>
             </w:pPr>
@@ -7010,10 +6435,8 @@
               <w:t xml:space="preserve">数据未灌（执行 </w:t>
             </w:r>
             <w:r>
-              <w:rPr>
-                <w:rStyle w:val="Style10"/>
-              </w:rPr>
-              <w:t>seed.sql</w:t>
+              <w:rPr/>
+              <w:t>`seed.sql`</w:t>
             </w:r>
             <w:r>
               <w:rPr/>
@@ -7026,19 +6449,15 @@
         <w:trPr/>
         <w:tc>
           <w:tcPr>
-            <w:tcW w:w="4298" w:type="dxa"/>
-            <w:tcBorders>
-              <w:left w:val="single" w:sz="6" w:space="0" w:color="808080"/>
-              <w:bottom w:val="single" w:sz="2" w:space="0" w:color="808080"/>
-              <w:right w:val="single" w:sz="6" w:space="0" w:color="808080"/>
-            </w:tcBorders>
-          </w:tcPr>
-          <w:p>
-            <w:pPr>
-              <w:pStyle w:val="Style14"/>
-              <w:bidi w:val="0"/>
-              <w:spacing w:before="0" w:after="120"/>
-              <w:ind w:hanging="0" w:left="0" w:right="0"/>
+            <w:tcW w:w="3972" w:type="dxa"/>
+            <w:tcBorders/>
+            <w:vAlign w:val="center"/>
+          </w:tcPr>
+          <w:p>
+            <w:pPr>
+              <w:pStyle w:val="Style14"/>
+              <w:bidi w:val="0"/>
+              <w:spacing w:before="0" w:after="283"/>
               <w:jc w:val="left"/>
               <w:rPr/>
             </w:pPr>
@@ -7050,19 +6469,15 @@
         </w:tc>
         <w:tc>
           <w:tcPr>
-            <w:tcW w:w="7040" w:type="dxa"/>
-            <w:tcBorders>
-              <w:left w:val="single" w:sz="2" w:space="0" w:color="808080"/>
-              <w:bottom w:val="single" w:sz="2" w:space="0" w:color="808080"/>
-              <w:right w:val="single" w:sz="6" w:space="0" w:color="808080"/>
-            </w:tcBorders>
-          </w:tcPr>
-          <w:p>
-            <w:pPr>
-              <w:pStyle w:val="Style14"/>
-              <w:bidi w:val="0"/>
-              <w:spacing w:before="0" w:after="120"/>
-              <w:ind w:hanging="0" w:left="0" w:right="0"/>
+            <w:tcW w:w="7367" w:type="dxa"/>
+            <w:tcBorders/>
+            <w:vAlign w:val="center"/>
+          </w:tcPr>
+          <w:p>
+            <w:pPr>
+              <w:pStyle w:val="Style14"/>
+              <w:bidi w:val="0"/>
+              <w:spacing w:before="0" w:after="283"/>
               <w:jc w:val="left"/>
               <w:rPr/>
             </w:pPr>
@@ -7071,14 +6486,8 @@
               <w:t xml:space="preserve">该用户无行为数据，属冷启动，接口会以热门兜底；检查 </w:t>
             </w:r>
             <w:r>
-              <w:rPr>
-                <w:rStyle w:val="Style10"/>
-              </w:rPr>
-              <w:t>behavior</w:t>
-            </w:r>
-            <w:r>
-              <w:rPr/>
-              <w:t xml:space="preserve"> </w:t>
+              <w:rPr/>
+              <w:t xml:space="preserve">`behavior` </w:t>
             </w:r>
             <w:r>
               <w:rPr/>
@@ -7091,19 +6500,15 @@
         <w:trPr/>
         <w:tc>
           <w:tcPr>
-            <w:tcW w:w="4298" w:type="dxa"/>
-            <w:tcBorders>
-              <w:left w:val="single" w:sz="6" w:space="0" w:color="808080"/>
-              <w:bottom w:val="single" w:sz="2" w:space="0" w:color="808080"/>
-              <w:right w:val="single" w:sz="6" w:space="0" w:color="808080"/>
-            </w:tcBorders>
-          </w:tcPr>
-          <w:p>
-            <w:pPr>
-              <w:pStyle w:val="Style14"/>
-              <w:bidi w:val="0"/>
-              <w:spacing w:before="0" w:after="120"/>
-              <w:ind w:hanging="0" w:left="0" w:right="0"/>
+            <w:tcW w:w="3972" w:type="dxa"/>
+            <w:tcBorders/>
+            <w:vAlign w:val="center"/>
+          </w:tcPr>
+          <w:p>
+            <w:pPr>
+              <w:pStyle w:val="Style14"/>
+              <w:bidi w:val="0"/>
+              <w:spacing w:before="0" w:after="283"/>
               <w:jc w:val="left"/>
               <w:rPr/>
             </w:pPr>
@@ -7115,19 +6520,15 @@
         </w:tc>
         <w:tc>
           <w:tcPr>
-            <w:tcW w:w="7040" w:type="dxa"/>
-            <w:tcBorders>
-              <w:left w:val="single" w:sz="2" w:space="0" w:color="808080"/>
-              <w:bottom w:val="single" w:sz="2" w:space="0" w:color="808080"/>
-              <w:right w:val="single" w:sz="6" w:space="0" w:color="808080"/>
-            </w:tcBorders>
-          </w:tcPr>
-          <w:p>
-            <w:pPr>
-              <w:pStyle w:val="Style14"/>
-              <w:bidi w:val="0"/>
-              <w:spacing w:before="0" w:after="120"/>
-              <w:ind w:hanging="0" w:left="0" w:right="0"/>
+            <w:tcW w:w="7367" w:type="dxa"/>
+            <w:tcBorders/>
+            <w:vAlign w:val="center"/>
+          </w:tcPr>
+          <w:p>
+            <w:pPr>
+              <w:pStyle w:val="Style14"/>
+              <w:bidi w:val="0"/>
+              <w:spacing w:before="0" w:after="283"/>
               <w:jc w:val="left"/>
               <w:rPr/>
             </w:pPr>
@@ -7144,10 +6545,8 @@
               <w:t xml:space="preserve">：加 </w:t>
             </w:r>
             <w:r>
-              <w:rPr>
-                <w:rStyle w:val="Style10"/>
-              </w:rPr>
-              <w:t>--default-character-set=utf8mb4</w:t>
+              <w:rPr/>
+              <w:t>`--default-character-set=utf8mb4`</w:t>
             </w:r>
             <w:r>
               <w:rPr/>
@@ -7172,59 +6571,43 @@
         <w:trPr/>
         <w:tc>
           <w:tcPr>
-            <w:tcW w:w="4298" w:type="dxa"/>
-            <w:tcBorders>
-              <w:left w:val="single" w:sz="6" w:space="0" w:color="808080"/>
-              <w:bottom w:val="single" w:sz="2" w:space="0" w:color="808080"/>
-              <w:right w:val="single" w:sz="6" w:space="0" w:color="808080"/>
-            </w:tcBorders>
-          </w:tcPr>
-          <w:p>
-            <w:pPr>
-              <w:pStyle w:val="Style14"/>
-              <w:bidi w:val="0"/>
-              <w:spacing w:before="0" w:after="120"/>
-              <w:ind w:hanging="0" w:left="0" w:right="0"/>
-              <w:jc w:val="left"/>
-              <w:rPr/>
-            </w:pPr>
-            <w:r>
-              <w:rPr>
-                <w:rStyle w:val="Style10"/>
-              </w:rPr>
-              <w:t>seed.sql</w:t>
-            </w:r>
-            <w:r>
-              <w:rPr/>
-              <w:t xml:space="preserve"> </w:t>
+            <w:tcW w:w="3972" w:type="dxa"/>
+            <w:tcBorders/>
+            <w:vAlign w:val="center"/>
+          </w:tcPr>
+          <w:p>
+            <w:pPr>
+              <w:pStyle w:val="Style14"/>
+              <w:bidi w:val="0"/>
+              <w:spacing w:before="0" w:after="283"/>
+              <w:jc w:val="left"/>
+              <w:rPr/>
+            </w:pPr>
+            <w:r>
+              <w:rPr/>
+              <w:t xml:space="preserve">`seed.sql` </w:t>
             </w:r>
             <w:r>
               <w:rPr/>
               <w:t xml:space="preserve">执行报 </w:t>
             </w:r>
             <w:r>
-              <w:rPr>
-                <w:rStyle w:val="Style10"/>
-              </w:rPr>
-              <w:t>Table 'tmp_seq' doesn't exist</w:t>
-            </w:r>
-          </w:p>
-        </w:tc>
-        <w:tc>
-          <w:tcPr>
-            <w:tcW w:w="7040" w:type="dxa"/>
-            <w:tcBorders>
-              <w:left w:val="single" w:sz="2" w:space="0" w:color="808080"/>
-              <w:bottom w:val="single" w:sz="2" w:space="0" w:color="808080"/>
-              <w:right w:val="single" w:sz="6" w:space="0" w:color="808080"/>
-            </w:tcBorders>
-          </w:tcPr>
-          <w:p>
-            <w:pPr>
-              <w:pStyle w:val="Style14"/>
-              <w:bidi w:val="0"/>
-              <w:spacing w:before="0" w:after="120"/>
-              <w:ind w:hanging="0" w:left="0" w:right="0"/>
+              <w:rPr/>
+              <w:t>`Table 'tmp_seq' doesn't exist`</w:t>
+            </w:r>
+          </w:p>
+        </w:tc>
+        <w:tc>
+          <w:tcPr>
+            <w:tcW w:w="7367" w:type="dxa"/>
+            <w:tcBorders/>
+            <w:vAlign w:val="center"/>
+          </w:tcPr>
+          <w:p>
+            <w:pPr>
+              <w:pStyle w:val="Style14"/>
+              <w:bidi w:val="0"/>
+              <w:spacing w:before="0" w:after="283"/>
               <w:jc w:val="left"/>
               <w:rPr/>
             </w:pPr>
@@ -7239,31 +6622,21 @@
         <w:trPr/>
         <w:tc>
           <w:tcPr>
-            <w:tcW w:w="4298" w:type="dxa"/>
-            <w:tcBorders>
-              <w:left w:val="single" w:sz="6" w:space="0" w:color="808080"/>
-              <w:bottom w:val="single" w:sz="2" w:space="0" w:color="808080"/>
-              <w:right w:val="single" w:sz="6" w:space="0" w:color="808080"/>
-            </w:tcBorders>
-          </w:tcPr>
-          <w:p>
-            <w:pPr>
-              <w:pStyle w:val="Style14"/>
-              <w:bidi w:val="0"/>
-              <w:spacing w:before="0" w:after="120"/>
-              <w:ind w:hanging="0" w:left="0" w:right="0"/>
-              <w:jc w:val="left"/>
-              <w:rPr/>
-            </w:pPr>
-            <w:r>
-              <w:rPr>
-                <w:rStyle w:val="Style10"/>
-              </w:rPr>
-              <w:t>mvnw</w:t>
-            </w:r>
-            <w:r>
-              <w:rPr/>
-              <w:t xml:space="preserve"> </w:t>
+            <w:tcW w:w="3972" w:type="dxa"/>
+            <w:tcBorders/>
+            <w:vAlign w:val="center"/>
+          </w:tcPr>
+          <w:p>
+            <w:pPr>
+              <w:pStyle w:val="Style14"/>
+              <w:bidi w:val="0"/>
+              <w:spacing w:before="0" w:after="283"/>
+              <w:jc w:val="left"/>
+              <w:rPr/>
+            </w:pPr>
+            <w:r>
+              <w:rPr/>
+              <w:t xml:space="preserve">`mvnw` </w:t>
             </w:r>
             <w:r>
               <w:rPr/>
@@ -7273,19 +6646,15 @@
         </w:tc>
         <w:tc>
           <w:tcPr>
-            <w:tcW w:w="7040" w:type="dxa"/>
-            <w:tcBorders>
-              <w:left w:val="single" w:sz="2" w:space="0" w:color="808080"/>
-              <w:bottom w:val="single" w:sz="2" w:space="0" w:color="808080"/>
-              <w:right w:val="single" w:sz="6" w:space="0" w:color="808080"/>
-            </w:tcBorders>
-          </w:tcPr>
-          <w:p>
-            <w:pPr>
-              <w:pStyle w:val="Style14"/>
-              <w:bidi w:val="0"/>
-              <w:spacing w:before="0" w:after="120"/>
-              <w:ind w:hanging="0" w:left="0" w:right="0"/>
+            <w:tcW w:w="7367" w:type="dxa"/>
+            <w:tcBorders/>
+            <w:vAlign w:val="center"/>
+          </w:tcPr>
+          <w:p>
+            <w:pPr>
+              <w:pStyle w:val="Style14"/>
+              <w:bidi w:val="0"/>
+              <w:spacing w:before="0" w:after="283"/>
               <w:jc w:val="left"/>
               <w:rPr/>
             </w:pPr>
@@ -7294,28 +6663,16 @@
               <w:t xml:space="preserve">检查本机 </w:t>
             </w:r>
             <w:r>
-              <w:rPr>
-                <w:rStyle w:val="Style10"/>
-              </w:rPr>
-              <w:t>settings.xml</w:t>
-            </w:r>
-            <w:r>
-              <w:rPr/>
-              <w:t xml:space="preserve"> </w:t>
+              <w:rPr/>
+              <w:t xml:space="preserve">`settings.xml` </w:t>
             </w:r>
             <w:r>
               <w:rPr/>
               <w:t xml:space="preserve">的阿里云镜像与本地仓库 </w:t>
             </w:r>
             <w:r>
-              <w:rPr>
-                <w:rStyle w:val="Style10"/>
-              </w:rPr>
-              <w:t>D:\maven-repo</w:t>
-            </w:r>
-            <w:r>
-              <w:rPr/>
-              <w:t xml:space="preserve"> </w:t>
+              <w:rPr/>
+              <w:t xml:space="preserve">`D:\maven-repo` </w:t>
             </w:r>
             <w:r>
               <w:rPr/>
@@ -7328,19 +6685,15 @@
         <w:trPr/>
         <w:tc>
           <w:tcPr>
-            <w:tcW w:w="4298" w:type="dxa"/>
-            <w:tcBorders>
-              <w:left w:val="single" w:sz="6" w:space="0" w:color="808080"/>
-              <w:bottom w:val="single" w:sz="6" w:space="0" w:color="808080"/>
-              <w:right w:val="single" w:sz="6" w:space="0" w:color="808080"/>
-            </w:tcBorders>
-          </w:tcPr>
-          <w:p>
-            <w:pPr>
-              <w:pStyle w:val="Style14"/>
-              <w:bidi w:val="0"/>
-              <w:spacing w:before="0" w:after="120"/>
-              <w:ind w:hanging="0" w:left="0" w:right="0"/>
+            <w:tcW w:w="3972" w:type="dxa"/>
+            <w:tcBorders/>
+            <w:vAlign w:val="center"/>
+          </w:tcPr>
+          <w:p>
+            <w:pPr>
+              <w:pStyle w:val="Style14"/>
+              <w:bidi w:val="0"/>
+              <w:spacing w:before="0" w:after="283"/>
               <w:jc w:val="left"/>
               <w:rPr/>
             </w:pPr>
@@ -7349,14 +6702,8 @@
               <w:t xml:space="preserve">前端 </w:t>
             </w:r>
             <w:r>
-              <w:rPr>
-                <w:rStyle w:val="Style10"/>
-              </w:rPr>
-              <w:t>npm run build</w:t>
-            </w:r>
-            <w:r>
-              <w:rPr/>
-              <w:t xml:space="preserve"> </w:t>
+              <w:rPr/>
+              <w:t xml:space="preserve">`npm run build` </w:t>
             </w:r>
             <w:r>
               <w:rPr/>
@@ -7370,18 +6717,15 @@
         </w:tc>
         <w:tc>
           <w:tcPr>
-            <w:tcW w:w="7040" w:type="dxa"/>
-            <w:tcBorders>
-              <w:left w:val="single" w:sz="2" w:space="0" w:color="808080"/>
-              <w:bottom w:val="single" w:sz="6" w:space="0" w:color="808080"/>
-              <w:right w:val="single" w:sz="6" w:space="0" w:color="808080"/>
-            </w:tcBorders>
-          </w:tcPr>
-          <w:p>
-            <w:pPr>
-              <w:pStyle w:val="Style14"/>
-              <w:bidi w:val="0"/>
-              <w:spacing w:before="0" w:after="120"/>
+            <w:tcW w:w="7367" w:type="dxa"/>
+            <w:tcBorders/>
+            <w:vAlign w:val="center"/>
+          </w:tcPr>
+          <w:p>
+            <w:pPr>
+              <w:pStyle w:val="Style14"/>
+              <w:bidi w:val="0"/>
+              <w:spacing w:before="0" w:after="283"/>
               <w:jc w:val="left"/>
               <w:rPr/>
             </w:pPr>
@@ -7442,6 +6786,7 @@
         <w:bidi w:val="0"/>
         <w:spacing w:before="0" w:after="0"/>
         <w:ind w:hanging="283" w:left="709"/>
+        <w:jc w:val="left"/>
         <w:rPr/>
       </w:pPr>
       <w:r>
@@ -7449,24 +6794,8 @@
         <w:t>代码升级：</w:t>
       </w:r>
       <w:r>
-        <w:rPr>
-          <w:rStyle w:val="Style10"/>
-        </w:rPr>
-        <w:t>git pull</w:t>
-      </w:r>
-      <w:r>
-        <w:rPr/>
-        <w:t xml:space="preserve"> → </w:t>
-      </w:r>
-      <w:r>
-        <w:rPr>
-          <w:rStyle w:val="Style10"/>
-        </w:rPr>
-        <w:t>mvnw -B clean package</w:t>
-      </w:r>
-      <w:r>
-        <w:rPr/>
-        <w:t xml:space="preserve"> → </w:t>
+        <w:rPr/>
+        <w:t xml:space="preserve">`git pull` → `mvnw -B clean package` → </w:t>
       </w:r>
       <w:r>
         <w:rPr/>
@@ -7478,7 +6807,7 @@
       </w:r>
       <w:r>
         <w:rPr/>
-        <w:t>重启服务。</w:t>
+        <w:t xml:space="preserve">重启服务。 </w:t>
       </w:r>
     </w:p>
     <w:p>
@@ -7493,8 +6822,8 @@
           <w:tab w:val="left" w:pos="709" w:leader="none"/>
         </w:tabs>
         <w:bidi w:val="0"/>
-        <w:spacing w:before="0" w:after="0"/>
         <w:ind w:hanging="283" w:left="709"/>
+        <w:jc w:val="left"/>
         <w:rPr/>
       </w:pPr>
       <w:r>
@@ -7502,15 +6831,21 @@
         <w:t xml:space="preserve">表结构升级：新变更先写入 </w:t>
       </w:r>
       <w:r>
-        <w:rPr>
-          <w:rStyle w:val="Style10"/>
-        </w:rPr>
-        <w:t>sql/schema.sql</w:t>
+        <w:rPr/>
+        <w:t>`sql/schema.sql`</w:t>
       </w:r>
       <w:r>
         <w:rPr/>
         <w:t xml:space="preserve">（保持与代码同版本），生产环境用增量脚本执行， </w:t>
       </w:r>
+    </w:p>
+    <w:p>
+      <w:pPr>
+        <w:pStyle w:val="BodyText"/>
+        <w:bidi w:val="0"/>
+        <w:jc w:val="left"/>
+        <w:rPr/>
+      </w:pPr>
       <w:r>
         <w:rPr>
           <w:b/>
@@ -7522,78 +6857,20 @@
         <w:t xml:space="preserve">直接对生产库执行 </w:t>
       </w:r>
       <w:r>
-        <w:rPr>
-          <w:rStyle w:val="Style10"/>
-        </w:rPr>
-        <w:t>schema.sql</w:t>
+        <w:rPr/>
+        <w:t>`schema.sql`</w:t>
       </w:r>
       <w:r>
         <w:rPr/>
         <w:t xml:space="preserve">（含 </w:t>
       </w:r>
       <w:r>
-        <w:rPr>
-          <w:rStyle w:val="Style10"/>
-        </w:rPr>
-        <w:t>DROP TABLE</w:t>
+        <w:rPr/>
+        <w:t>`DROP TABLE`</w:t>
       </w:r>
       <w:r>
         <w:rPr/>
         <w:t>）。</w:t>
-      </w:r>
-    </w:p>
-    <w:p>
-      <w:pPr>
-        <w:pStyle w:val="BodyText"/>
-        <w:numPr>
-          <w:ilvl w:val="0"/>
-          <w:numId w:val="3"/>
-        </w:numPr>
-        <w:tabs>
-          <w:tab w:val="clear" w:pos="1134"/>
-          <w:tab w:val="left" w:pos="709" w:leader="none"/>
-        </w:tabs>
-        <w:bidi w:val="0"/>
-        <w:ind w:hanging="283" w:left="709"/>
-        <w:rPr/>
-      </w:pPr>
-      <w:r>
-        <w:rPr/>
-        <w:t xml:space="preserve">回滚：保留上一版本 </w:t>
-      </w:r>
-      <w:r>
-        <w:rPr/>
-        <w:t xml:space="preserve">jar </w:t>
-      </w:r>
-      <w:r>
-        <w:rPr/>
-        <w:t>与数据库备份（</w:t>
-      </w:r>
-      <w:r>
-        <w:rPr>
-          <w:rStyle w:val="Style10"/>
-        </w:rPr>
-        <w:t>mysqldump -u root -p recommend_db &gt; backup.sql</w:t>
-      </w:r>
-      <w:r>
-        <w:rPr/>
-        <w:t xml:space="preserve">）， 回滚时先停服务 → 还原库 → 换回旧 </w:t>
-      </w:r>
-      <w:r>
-        <w:rPr/>
-        <w:t xml:space="preserve">jar → </w:t>
-      </w:r>
-      <w:r>
-        <w:rPr/>
-        <w:t xml:space="preserve">启动 → 按 </w:t>
-      </w:r>
-      <w:r>
-        <w:rPr/>
-        <w:t xml:space="preserve">5.3 </w:t>
-      </w:r>
-      <w:r>
-        <w:rPr/>
-        <w:t>验证。</w:t>
       </w:r>
     </w:p>
     <w:p>
@@ -7609,6 +6886,7 @@
         </w:tabs>
         <w:bidi w:val="0"/>
         <w:ind w:hanging="283" w:left="709"/>
+        <w:jc w:val="left"/>
         <w:rPr/>
       </w:pPr>
       <w:r>
@@ -7624,36 +6902,19 @@
         <w:t>与数据库备份（</w:t>
       </w:r>
       <w:r>
-        <w:rPr>
-          <w:rStyle w:val="Style10"/>
-        </w:rPr>
-        <w:t>mysqldump -u root -p recommend_db &gt; backup.sql</w:t>
-      </w:r>
-      <w:r>
-        <w:rPr/>
-        <w:t xml:space="preserve">）， 回滚时先停服务 → 还原库 → 换回旧 </w:t>
-      </w:r>
-      <w:r>
-        <w:rPr/>
-        <w:t xml:space="preserve">jar → </w:t>
-      </w:r>
-      <w:r>
-        <w:rPr/>
-        <w:t xml:space="preserve">启动 → 按 </w:t>
-      </w:r>
-      <w:r>
-        <w:rPr/>
-        <w:t xml:space="preserve">5.3 </w:t>
-      </w:r>
-      <w:r>
-        <w:rPr/>
-        <w:t>验证。</w:t>
+        <w:rPr/>
+        <w:t>`mysqldump -u root -p recommend_db &gt; backup.sql`</w:t>
+      </w:r>
+      <w:r>
+        <w:rPr/>
+        <w:t xml:space="preserve">）， </w:t>
       </w:r>
     </w:p>
     <w:p>
       <w:pPr>
         <w:pStyle w:val="BodyText"/>
         <w:bidi w:val="0"/>
+        <w:jc w:val="left"/>
         <w:rPr/>
       </w:pPr>
       <w:r>
@@ -7718,63 +6979,40 @@
         <w:bidi w:val="0"/>
         <w:spacing w:before="0" w:after="0"/>
         <w:ind w:hanging="283" w:left="709"/>
-        <w:rPr/>
-      </w:pPr>
-      <w:r>
-        <w:rPr/>
-        <w:t xml:space="preserve">☐ </w:t>
-      </w:r>
-      <w:r>
-        <w:rPr>
-          <w:rStyle w:val="Style10"/>
-        </w:rPr>
-        <w:t>DB_PASSWORD</w:t>
+        <w:jc w:val="left"/>
+        <w:rPr/>
+      </w:pPr>
+      <w:r>
+        <w:rPr/>
+        <w:t>[ ] `DB_PASSWORD`</w:t>
       </w:r>
       <w:r>
         <w:rPr/>
         <w:t>、</w:t>
       </w:r>
       <w:r>
-        <w:rPr>
-          <w:rStyle w:val="Style10"/>
-        </w:rPr>
-        <w:t>JWT_SECRET</w:t>
-      </w:r>
-      <w:r>
-        <w:rPr/>
-        <w:t xml:space="preserve"> </w:t>
+        <w:rPr/>
+        <w:t xml:space="preserve">`JWT_SECRET` </w:t>
       </w:r>
       <w:r>
         <w:rPr/>
         <w:t>未写入任何入库文件（</w:t>
       </w:r>
       <w:r>
-        <w:rPr>
-          <w:rStyle w:val="Style10"/>
-        </w:rPr>
-        <w:t>.env</w:t>
-      </w:r>
-      <w:r>
-        <w:rPr/>
-        <w:t xml:space="preserve"> </w:t>
+        <w:rPr/>
+        <w:t xml:space="preserve">`.env` </w:t>
       </w:r>
       <w:r>
         <w:rPr/>
         <w:t xml:space="preserve">已被 </w:t>
       </w:r>
       <w:r>
-        <w:rPr>
-          <w:rStyle w:val="Style10"/>
-        </w:rPr>
-        <w:t>.gitignore</w:t>
-      </w:r>
-      <w:r>
-        <w:rPr/>
-        <w:t xml:space="preserve"> </w:t>
-      </w:r>
-      <w:r>
-        <w:rPr/>
-        <w:t>忽略）</w:t>
+        <w:rPr/>
+        <w:t xml:space="preserve">`.gitignore` </w:t>
+      </w:r>
+      <w:r>
+        <w:rPr/>
+        <w:t xml:space="preserve">忽略） </w:t>
       </w:r>
     </w:p>
     <w:p>
@@ -7791,21 +7029,12 @@
         <w:bidi w:val="0"/>
         <w:spacing w:before="0" w:after="0"/>
         <w:ind w:hanging="283" w:left="709"/>
-        <w:rPr/>
-      </w:pPr>
-      <w:r>
-        <w:rPr/>
-        <w:t xml:space="preserve">☐ </w:t>
-      </w:r>
-      <w:r>
-        <w:rPr>
-          <w:rStyle w:val="Style10"/>
-        </w:rPr>
-        <w:t>JWT_SECRET</w:t>
-      </w:r>
-      <w:r>
-        <w:rPr/>
-        <w:t xml:space="preserve"> </w:t>
+        <w:jc w:val="left"/>
+        <w:rPr/>
+      </w:pPr>
+      <w:r>
+        <w:rPr/>
+        <w:t xml:space="preserve">[ ] `JWT_SECRET` </w:t>
       </w:r>
       <w:r>
         <w:rPr/>
@@ -7817,7 +7046,7 @@
       </w:r>
       <w:r>
         <w:rPr/>
-        <w:t>字节且为随机值（不是内置占位串）</w:t>
+        <w:t xml:space="preserve">字节且为随机值（不是内置占位串） </w:t>
       </w:r>
     </w:p>
     <w:p>
@@ -7834,39 +7063,32 @@
         <w:bidi w:val="0"/>
         <w:spacing w:before="0" w:after="0"/>
         <w:ind w:hanging="283" w:left="709"/>
-        <w:rPr/>
-      </w:pPr>
-      <w:r>
-        <w:rPr/>
-        <w:t xml:space="preserve">☐ </w:t>
+        <w:jc w:val="left"/>
+        <w:rPr/>
+      </w:pPr>
+      <w:r>
+        <w:rPr/>
+        <w:t xml:space="preserve">[ ] </w:t>
       </w:r>
       <w:r>
         <w:rPr/>
         <w:t xml:space="preserve">生产库账号不是 </w:t>
       </w:r>
       <w:r>
-        <w:rPr>
-          <w:rStyle w:val="Style10"/>
-        </w:rPr>
-        <w:t>root</w:t>
+        <w:rPr/>
+        <w:t>`root`</w:t>
       </w:r>
       <w:r>
         <w:rPr/>
         <w:t xml:space="preserve">，只授予 </w:t>
       </w:r>
       <w:r>
-        <w:rPr>
-          <w:rStyle w:val="Style10"/>
-        </w:rPr>
-        <w:t>recommend_db</w:t>
-      </w:r>
-      <w:r>
-        <w:rPr/>
-        <w:t xml:space="preserve"> </w:t>
-      </w:r>
-      <w:r>
-        <w:rPr/>
-        <w:t>的增删改查权限</w:t>
+        <w:rPr/>
+        <w:t xml:space="preserve">`recommend_db` </w:t>
+      </w:r>
+      <w:r>
+        <w:rPr/>
+        <w:t xml:space="preserve">的增删改查权限 </w:t>
       </w:r>
     </w:p>
     <w:p>
@@ -7883,15 +7105,16 @@
         <w:bidi w:val="0"/>
         <w:spacing w:before="0" w:after="0"/>
         <w:ind w:hanging="283" w:left="709"/>
-        <w:rPr/>
-      </w:pPr>
-      <w:r>
-        <w:rPr/>
-        <w:t xml:space="preserve">☐ </w:t>
-      </w:r>
-      <w:r>
-        <w:rPr/>
-        <w:t>数据库端口未对公网开放</w:t>
+        <w:jc w:val="left"/>
+        <w:rPr/>
+      </w:pPr>
+      <w:r>
+        <w:rPr/>
+        <w:t xml:space="preserve">[ ] </w:t>
+      </w:r>
+      <w:r>
+        <w:rPr/>
+        <w:t xml:space="preserve">数据库端口未对公网开放 </w:t>
       </w:r>
     </w:p>
     <w:p>
@@ -7908,15 +7131,12 @@
         <w:bidi w:val="0"/>
         <w:spacing w:before="0" w:after="0"/>
         <w:ind w:hanging="283" w:left="709"/>
-        <w:rPr/>
-      </w:pPr>
-      <w:r>
-        <w:rPr/>
-        <w:t xml:space="preserve">☐ </w:t>
-      </w:r>
-      <w:r>
-        <w:rPr/>
-        <w:t xml:space="preserve">Nginx </w:t>
+        <w:jc w:val="left"/>
+        <w:rPr/>
+      </w:pPr>
+      <w:r>
+        <w:rPr/>
+        <w:t xml:space="preserve">[ ] Nginx </w:t>
       </w:r>
       <w:r>
         <w:rPr/>
@@ -7944,7 +7164,7 @@
       </w:r>
       <w:r>
         <w:rPr/>
-        <w:t>仅本机可达</w:t>
+        <w:t xml:space="preserve">仅本机可达 </w:t>
       </w:r>
     </w:p>
     <w:p>
@@ -7961,73 +7181,56 @@
         <w:bidi w:val="0"/>
         <w:spacing w:before="0" w:after="0"/>
         <w:ind w:hanging="283" w:left="709"/>
-        <w:rPr/>
-      </w:pPr>
-      <w:r>
-        <w:rPr/>
-        <w:t xml:space="preserve">☐ </w:t>
-      </w:r>
-      <w:r>
-        <w:rPr/>
-        <w:t xml:space="preserve">Actuator </w:t>
+        <w:jc w:val="left"/>
+        <w:rPr/>
+      </w:pPr>
+      <w:r>
+        <w:rPr/>
+        <w:t xml:space="preserve">[ ] Actuator </w:t>
       </w:r>
       <w:r>
         <w:rPr/>
         <w:t xml:space="preserve">仅暴露 </w:t>
       </w:r>
       <w:r>
-        <w:rPr>
-          <w:rStyle w:val="Style10"/>
-        </w:rPr>
-        <w:t>health,info</w:t>
+        <w:rPr/>
+        <w:t>`health,info`</w:t>
       </w:r>
       <w:r>
         <w:rPr/>
         <w:t>（</w:t>
       </w:r>
       <w:r>
-        <w:rPr>
-          <w:rStyle w:val="Style10"/>
-        </w:rPr>
-        <w:t>management.endpoints.web.exposure.include</w:t>
+        <w:rPr/>
+        <w:t>`management.endpoints.web.exposure.include`</w:t>
       </w:r>
       <w:r>
         <w:rPr/>
         <w:t>），</w:t>
       </w:r>
       <w:r>
-        <w:rPr>
-          <w:rStyle w:val="Style10"/>
-        </w:rPr>
-        <w:t>env</w:t>
+        <w:rPr/>
+        <w:t>`env`</w:t>
       </w:r>
       <w:r>
         <w:rPr/>
         <w:t>、</w:t>
       </w:r>
       <w:r>
-        <w:rPr>
-          <w:rStyle w:val="Style10"/>
-        </w:rPr>
-        <w:t>configprops</w:t>
+        <w:rPr/>
+        <w:t>`configprops`</w:t>
       </w:r>
       <w:r>
         <w:rPr/>
         <w:t>、</w:t>
       </w:r>
       <w:r>
-        <w:rPr>
-          <w:rStyle w:val="Style10"/>
-        </w:rPr>
-        <w:t>heapdump</w:t>
-      </w:r>
-      <w:r>
-        <w:rPr/>
-        <w:t xml:space="preserve"> </w:t>
-      </w:r>
-      <w:r>
-        <w:rPr/>
-        <w:t>绝不对公网开放</w:t>
+        <w:rPr/>
+        <w:t xml:space="preserve">`heapdump` </w:t>
+      </w:r>
+      <w:r>
+        <w:rPr/>
+        <w:t xml:space="preserve">绝不对公网开放 </w:t>
       </w:r>
     </w:p>
     <w:p>
@@ -8044,21 +7247,20 @@
         <w:bidi w:val="0"/>
         <w:spacing w:before="0" w:after="0"/>
         <w:ind w:hanging="283" w:left="709"/>
-        <w:rPr/>
-      </w:pPr>
-      <w:r>
-        <w:rPr/>
-        <w:t xml:space="preserve">☐ </w:t>
+        <w:jc w:val="left"/>
+        <w:rPr/>
+      </w:pPr>
+      <w:r>
+        <w:rPr/>
+        <w:t xml:space="preserve">[ ] </w:t>
       </w:r>
       <w:r>
         <w:rPr/>
         <w:t>如需监控采集，把管理端点绑到独立端口（</w:t>
       </w:r>
       <w:r>
-        <w:rPr>
-          <w:rStyle w:val="Style10"/>
-        </w:rPr>
-        <w:t>management.server.port</w:t>
+        <w:rPr/>
+        <w:t>`management.server.port`</w:t>
       </w:r>
       <w:r>
         <w:rPr/>
@@ -8070,7 +7272,7 @@
       </w:r>
       <w:r>
         <w:rPr/>
-        <w:t>内网放行</w:t>
+        <w:t xml:space="preserve">内网放行 </w:t>
       </w:r>
     </w:p>
     <w:p>
@@ -8085,41 +7287,1000 @@
           <w:tab w:val="left" w:pos="709" w:leader="none"/>
         </w:tabs>
         <w:bidi w:val="0"/>
-        <w:spacing w:before="0" w:after="120"/>
         <w:ind w:hanging="283" w:left="709"/>
-        <w:rPr/>
-      </w:pPr>
-      <w:r>
-        <w:rPr/>
-        <w:t xml:space="preserve">☐ </w:t>
-      </w:r>
-      <w:r>
-        <w:rPr/>
-        <w:t xml:space="preserve">Swagger </w:t>
+        <w:jc w:val="left"/>
+        <w:rPr/>
+      </w:pPr>
+      <w:r>
+        <w:rPr/>
+        <w:t xml:space="preserve">[ ] Swagger </w:t>
       </w:r>
       <w:r>
         <w:rPr/>
         <w:t>在生产环境按需关闭（</w:t>
       </w:r>
       <w:r>
-        <w:rPr>
-          <w:rStyle w:val="Style10"/>
-        </w:rPr>
-        <w:t>springdoc.api-docs.enabled=false</w:t>
+        <w:rPr/>
+        <w:t>`springdoc.api-docs.enabled=false`</w:t>
+      </w:r>
+      <w:r>
+        <w:rPr/>
+        <w:t xml:space="preserve">） </w:t>
+      </w:r>
+    </w:p>
+    <w:p>
+      <w:pPr>
+        <w:pStyle w:val="Heading2"/>
+        <w:bidi w:val="0"/>
+        <w:jc w:val="left"/>
+        <w:rPr/>
+      </w:pPr>
+      <w:r>
+        <w:rPr/>
+        <w:t xml:space="preserve">10. </w:t>
+      </w:r>
+      <w:r>
+        <w:rPr/>
+        <w:t>增量升级指南（</w:t>
+      </w:r>
+      <w:r>
+        <w:rPr/>
+        <w:t>V6 ~ V10</w:t>
       </w:r>
       <w:r>
         <w:rPr/>
         <w:t>）</w:t>
+      </w:r>
+    </w:p>
+    <w:p>
+      <w:pPr>
+        <w:pStyle w:val="Heading3"/>
+        <w:bidi w:val="0"/>
+        <w:jc w:val="left"/>
+        <w:rPr/>
+      </w:pPr>
+      <w:r>
+        <w:rPr/>
+        <w:t xml:space="preserve">10.1 </w:t>
+      </w:r>
+      <w:r>
+        <w:rPr/>
+        <w:t>老库升级步骤</w:t>
+      </w:r>
+    </w:p>
+    <w:p>
+      <w:pPr>
+        <w:pStyle w:val="BodyText"/>
+        <w:bidi w:val="0"/>
+        <w:jc w:val="left"/>
+        <w:rPr/>
+      </w:pPr>
+      <w:r>
+        <w:rPr/>
+        <w:t xml:space="preserve">按序执行（必须带 </w:t>
+      </w:r>
+      <w:r>
+        <w:rPr/>
+        <w:t>`--default-character-set=utf8mb4`</w:t>
+      </w:r>
+      <w:r>
+        <w:rPr/>
+        <w:t>）：</w:t>
+      </w:r>
+    </w:p>
+    <w:p>
+      <w:pPr>
+        <w:pStyle w:val="Style17"/>
+        <w:bidi w:val="0"/>
+        <w:jc w:val="left"/>
+        <w:rPr/>
+      </w:pPr>
+      <w:r>
+        <w:rPr>
+          <w:rStyle w:val="Style10"/>
+        </w:rPr>
+        <w:t>mysql --default-character-set=utf8mb4 -u root -p recommend_db &lt; sql/migration/V6__order_pay_type.sql</w:t>
+      </w:r>
+    </w:p>
+    <w:p>
+      <w:pPr>
+        <w:pStyle w:val="Style17"/>
+        <w:bidi w:val="0"/>
+        <w:jc w:val="left"/>
+        <w:rPr/>
+      </w:pPr>
+      <w:r>
+        <w:rPr>
+          <w:rStyle w:val="Style10"/>
+        </w:rPr>
+        <w:t>mysql --default-character-set=utf8mb4 -u root -p recommend_db &lt; sql/migration/V7__order_tracking_no.sql</w:t>
+      </w:r>
+    </w:p>
+    <w:p>
+      <w:pPr>
+        <w:pStyle w:val="Style17"/>
+        <w:bidi w:val="0"/>
+        <w:jc w:val="left"/>
+        <w:rPr/>
+      </w:pPr>
+      <w:r>
+        <w:rPr>
+          <w:rStyle w:val="Style10"/>
+        </w:rPr>
+        <w:t>mysql --default-character-set=utf8mb4 -u root -p recommend_db &lt; sql/migration/V8__order_log_notification.sql</w:t>
+      </w:r>
+    </w:p>
+    <w:p>
+      <w:pPr>
+        <w:pStyle w:val="Style17"/>
+        <w:bidi w:val="0"/>
+        <w:jc w:val="left"/>
+        <w:rPr/>
+      </w:pPr>
+      <w:r>
+        <w:rPr>
+          <w:rStyle w:val="Style10"/>
+        </w:rPr>
+        <w:t>mysql --default-character-set=utf8mb4 -u root -p recommend_db &lt; sql/migration/V9__order_ship_info.sql</w:t>
+      </w:r>
+    </w:p>
+    <w:p>
+      <w:pPr>
+        <w:pStyle w:val="Style17"/>
+        <w:bidi w:val="0"/>
+        <w:spacing w:before="0" w:after="283"/>
+        <w:jc w:val="left"/>
+        <w:rPr/>
+      </w:pPr>
+      <w:r>
+        <w:rPr>
+          <w:rStyle w:val="Style10"/>
+        </w:rPr>
+        <w:t xml:space="preserve">mysql --default-character-set=utf8mb4 -u root -p recommend_db &lt; sql/migration/V10__bulk_demo_data.sql   # </w:t>
+      </w:r>
+      <w:r>
+        <w:rPr>
+          <w:rStyle w:val="Style10"/>
+        </w:rPr>
+        <w:t>可选：批量演示数据</w:t>
+      </w:r>
+    </w:p>
+    <w:p>
+      <w:pPr>
+        <w:pStyle w:val="BodyText"/>
+        <w:bidi w:val="0"/>
+        <w:jc w:val="left"/>
+        <w:rPr/>
+      </w:pPr>
+      <w:r>
+        <w:rPr/>
+        <w:t xml:space="preserve">V10 </w:t>
+      </w:r>
+      <w:r>
+        <w:rPr/>
+        <w:t xml:space="preserve">会额外生成 </w:t>
+      </w:r>
+      <w:r>
+        <w:rPr/>
+        <w:t xml:space="preserve">4500 </w:t>
+      </w:r>
+      <w:r>
+        <w:rPr/>
+        <w:t xml:space="preserve">商品 </w:t>
+      </w:r>
+      <w:r>
+        <w:rPr/>
+        <w:t xml:space="preserve">/ 500 </w:t>
+      </w:r>
+      <w:r>
+        <w:rPr/>
+        <w:t xml:space="preserve">用户 </w:t>
+      </w:r>
+      <w:r>
+        <w:rPr/>
+        <w:t xml:space="preserve">/ 2 </w:t>
+      </w:r>
+      <w:r>
+        <w:rPr/>
+        <w:t>万</w:t>
+      </w:r>
+      <w:r>
+        <w:rPr/>
+        <w:t>+</w:t>
+      </w:r>
+      <w:r>
+        <w:rPr/>
+        <w:t xml:space="preserve">行为，并把原 </w:t>
+      </w:r>
+      <w:r>
+        <w:rPr/>
+        <w:t xml:space="preserve">500 </w:t>
+      </w:r>
+      <w:r>
+        <w:rPr/>
+        <w:t xml:space="preserve">个「演示商品」按类目重命名与重定价。不需要该数据可跳过；已导入可用文件头注释里的 </w:t>
+      </w:r>
+      <w:r>
+        <w:rPr/>
+        <w:t xml:space="preserve">id </w:t>
+      </w:r>
+      <w:r>
+        <w:rPr/>
+        <w:t>区间语句精确回滚。</w:t>
+      </w:r>
+    </w:p>
+    <w:p>
+      <w:pPr>
+        <w:pStyle w:val="Heading3"/>
+        <w:bidi w:val="0"/>
+        <w:jc w:val="left"/>
+        <w:rPr/>
+      </w:pPr>
+      <w:r>
+        <w:rPr/>
+        <w:t xml:space="preserve">10.2 </w:t>
+      </w:r>
+      <w:r>
+        <w:rPr/>
+        <w:t>新增配置项</w:t>
+      </w:r>
+    </w:p>
+    <w:tbl>
+      <w:tblPr>
+        <w:tblW w:w="10381" w:type="dxa"/>
+        <w:jc w:val="left"/>
+        <w:tblInd w:w="28" w:type="dxa"/>
+        <w:tblLayout w:type="fixed"/>
+        <w:tblCellMar>
+          <w:top w:w="28" w:type="dxa"/>
+          <w:left w:w="28" w:type="dxa"/>
+          <w:bottom w:w="28" w:type="dxa"/>
+          <w:right w:w="28" w:type="dxa"/>
+        </w:tblCellMar>
+      </w:tblPr>
+      <w:tblGrid>
+        <w:gridCol w:w="4131"/>
+        <w:gridCol w:w="943"/>
+        <w:gridCol w:w="5307"/>
+      </w:tblGrid>
+      <w:tr>
+        <w:trPr/>
+        <w:tc>
+          <w:tcPr>
+            <w:tcW w:w="4131" w:type="dxa"/>
+            <w:tcBorders/>
+            <w:vAlign w:val="center"/>
+          </w:tcPr>
+          <w:p>
+            <w:pPr>
+              <w:pStyle w:val="Style19"/>
+              <w:suppressLineNumbers/>
+              <w:shd w:fill="EEF1F4" w:val="clear"/>
+              <w:bidi w:val="0"/>
+              <w:spacing w:before="0" w:after="283"/>
+              <w:jc w:val="left"/>
+              <w:rPr/>
+            </w:pPr>
+            <w:r>
+              <w:rPr/>
+              <w:t>配置</w:t>
+            </w:r>
+          </w:p>
+        </w:tc>
+        <w:tc>
+          <w:tcPr>
+            <w:tcW w:w="943" w:type="dxa"/>
+            <w:tcBorders/>
+            <w:vAlign w:val="center"/>
+          </w:tcPr>
+          <w:p>
+            <w:pPr>
+              <w:pStyle w:val="Style19"/>
+              <w:suppressLineNumbers/>
+              <w:shd w:fill="EEF1F4" w:val="clear"/>
+              <w:bidi w:val="0"/>
+              <w:spacing w:before="0" w:after="283"/>
+              <w:jc w:val="left"/>
+              <w:rPr/>
+            </w:pPr>
+            <w:r>
+              <w:rPr/>
+              <w:t>默认</w:t>
+            </w:r>
+          </w:p>
+        </w:tc>
+        <w:tc>
+          <w:tcPr>
+            <w:tcW w:w="5307" w:type="dxa"/>
+            <w:tcBorders/>
+            <w:vAlign w:val="center"/>
+          </w:tcPr>
+          <w:p>
+            <w:pPr>
+              <w:pStyle w:val="Style19"/>
+              <w:suppressLineNumbers/>
+              <w:shd w:fill="EEF1F4" w:val="clear"/>
+              <w:bidi w:val="0"/>
+              <w:spacing w:before="0" w:after="283"/>
+              <w:jc w:val="left"/>
+              <w:rPr/>
+            </w:pPr>
+            <w:r>
+              <w:rPr/>
+              <w:t>说明</w:t>
+            </w:r>
+          </w:p>
+        </w:tc>
+      </w:tr>
+      <w:tr>
+        <w:trPr/>
+        <w:tc>
+          <w:tcPr>
+            <w:tcW w:w="4131" w:type="dxa"/>
+            <w:tcBorders/>
+            <w:vAlign w:val="center"/>
+          </w:tcPr>
+          <w:p>
+            <w:pPr>
+              <w:pStyle w:val="Style14"/>
+              <w:bidi w:val="0"/>
+              <w:spacing w:before="0" w:after="283"/>
+              <w:jc w:val="left"/>
+              <w:rPr/>
+            </w:pPr>
+            <w:r>
+              <w:rPr/>
+              <w:t>`order.pay-timeout-minutes`</w:t>
+            </w:r>
+          </w:p>
+        </w:tc>
+        <w:tc>
+          <w:tcPr>
+            <w:tcW w:w="943" w:type="dxa"/>
+            <w:tcBorders/>
+            <w:vAlign w:val="center"/>
+          </w:tcPr>
+          <w:p>
+            <w:pPr>
+              <w:pStyle w:val="Style14"/>
+              <w:bidi w:val="0"/>
+              <w:spacing w:before="0" w:after="283"/>
+              <w:jc w:val="left"/>
+              <w:rPr/>
+            </w:pPr>
+            <w:r>
+              <w:rPr/>
+              <w:t>30</w:t>
+            </w:r>
+          </w:p>
+        </w:tc>
+        <w:tc>
+          <w:tcPr>
+            <w:tcW w:w="5307" w:type="dxa"/>
+            <w:tcBorders/>
+            <w:vAlign w:val="center"/>
+          </w:tcPr>
+          <w:p>
+            <w:pPr>
+              <w:pStyle w:val="Style14"/>
+              <w:bidi w:val="0"/>
+              <w:spacing w:before="0" w:after="283"/>
+              <w:jc w:val="left"/>
+              <w:rPr/>
+            </w:pPr>
+            <w:r>
+              <w:rPr/>
+              <w:t>超时未支付自动取消阈值；</w:t>
+            </w:r>
+            <w:r>
+              <w:rPr/>
+              <w:t xml:space="preserve">0 </w:t>
+            </w:r>
+            <w:r>
+              <w:rPr/>
+              <w:t>关闭</w:t>
+            </w:r>
+          </w:p>
+        </w:tc>
+      </w:tr>
+      <w:tr>
+        <w:trPr/>
+        <w:tc>
+          <w:tcPr>
+            <w:tcW w:w="4131" w:type="dxa"/>
+            <w:tcBorders/>
+            <w:vAlign w:val="center"/>
+          </w:tcPr>
+          <w:p>
+            <w:pPr>
+              <w:pStyle w:val="Style14"/>
+              <w:bidi w:val="0"/>
+              <w:spacing w:before="0" w:after="283"/>
+              <w:jc w:val="left"/>
+              <w:rPr/>
+            </w:pPr>
+            <w:r>
+              <w:rPr/>
+              <w:t>`order.auto-cancel-interval-ms`</w:t>
+            </w:r>
+          </w:p>
+        </w:tc>
+        <w:tc>
+          <w:tcPr>
+            <w:tcW w:w="943" w:type="dxa"/>
+            <w:tcBorders/>
+            <w:vAlign w:val="center"/>
+          </w:tcPr>
+          <w:p>
+            <w:pPr>
+              <w:pStyle w:val="Style14"/>
+              <w:bidi w:val="0"/>
+              <w:spacing w:before="0" w:after="283"/>
+              <w:jc w:val="left"/>
+              <w:rPr/>
+            </w:pPr>
+            <w:r>
+              <w:rPr/>
+              <w:t>300000</w:t>
+            </w:r>
+          </w:p>
+        </w:tc>
+        <w:tc>
+          <w:tcPr>
+            <w:tcW w:w="5307" w:type="dxa"/>
+            <w:tcBorders/>
+            <w:vAlign w:val="center"/>
+          </w:tcPr>
+          <w:p>
+            <w:pPr>
+              <w:pStyle w:val="Style14"/>
+              <w:bidi w:val="0"/>
+              <w:spacing w:before="0" w:after="283"/>
+              <w:jc w:val="left"/>
+              <w:rPr/>
+            </w:pPr>
+            <w:r>
+              <w:rPr/>
+              <w:t>自动取消扫描间隔</w:t>
+            </w:r>
+          </w:p>
+        </w:tc>
+      </w:tr>
+      <w:tr>
+        <w:trPr/>
+        <w:tc>
+          <w:tcPr>
+            <w:tcW w:w="4131" w:type="dxa"/>
+            <w:tcBorders/>
+            <w:vAlign w:val="center"/>
+          </w:tcPr>
+          <w:p>
+            <w:pPr>
+              <w:pStyle w:val="Style14"/>
+              <w:bidi w:val="0"/>
+              <w:spacing w:before="0" w:after="283"/>
+              <w:jc w:val="left"/>
+              <w:rPr/>
+            </w:pPr>
+            <w:r>
+              <w:rPr/>
+              <w:t>`order.auto-receipt-days`</w:t>
+            </w:r>
+          </w:p>
+        </w:tc>
+        <w:tc>
+          <w:tcPr>
+            <w:tcW w:w="943" w:type="dxa"/>
+            <w:tcBorders/>
+            <w:vAlign w:val="center"/>
+          </w:tcPr>
+          <w:p>
+            <w:pPr>
+              <w:pStyle w:val="Style14"/>
+              <w:bidi w:val="0"/>
+              <w:spacing w:before="0" w:after="283"/>
+              <w:jc w:val="left"/>
+              <w:rPr/>
+            </w:pPr>
+            <w:r>
+              <w:rPr/>
+              <w:t>7</w:t>
+            </w:r>
+          </w:p>
+        </w:tc>
+        <w:tc>
+          <w:tcPr>
+            <w:tcW w:w="5307" w:type="dxa"/>
+            <w:tcBorders/>
+            <w:vAlign w:val="center"/>
+          </w:tcPr>
+          <w:p>
+            <w:pPr>
+              <w:pStyle w:val="Style14"/>
+              <w:bidi w:val="0"/>
+              <w:spacing w:before="0" w:after="283"/>
+              <w:jc w:val="left"/>
+              <w:rPr/>
+            </w:pPr>
+            <w:r>
+              <w:rPr/>
+              <w:t xml:space="preserve">发货满 </w:t>
+            </w:r>
+            <w:r>
+              <w:rPr/>
+              <w:t xml:space="preserve">N </w:t>
+            </w:r>
+            <w:r>
+              <w:rPr/>
+              <w:t>天自动确认收货；</w:t>
+            </w:r>
+            <w:r>
+              <w:rPr/>
+              <w:t xml:space="preserve">0 </w:t>
+            </w:r>
+            <w:r>
+              <w:rPr/>
+              <w:t>关闭，且管理员可随时确认</w:t>
+            </w:r>
+          </w:p>
+        </w:tc>
+      </w:tr>
+      <w:tr>
+        <w:trPr/>
+        <w:tc>
+          <w:tcPr>
+            <w:tcW w:w="4131" w:type="dxa"/>
+            <w:tcBorders/>
+            <w:vAlign w:val="center"/>
+          </w:tcPr>
+          <w:p>
+            <w:pPr>
+              <w:pStyle w:val="Style14"/>
+              <w:bidi w:val="0"/>
+              <w:spacing w:before="0" w:after="283"/>
+              <w:jc w:val="left"/>
+              <w:rPr/>
+            </w:pPr>
+            <w:r>
+              <w:rPr/>
+              <w:t>`order.auto-receipt-interval-ms`</w:t>
+            </w:r>
+          </w:p>
+        </w:tc>
+        <w:tc>
+          <w:tcPr>
+            <w:tcW w:w="943" w:type="dxa"/>
+            <w:tcBorders/>
+            <w:vAlign w:val="center"/>
+          </w:tcPr>
+          <w:p>
+            <w:pPr>
+              <w:pStyle w:val="Style14"/>
+              <w:bidi w:val="0"/>
+              <w:spacing w:before="0" w:after="283"/>
+              <w:jc w:val="left"/>
+              <w:rPr/>
+            </w:pPr>
+            <w:r>
+              <w:rPr/>
+              <w:t>1800000</w:t>
+            </w:r>
+          </w:p>
+        </w:tc>
+        <w:tc>
+          <w:tcPr>
+            <w:tcW w:w="5307" w:type="dxa"/>
+            <w:tcBorders/>
+            <w:vAlign w:val="center"/>
+          </w:tcPr>
+          <w:p>
+            <w:pPr>
+              <w:pStyle w:val="Style14"/>
+              <w:bidi w:val="0"/>
+              <w:spacing w:before="0" w:after="283"/>
+              <w:jc w:val="left"/>
+              <w:rPr/>
+            </w:pPr>
+            <w:r>
+              <w:rPr/>
+              <w:t>自动确认扫描间隔</w:t>
+            </w:r>
+          </w:p>
+        </w:tc>
+      </w:tr>
+      <w:tr>
+        <w:trPr/>
+        <w:tc>
+          <w:tcPr>
+            <w:tcW w:w="4131" w:type="dxa"/>
+            <w:tcBorders/>
+            <w:vAlign w:val="center"/>
+          </w:tcPr>
+          <w:p>
+            <w:pPr>
+              <w:pStyle w:val="Style14"/>
+              <w:bidi w:val="0"/>
+              <w:spacing w:before="0" w:after="283"/>
+              <w:jc w:val="left"/>
+              <w:rPr/>
+            </w:pPr>
+            <w:r>
+              <w:rPr/>
+              <w:t>`recommend.matrix-cache-ttl-seconds`</w:t>
+            </w:r>
+          </w:p>
+        </w:tc>
+        <w:tc>
+          <w:tcPr>
+            <w:tcW w:w="943" w:type="dxa"/>
+            <w:tcBorders/>
+            <w:vAlign w:val="center"/>
+          </w:tcPr>
+          <w:p>
+            <w:pPr>
+              <w:pStyle w:val="Style14"/>
+              <w:bidi w:val="0"/>
+              <w:spacing w:before="0" w:after="283"/>
+              <w:jc w:val="left"/>
+              <w:rPr/>
+            </w:pPr>
+            <w:r>
+              <w:rPr/>
+              <w:t>300</w:t>
+            </w:r>
+          </w:p>
+        </w:tc>
+        <w:tc>
+          <w:tcPr>
+            <w:tcW w:w="5307" w:type="dxa"/>
+            <w:tcBorders/>
+            <w:vAlign w:val="center"/>
+          </w:tcPr>
+          <w:p>
+            <w:pPr>
+              <w:pStyle w:val="Style14"/>
+              <w:bidi w:val="0"/>
+              <w:spacing w:before="0" w:after="283"/>
+              <w:jc w:val="left"/>
+              <w:rPr/>
+            </w:pPr>
+            <w:r>
+              <w:rPr/>
+              <w:t>行为矩阵缓存时长；</w:t>
+            </w:r>
+            <w:r>
+              <w:rPr/>
+              <w:t xml:space="preserve">0 </w:t>
+            </w:r>
+            <w:r>
+              <w:rPr/>
+              <w:t>关闭（每次重建）</w:t>
+            </w:r>
+          </w:p>
+        </w:tc>
+      </w:tr>
+      <w:tr>
+        <w:trPr/>
+        <w:tc>
+          <w:tcPr>
+            <w:tcW w:w="4131" w:type="dxa"/>
+            <w:tcBorders/>
+            <w:vAlign w:val="center"/>
+          </w:tcPr>
+          <w:p>
+            <w:pPr>
+              <w:pStyle w:val="Style14"/>
+              <w:bidi w:val="0"/>
+              <w:spacing w:before="0" w:after="283"/>
+              <w:jc w:val="left"/>
+              <w:rPr/>
+            </w:pPr>
+            <w:r>
+              <w:rPr/>
+              <w:t>`recommend.diversify-max-per-category`</w:t>
+            </w:r>
+          </w:p>
+        </w:tc>
+        <w:tc>
+          <w:tcPr>
+            <w:tcW w:w="943" w:type="dxa"/>
+            <w:tcBorders/>
+            <w:vAlign w:val="center"/>
+          </w:tcPr>
+          <w:p>
+            <w:pPr>
+              <w:pStyle w:val="Style14"/>
+              <w:bidi w:val="0"/>
+              <w:spacing w:before="0" w:after="283"/>
+              <w:jc w:val="left"/>
+              <w:rPr/>
+            </w:pPr>
+            <w:r>
+              <w:rPr/>
+              <w:t>2</w:t>
+            </w:r>
+          </w:p>
+        </w:tc>
+        <w:tc>
+          <w:tcPr>
+            <w:tcW w:w="5307" w:type="dxa"/>
+            <w:tcBorders/>
+            <w:vAlign w:val="center"/>
+          </w:tcPr>
+          <w:p>
+            <w:pPr>
+              <w:pStyle w:val="Style14"/>
+              <w:bidi w:val="0"/>
+              <w:spacing w:before="0" w:after="283"/>
+              <w:jc w:val="left"/>
+              <w:rPr/>
+            </w:pPr>
+            <w:r>
+              <w:rPr/>
+              <w:t>推荐同一级类目上限；</w:t>
+            </w:r>
+            <w:r>
+              <w:rPr/>
+              <w:t xml:space="preserve">0 </w:t>
+            </w:r>
+            <w:r>
+              <w:rPr/>
+              <w:t>关闭打散</w:t>
+            </w:r>
+          </w:p>
+        </w:tc>
+      </w:tr>
+      <w:tr>
+        <w:trPr/>
+        <w:tc>
+          <w:tcPr>
+            <w:tcW w:w="4131" w:type="dxa"/>
+            <w:tcBorders/>
+            <w:vAlign w:val="center"/>
+          </w:tcPr>
+          <w:p>
+            <w:pPr>
+              <w:pStyle w:val="Style14"/>
+              <w:bidi w:val="0"/>
+              <w:spacing w:before="0" w:after="283"/>
+              <w:jc w:val="left"/>
+              <w:rPr/>
+            </w:pPr>
+            <w:r>
+              <w:rPr/>
+              <w:t>`recommend.cold-start-min-interactions`</w:t>
+            </w:r>
+          </w:p>
+        </w:tc>
+        <w:tc>
+          <w:tcPr>
+            <w:tcW w:w="943" w:type="dxa"/>
+            <w:tcBorders/>
+            <w:vAlign w:val="center"/>
+          </w:tcPr>
+          <w:p>
+            <w:pPr>
+              <w:pStyle w:val="Style14"/>
+              <w:bidi w:val="0"/>
+              <w:spacing w:before="0" w:after="283"/>
+              <w:jc w:val="left"/>
+              <w:rPr/>
+            </w:pPr>
+            <w:r>
+              <w:rPr/>
+              <w:t>3</w:t>
+            </w:r>
+          </w:p>
+        </w:tc>
+        <w:tc>
+          <w:tcPr>
+            <w:tcW w:w="5307" w:type="dxa"/>
+            <w:tcBorders/>
+            <w:vAlign w:val="center"/>
+          </w:tcPr>
+          <w:p>
+            <w:pPr>
+              <w:pStyle w:val="Style14"/>
+              <w:bidi w:val="0"/>
+              <w:spacing w:before="0" w:after="283"/>
+              <w:jc w:val="left"/>
+              <w:rPr/>
+            </w:pPr>
+            <w:r>
+              <w:rPr/>
+              <w:t>冷启动判定阈值</w:t>
+            </w:r>
+          </w:p>
+        </w:tc>
+      </w:tr>
+    </w:tbl>
+    <w:p>
+      <w:pPr>
+        <w:pStyle w:val="Heading3"/>
+        <w:bidi w:val="0"/>
+        <w:jc w:val="left"/>
+        <w:rPr/>
+      </w:pPr>
+      <w:r>
+        <w:rPr/>
+        <w:t xml:space="preserve">10.3 </w:t>
+      </w:r>
+      <w:r>
+        <w:rPr/>
+        <w:t>上传目录注意</w:t>
+      </w:r>
+    </w:p>
+    <w:p>
+      <w:pPr>
+        <w:pStyle w:val="BodyText"/>
+        <w:bidi w:val="0"/>
+        <w:jc w:val="left"/>
+        <w:rPr/>
+      </w:pPr>
+      <w:r>
+        <w:rPr/>
+        <w:t xml:space="preserve">`app.upload-dir` </w:t>
+      </w:r>
+      <w:r>
+        <w:rPr/>
+        <w:t>相对</w:t>
+      </w:r>
+      <w:r>
+        <w:rPr>
+          <w:b/>
+        </w:rPr>
+        <w:t>进程工作目录</w:t>
+      </w:r>
+      <w:r>
+        <w:rPr/>
+        <w:t>解析：</w:t>
+      </w:r>
+      <w:r>
+        <w:rPr/>
+        <w:t xml:space="preserve">IDEA </w:t>
+      </w:r>
+      <w:r>
+        <w:rPr/>
+        <w:t xml:space="preserve">运行落在项目根 </w:t>
+      </w:r>
+      <w:r>
+        <w:rPr/>
+        <w:t>`/uploads`</w:t>
+      </w:r>
+      <w:r>
+        <w:rPr/>
+        <w:t xml:space="preserve">，命令行在 </w:t>
+      </w:r>
+      <w:r>
+        <w:rPr/>
+        <w:t xml:space="preserve">`recommend-server` </w:t>
+      </w:r>
+      <w:r>
+        <w:rPr/>
+        <w:t xml:space="preserve">下运行落在模块内 </w:t>
+      </w:r>
+      <w:r>
+        <w:rPr/>
+        <w:t>`/uploads`</w:t>
+      </w:r>
+      <w:r>
+        <w:rPr/>
+        <w:t xml:space="preserve">。两种方式混用会导致旧头像 </w:t>
+      </w:r>
+      <w:r>
+        <w:rPr/>
+        <w:t>404</w:t>
+      </w:r>
+      <w:r>
+        <w:rPr/>
+        <w:t xml:space="preserve">。启动日志会打印解析后的绝对路径；生产建议设绝对路径（环境变量 </w:t>
+      </w:r>
+      <w:r>
+        <w:rPr/>
+        <w:t>`UPLOAD_DIR`</w:t>
+      </w:r>
+      <w:r>
+        <w:rPr/>
+        <w:t>）。</w:t>
+      </w:r>
+    </w:p>
+    <w:p>
+      <w:pPr>
+        <w:pStyle w:val="Heading3"/>
+        <w:bidi w:val="0"/>
+        <w:jc w:val="left"/>
+        <w:rPr/>
+      </w:pPr>
+      <w:r>
+        <w:rPr/>
+        <w:t xml:space="preserve">10.4 </w:t>
+      </w:r>
+      <w:r>
+        <w:rPr/>
+        <w:t>前端代理</w:t>
+      </w:r>
+    </w:p>
+    <w:p>
+      <w:pPr>
+        <w:pStyle w:val="BodyText"/>
+        <w:bidi w:val="0"/>
+        <w:spacing w:before="0" w:after="283"/>
+        <w:jc w:val="left"/>
+        <w:rPr/>
+      </w:pPr>
+      <w:r>
+        <w:rPr/>
+        <w:t xml:space="preserve">Vite </w:t>
+      </w:r>
+      <w:r>
+        <w:rPr/>
+        <w:t xml:space="preserve">开发代理现已同时转发 </w:t>
+      </w:r>
+      <w:r>
+        <w:rPr/>
+        <w:t xml:space="preserve">`/api` </w:t>
+      </w:r>
+      <w:r>
+        <w:rPr/>
+        <w:t xml:space="preserve">与 </w:t>
+      </w:r>
+      <w:r>
+        <w:rPr/>
+        <w:t>`/uploads`</w:t>
+      </w:r>
+      <w:r>
+        <w:rPr/>
+        <w:t xml:space="preserve">。若使用自定义 </w:t>
+      </w:r>
+      <w:r>
+        <w:rPr/>
+        <w:t xml:space="preserve">dev </w:t>
+      </w:r>
+      <w:r>
+        <w:rPr/>
+        <w:t xml:space="preserve">配置，漏掉 </w:t>
+      </w:r>
+      <w:r>
+        <w:rPr/>
+        <w:t xml:space="preserve">`/uploads` </w:t>
+      </w:r>
+      <w:r>
+        <w:rPr/>
+        <w:t xml:space="preserve">会使头像上传后「提示成功但显示不更新」（图片请求落到 </w:t>
+      </w:r>
+      <w:r>
+        <w:rPr/>
+        <w:t xml:space="preserve">dev server </w:t>
+      </w:r>
+      <w:r>
+        <w:rPr/>
+        <w:t xml:space="preserve">返回 </w:t>
+      </w:r>
+      <w:r>
+        <w:rPr/>
+        <w:t>index.html</w:t>
+      </w:r>
+      <w:r>
+        <w:rPr/>
+        <w:t>，</w:t>
+      </w:r>
+      <w:r>
+        <w:rPr/>
+        <w:t xml:space="preserve">`el-avatar` </w:t>
+      </w:r>
+      <w:r>
+        <w:rPr/>
+        <w:t>静默回退首字）。</w:t>
       </w:r>
     </w:p>
     <w:sectPr>
       <w:type w:val="nextPage"/>
       <w:pgSz w:w="11906" w:h="16838"/>
-      <w:pgMar w:left="1077" w:right="1077" w:gutter="0" w:header="0" w:top="1247" w:footer="0" w:bottom="1247"/>
+      <w:pgMar w:left="1134" w:right="567" w:gutter="0" w:header="0" w:top="567" w:footer="0" w:bottom="567"/>
       <w:pgNumType w:fmt="decimal"/>
       <w:formProt w:val="false"/>
       <w:textDirection w:val="lrTb"/>
-      <w:docGrid w:type="default" w:linePitch="600" w:charSpace="38911"/>
+      <w:docGrid w:type="default" w:linePitch="600" w:charSpace="36864"/>
     </w:sectPr>
   </w:body>
 </w:document>
@@ -8944,13 +9105,13 @@
     <w:pPr>
       <w:widowControl w:val="false"/>
       <w:bidi w:val="0"/>
-      <w:spacing w:lineRule="auto" w:line="372"/>
+      <w:spacing w:lineRule="auto" w:line="384"/>
     </w:pPr>
     <w:rPr>
-      <w:rFonts w:ascii="Microsoft YaHei;SimSun" w:hAnsi="Microsoft YaHei;SimSun" w:eastAsia="Microsoft YaHei;SimSun" w:cs="Microsoft YaHei;SimSun"/>
-      <w:color w:val="000000"/>
-      <w:sz w:val="21"/>
-      <w:szCs w:val="21"/>
+      <w:rFonts w:ascii="Microsoft YaHei;SimSun;sans-serif" w:hAnsi="Microsoft YaHei;SimSun;sans-serif" w:eastAsia="Microsoft YaHei;SimSun;sans-serif" w:cs="Microsoft YaHei;SimSun;sans-serif"/>
+      <w:color w:val="24292F"/>
+      <w:sz w:val="22"/>
+      <w:szCs w:val="22"/>
       <w:lang w:val="en-US" w:eastAsia="zh-CN" w:bidi="hi-IN"/>
     </w:rPr>
   </w:style>
@@ -8960,15 +9121,15 @@
     <w:next w:val="BodyText"/>
     <w:qFormat/>
     <w:pPr>
-      <w:spacing w:before="120" w:after="240"/>
-      <w:ind w:left="120" w:right="120"/>
+      <w:pBdr>
+        <w:bottom w:val="single" w:sz="12" w:space="6" w:color="D0D7DE"/>
+      </w:pBdr>
     </w:pPr>
     <w:rPr>
       <w:b/>
       <w:bCs/>
-      <w:color w:val="1A1A1A"/>
-      <w:sz w:val="38"/>
-      <w:szCs w:val="38"/>
+      <w:sz w:val="40"/>
+      <w:szCs w:val="40"/>
     </w:rPr>
   </w:style>
   <w:style w:type="paragraph" w:styleId="Heading2">
@@ -8977,15 +9138,16 @@
     <w:next w:val="BodyText"/>
     <w:qFormat/>
     <w:pPr>
-      <w:spacing w:before="320" w:after="160"/>
-      <w:ind w:left="320" w:right="320"/>
+      <w:pBdr>
+        <w:bottom w:val="single" w:sz="2" w:space="4" w:color="D8DEE4"/>
+      </w:pBdr>
+      <w:spacing w:before="440" w:after="120"/>
       <w:outlineLvl w:val="1"/>
     </w:pPr>
     <w:rPr>
       <w:rFonts w:ascii="Liberation Serif" w:hAnsi="Liberation Serif" w:eastAsia="新宋体" w:cs="Lucida Sans"/>
       <w:b/>
       <w:bCs/>
-      <w:color w:val="1A1A1A"/>
       <w:sz w:val="30"/>
       <w:szCs w:val="30"/>
     </w:rPr>
@@ -8996,15 +9158,13 @@
     <w:next w:val="BodyText"/>
     <w:qFormat/>
     <w:pPr>
-      <w:spacing w:before="240" w:after="120"/>
-      <w:ind w:left="240" w:right="240"/>
+      <w:spacing w:before="320" w:after="120"/>
       <w:outlineLvl w:val="2"/>
     </w:pPr>
     <w:rPr>
       <w:rFonts w:ascii="Liberation Serif" w:hAnsi="Liberation Serif" w:eastAsia="新宋体" w:cs="Lucida Sans"/>
       <w:b/>
       <w:bCs/>
-      <w:color w:val="1A1A1A"/>
       <w:sz w:val="26"/>
       <w:szCs w:val="26"/>
     </w:rPr>
@@ -9015,8 +9175,7 @@
     <w:next w:val="BodyText"/>
     <w:qFormat/>
     <w:pPr>
-      <w:spacing w:before="200" w:after="100"/>
-      <w:ind w:left="200" w:right="200"/>
+      <w:spacing w:before="120" w:after="120"/>
       <w:outlineLvl w:val="3"/>
     </w:pPr>
     <w:rPr>
@@ -9033,16 +9192,15 @@
     <w:next w:val="BodyText"/>
     <w:qFormat/>
     <w:pPr>
-      <w:spacing w:before="160" w:after="80"/>
-      <w:ind w:left="160" w:right="160"/>
+      <w:spacing w:before="120" w:after="60"/>
       <w:outlineLvl w:val="4"/>
     </w:pPr>
     <w:rPr>
       <w:rFonts w:ascii="Liberation Serif" w:hAnsi="Liberation Serif" w:eastAsia="新宋体" w:cs="Lucida Sans"/>
       <w:b/>
       <w:bCs/>
-      <w:sz w:val="21"/>
-      <w:szCs w:val="21"/>
+      <w:sz w:val="23"/>
+      <w:szCs w:val="23"/>
     </w:rPr>
   </w:style>
   <w:style w:type="paragraph" w:styleId="Heading6">
@@ -9051,16 +9209,15 @@
     <w:next w:val="BodyText"/>
     <w:qFormat/>
     <w:pPr>
-      <w:spacing w:before="160" w:after="80"/>
-      <w:ind w:left="160" w:right="160"/>
+      <w:spacing w:before="60" w:after="60"/>
       <w:outlineLvl w:val="5"/>
     </w:pPr>
     <w:rPr>
       <w:rFonts w:ascii="Liberation Serif" w:hAnsi="Liberation Serif" w:eastAsia="新宋体" w:cs="Lucida Sans"/>
       <w:b/>
       <w:bCs/>
-      <w:sz w:val="21"/>
-      <w:szCs w:val="21"/>
+      <w:sz w:val="23"/>
+      <w:szCs w:val="23"/>
     </w:rPr>
   </w:style>
   <w:style w:type="character" w:styleId="EndnoteReference">
@@ -9090,7 +9247,7 @@
     <w:rPr>
       <w:strike w:val="false"/>
       <w:dstrike w:val="false"/>
-      <w:color w:val="1F4E79"/>
+      <w:color w:val="0969DA"/>
       <w:u w:val="none"/>
       <w:effect w:val="none"/>
     </w:rPr>
@@ -9099,9 +9256,10 @@
     <w:name w:val="源文本"/>
     <w:qFormat/>
     <w:rPr>
-      <w:rFonts w:ascii="Consolas;Courier New" w:hAnsi="Consolas;Courier New" w:eastAsia="Consolas;Courier New" w:cs="Consolas;Courier New"/>
-      <w:sz w:val="18"/>
-      <w:szCs w:val="18"/>
+      <w:rFonts w:ascii="Consolas;Courier New;monospace" w:hAnsi="Consolas;Courier New;monospace" w:eastAsia="Consolas;Courier New;monospace" w:cs="Consolas;Courier New;monospace"/>
+      <w:sz w:val="19"/>
+      <w:szCs w:val="19"/>
+      <w:shd w:fill="F2F3F5" w:val="clear"/>
     </w:rPr>
   </w:style>
   <w:style w:type="character" w:styleId="Style11">
@@ -9121,7 +9279,7 @@
     <w:rPr>
       <w:strike w:val="false"/>
       <w:dstrike w:val="false"/>
-      <w:color w:val="1F4E79"/>
+      <w:color w:val="0969DA"/>
       <w:u w:val="none"/>
       <w:effect w:val="none"/>
     </w:rPr>
@@ -9156,7 +9314,10 @@
     <w:pPr>
       <w:jc w:val="left"/>
     </w:pPr>
-    <w:rPr/>
+    <w:rPr>
+      <w:sz w:val="20"/>
+      <w:szCs w:val="20"/>
+    </w:rPr>
   </w:style>
   <w:style w:type="paragraph" w:styleId="Style15">
     <w:name w:val="索引"/>
@@ -9197,8 +9358,7 @@
     <w:name w:val="Body Text"/>
     <w:basedOn w:val="Normal"/>
     <w:pPr>
-      <w:spacing w:before="0" w:after="120"/>
-      <w:jc w:val="both"/>
+      <w:spacing w:before="0" w:after="283"/>
     </w:pPr>
     <w:rPr/>
   </w:style>
@@ -9223,19 +9383,18 @@
     <w:qFormat/>
     <w:pPr>
       <w:pBdr>
-        <w:top w:val="single" w:sz="6" w:space="5" w:color="C8CCD2"/>
-        <w:left w:val="single" w:sz="6" w:space="5" w:color="C8CCD2"/>
-        <w:bottom w:val="single" w:sz="6" w:space="5" w:color="C8CCD2"/>
-        <w:right w:val="single" w:sz="6" w:space="5" w:color="C8CCD2"/>
+        <w:top w:val="single" w:sz="2" w:space="8" w:color="D8DEE4"/>
+        <w:left w:val="single" w:sz="2" w:space="8" w:color="D8DEE4"/>
+        <w:bottom w:val="single" w:sz="2" w:space="8" w:color="D8DEE4"/>
+        <w:right w:val="single" w:sz="2" w:space="8" w:color="D8DEE4"/>
       </w:pBdr>
-      <w:shd w:fill="F5F6F8" w:val="clear"/>
-      <w:spacing w:lineRule="auto" w:line="300" w:before="100" w:after="160"/>
-      <w:ind w:left="100" w:right="100"/>
+      <w:shd w:fill="F6F8FA" w:val="clear"/>
+      <w:spacing w:before="0" w:after="0"/>
     </w:pPr>
     <w:rPr>
-      <w:rFonts w:ascii="Consolas;Courier New" w:hAnsi="Consolas;Courier New" w:eastAsia="Consolas;Courier New" w:cs="Consolas;Courier New"/>
-      <w:sz w:val="16"/>
-      <w:szCs w:val="16"/>
+      <w:rFonts w:ascii="Liberation Mono" w:hAnsi="Liberation Mono" w:eastAsia="新宋体" w:cs="Liberation Mono"/>
+      <w:sz w:val="19"/>
+      <w:szCs w:val="19"/>
     </w:rPr>
   </w:style>
   <w:style w:type="paragraph" w:styleId="Style18">
@@ -9244,13 +9403,14 @@
     <w:qFormat/>
     <w:pPr>
       <w:pBdr>
-        <w:left w:val="single" w:sz="18" w:space="8" w:color="B7C3CF"/>
+        <w:left w:val="single" w:sz="18" w:space="10" w:color="FF7A45"/>
       </w:pBdr>
-      <w:spacing w:before="80" w:after="160"/>
-      <w:ind w:hanging="0" w:left="200" w:right="80"/>
+      <w:shd w:fill="FFF8F5" w:val="clear"/>
+      <w:spacing w:before="160" w:after="160"/>
+      <w:ind w:hanging="0" w:left="160" w:right="160"/>
     </w:pPr>
     <w:rPr>
-      <w:color w:val="333333"/>
+      <w:color w:val="555555"/>
     </w:rPr>
   </w:style>
   <w:style w:type="paragraph" w:styleId="Style19">
@@ -9259,12 +9419,14 @@
     <w:qFormat/>
     <w:pPr>
       <w:suppressLineNumbers/>
-      <w:shd w:fill="DCE6F1" w:val="clear"/>
+      <w:shd w:fill="EEF1F4" w:val="clear"/>
       <w:jc w:val="left"/>
     </w:pPr>
     <w:rPr>
       <w:b/>
       <w:bCs/>
+      <w:sz w:val="20"/>
+      <w:szCs w:val="20"/>
     </w:rPr>
   </w:style>
 </w:styles>

--- a/docs/word/07-部署手册.docx
+++ b/docs/word/07-部署手册.docx
@@ -4133,15 +4133,16 @@
         </w:tblCellMar>
       </w:tblPr>
       <w:tblGrid>
-        <w:gridCol w:w="1071"/>
-        <w:gridCol w:w="6887"/>
-        <w:gridCol w:w="3381"/>
+        <w:gridCol w:w="980"/>
+        <w:gridCol w:w="6016"/>
+        <w:gridCol w:w="2942"/>
+        <w:gridCol w:w="1401"/>
       </w:tblGrid>
       <w:tr>
         <w:trPr/>
         <w:tc>
           <w:tcPr>
-            <w:tcW w:w="1071" w:type="dxa"/>
+            <w:tcW w:w="980" w:type="dxa"/>
             <w:tcBorders/>
             <w:vAlign w:val="center"/>
           </w:tcPr>
@@ -4163,7 +4164,7 @@
         </w:tc>
         <w:tc>
           <w:tcPr>
-            <w:tcW w:w="6887" w:type="dxa"/>
+            <w:tcW w:w="6016" w:type="dxa"/>
             <w:tcBorders/>
             <w:vAlign w:val="center"/>
           </w:tcPr>
@@ -4185,7 +4186,7 @@
         </w:tc>
         <w:tc>
           <w:tcPr>
-            <w:tcW w:w="3381" w:type="dxa"/>
+            <w:tcW w:w="2942" w:type="dxa"/>
             <w:tcBorders/>
             <w:vAlign w:val="center"/>
           </w:tcPr>
@@ -4205,12 +4206,36 @@
             </w:r>
           </w:p>
         </w:tc>
+        <w:tc>
+          <w:tcPr>
+            <w:tcW w:w="1401" w:type="dxa"/>
+            <w:tcBorders/>
+          </w:tcPr>
+          <w:p>
+            <w:pPr>
+              <w:pStyle w:val="Style14"/>
+              <w:bidi w:val="0"/>
+              <w:spacing w:before="0" w:after="283"/>
+              <w:jc w:val="left"/>
+              <w:rPr>
+                <w:sz w:val="4"/>
+                <w:szCs w:val="4"/>
+              </w:rPr>
+            </w:pPr>
+            <w:r>
+              <w:rPr>
+                <w:sz w:val="4"/>
+                <w:szCs w:val="4"/>
+              </w:rPr>
+            </w:r>
+          </w:p>
+        </w:tc>
       </w:tr>
       <w:tr>
         <w:trPr/>
         <w:tc>
           <w:tcPr>
-            <w:tcW w:w="1071" w:type="dxa"/>
+            <w:tcW w:w="980" w:type="dxa"/>
             <w:tcBorders/>
             <w:vAlign w:val="center"/>
           </w:tcPr>
@@ -4230,7 +4255,7 @@
         </w:tc>
         <w:tc>
           <w:tcPr>
-            <w:tcW w:w="6887" w:type="dxa"/>
+            <w:tcW w:w="6016" w:type="dxa"/>
             <w:tcBorders/>
             <w:vAlign w:val="center"/>
           </w:tcPr>
@@ -4250,7 +4275,7 @@
         </w:tc>
         <w:tc>
           <w:tcPr>
-            <w:tcW w:w="3381" w:type="dxa"/>
+            <w:tcW w:w="2942" w:type="dxa"/>
             <w:tcBorders/>
             <w:vAlign w:val="center"/>
           </w:tcPr>
@@ -4265,6 +4290,30 @@
             <w:r>
               <w:rPr/>
               <w:t>findstr :8080`</w:t>
+            </w:r>
+          </w:p>
+        </w:tc>
+        <w:tc>
+          <w:tcPr>
+            <w:tcW w:w="1401" w:type="dxa"/>
+            <w:tcBorders/>
+            <w:vAlign w:val="center"/>
+          </w:tcPr>
+          <w:p>
+            <w:pPr>
+              <w:pStyle w:val="Style14"/>
+              <w:bidi w:val="0"/>
+              <w:spacing w:before="0" w:after="283"/>
+              <w:jc w:val="left"/>
+              <w:rPr/>
+            </w:pPr>
+            <w:r>
+              <w:rPr/>
+              <w:t xml:space="preserve">有 </w:t>
+            </w:r>
+            <w:r>
+              <w:rPr/>
+              <w:t>LISTENING</w:t>
             </w:r>
           </w:p>
         </w:tc>
@@ -4273,7 +4322,7 @@
         <w:trPr/>
         <w:tc>
           <w:tcPr>
-            <w:tcW w:w="1071" w:type="dxa"/>
+            <w:tcW w:w="980" w:type="dxa"/>
             <w:tcBorders/>
             <w:vAlign w:val="center"/>
           </w:tcPr>
@@ -4293,7 +4342,7 @@
         </w:tc>
         <w:tc>
           <w:tcPr>
-            <w:tcW w:w="6887" w:type="dxa"/>
+            <w:tcW w:w="6016" w:type="dxa"/>
             <w:tcBorders/>
             <w:vAlign w:val="center"/>
           </w:tcPr>
@@ -4317,7 +4366,7 @@
         </w:tc>
         <w:tc>
           <w:tcPr>
-            <w:tcW w:w="3381" w:type="dxa"/>
+            <w:tcW w:w="2942" w:type="dxa"/>
             <w:tcBorders/>
             <w:vAlign w:val="center"/>
           </w:tcPr>
@@ -4332,6 +4381,30 @@
             <w:r>
               <w:rPr/>
               <w:t>正常渲染接口列表</w:t>
+            </w:r>
+          </w:p>
+        </w:tc>
+        <w:tc>
+          <w:tcPr>
+            <w:tcW w:w="1401" w:type="dxa"/>
+            <w:tcBorders/>
+          </w:tcPr>
+          <w:p>
+            <w:pPr>
+              <w:pStyle w:val="Style14"/>
+              <w:bidi w:val="0"/>
+              <w:spacing w:before="0" w:after="283"/>
+              <w:jc w:val="left"/>
+              <w:rPr>
+                <w:sz w:val="4"/>
+                <w:szCs w:val="4"/>
+              </w:rPr>
+            </w:pPr>
+            <w:r>
+              <w:rPr>
+                <w:sz w:val="4"/>
+                <w:szCs w:val="4"/>
+              </w:rPr>
             </w:r>
           </w:p>
         </w:tc>
@@ -4340,7 +4413,7 @@
         <w:trPr/>
         <w:tc>
           <w:tcPr>
-            <w:tcW w:w="1071" w:type="dxa"/>
+            <w:tcW w:w="980" w:type="dxa"/>
             <w:tcBorders/>
             <w:vAlign w:val="center"/>
           </w:tcPr>
@@ -4360,7 +4433,7 @@
         </w:tc>
         <w:tc>
           <w:tcPr>
-            <w:tcW w:w="6887" w:type="dxa"/>
+            <w:tcW w:w="6016" w:type="dxa"/>
             <w:tcBorders/>
             <w:vAlign w:val="center"/>
           </w:tcPr>
@@ -4380,7 +4453,7 @@
         </w:tc>
         <w:tc>
           <w:tcPr>
-            <w:tcW w:w="3381" w:type="dxa"/>
+            <w:tcW w:w="2942" w:type="dxa"/>
             <w:tcBorders/>
             <w:vAlign w:val="center"/>
           </w:tcPr>
@@ -4411,6 +4484,30 @@
             <w:r>
               <w:rPr/>
               <w:t>条商品</w:t>
+            </w:r>
+          </w:p>
+        </w:tc>
+        <w:tc>
+          <w:tcPr>
+            <w:tcW w:w="1401" w:type="dxa"/>
+            <w:tcBorders/>
+          </w:tcPr>
+          <w:p>
+            <w:pPr>
+              <w:pStyle w:val="Style14"/>
+              <w:bidi w:val="0"/>
+              <w:spacing w:before="0" w:after="283"/>
+              <w:jc w:val="left"/>
+              <w:rPr>
+                <w:sz w:val="4"/>
+                <w:szCs w:val="4"/>
+              </w:rPr>
+            </w:pPr>
+            <w:r>
+              <w:rPr>
+                <w:sz w:val="4"/>
+                <w:szCs w:val="4"/>
+              </w:rPr>
             </w:r>
           </w:p>
         </w:tc>
@@ -4419,7 +4516,7 @@
         <w:trPr/>
         <w:tc>
           <w:tcPr>
-            <w:tcW w:w="1071" w:type="dxa"/>
+            <w:tcW w:w="980" w:type="dxa"/>
             <w:tcBorders/>
             <w:vAlign w:val="center"/>
           </w:tcPr>
@@ -4439,7 +4536,7 @@
         </w:tc>
         <w:tc>
           <w:tcPr>
-            <w:tcW w:w="6887" w:type="dxa"/>
+            <w:tcW w:w="6016" w:type="dxa"/>
             <w:tcBorders/>
             <w:vAlign w:val="center"/>
           </w:tcPr>
@@ -4467,7 +4564,7 @@
         </w:tc>
         <w:tc>
           <w:tcPr>
-            <w:tcW w:w="3381" w:type="dxa"/>
+            <w:tcW w:w="2942" w:type="dxa"/>
             <w:tcBorders/>
             <w:vAlign w:val="center"/>
           </w:tcPr>
@@ -4486,6 +4583,30 @@
             <w:r>
               <w:rPr/>
               <w:t>`token`</w:t>
+            </w:r>
+          </w:p>
+        </w:tc>
+        <w:tc>
+          <w:tcPr>
+            <w:tcW w:w="1401" w:type="dxa"/>
+            <w:tcBorders/>
+          </w:tcPr>
+          <w:p>
+            <w:pPr>
+              <w:pStyle w:val="Style14"/>
+              <w:bidi w:val="0"/>
+              <w:spacing w:before="0" w:after="283"/>
+              <w:jc w:val="left"/>
+              <w:rPr>
+                <w:sz w:val="4"/>
+                <w:szCs w:val="4"/>
+              </w:rPr>
+            </w:pPr>
+            <w:r>
+              <w:rPr>
+                <w:sz w:val="4"/>
+                <w:szCs w:val="4"/>
+              </w:rPr>
             </w:r>
           </w:p>
         </w:tc>
@@ -4494,7 +4615,7 @@
         <w:trPr/>
         <w:tc>
           <w:tcPr>
-            <w:tcW w:w="1071" w:type="dxa"/>
+            <w:tcW w:w="980" w:type="dxa"/>
             <w:tcBorders/>
             <w:vAlign w:val="center"/>
           </w:tcPr>
@@ -4514,7 +4635,7 @@
         </w:tc>
         <w:tc>
           <w:tcPr>
-            <w:tcW w:w="6887" w:type="dxa"/>
+            <w:tcW w:w="6016" w:type="dxa"/>
             <w:tcBorders/>
             <w:vAlign w:val="center"/>
           </w:tcPr>
@@ -4546,7 +4667,7 @@
         </w:tc>
         <w:tc>
           <w:tcPr>
-            <w:tcW w:w="3381" w:type="dxa"/>
+            <w:tcW w:w="2942" w:type="dxa"/>
             <w:tcBorders/>
             <w:vAlign w:val="center"/>
           </w:tcPr>
@@ -4569,6 +4690,30 @@
             <w:r>
               <w:rPr/>
               <w:t>（未登录）</w:t>
+            </w:r>
+          </w:p>
+        </w:tc>
+        <w:tc>
+          <w:tcPr>
+            <w:tcW w:w="1401" w:type="dxa"/>
+            <w:tcBorders/>
+          </w:tcPr>
+          <w:p>
+            <w:pPr>
+              <w:pStyle w:val="Style14"/>
+              <w:bidi w:val="0"/>
+              <w:spacing w:before="0" w:after="283"/>
+              <w:jc w:val="left"/>
+              <w:rPr>
+                <w:sz w:val="4"/>
+                <w:szCs w:val="4"/>
+              </w:rPr>
+            </w:pPr>
+            <w:r>
+              <w:rPr>
+                <w:sz w:val="4"/>
+                <w:szCs w:val="4"/>
+              </w:rPr>
             </w:r>
           </w:p>
         </w:tc>
@@ -4577,7 +4722,7 @@
         <w:trPr/>
         <w:tc>
           <w:tcPr>
-            <w:tcW w:w="1071" w:type="dxa"/>
+            <w:tcW w:w="980" w:type="dxa"/>
             <w:tcBorders/>
             <w:vAlign w:val="center"/>
           </w:tcPr>
@@ -4597,7 +4742,7 @@
         </w:tc>
         <w:tc>
           <w:tcPr>
-            <w:tcW w:w="6887" w:type="dxa"/>
+            <w:tcW w:w="6016" w:type="dxa"/>
             <w:tcBorders/>
             <w:vAlign w:val="center"/>
           </w:tcPr>
@@ -4629,7 +4774,7 @@
         </w:tc>
         <w:tc>
           <w:tcPr>
-            <w:tcW w:w="3381" w:type="dxa"/>
+            <w:tcW w:w="2942" w:type="dxa"/>
             <w:tcBorders/>
             <w:vAlign w:val="center"/>
           </w:tcPr>
@@ -4648,6 +4793,30 @@
             <w:r>
               <w:rPr/>
               <w:t>`{"status":"UP"}`</w:t>
+            </w:r>
+          </w:p>
+        </w:tc>
+        <w:tc>
+          <w:tcPr>
+            <w:tcW w:w="1401" w:type="dxa"/>
+            <w:tcBorders/>
+          </w:tcPr>
+          <w:p>
+            <w:pPr>
+              <w:pStyle w:val="Style14"/>
+              <w:bidi w:val="0"/>
+              <w:spacing w:before="0" w:after="283"/>
+              <w:jc w:val="left"/>
+              <w:rPr>
+                <w:sz w:val="4"/>
+                <w:szCs w:val="4"/>
+              </w:rPr>
+            </w:pPr>
+            <w:r>
+              <w:rPr>
+                <w:sz w:val="4"/>
+                <w:szCs w:val="4"/>
+              </w:rPr>
             </w:r>
           </w:p>
         </w:tc>
@@ -4656,7 +4825,7 @@
         <w:trPr/>
         <w:tc>
           <w:tcPr>
-            <w:tcW w:w="1071" w:type="dxa"/>
+            <w:tcW w:w="980" w:type="dxa"/>
             <w:tcBorders/>
             <w:vAlign w:val="center"/>
           </w:tcPr>
@@ -4676,7 +4845,7 @@
         </w:tc>
         <w:tc>
           <w:tcPr>
-            <w:tcW w:w="6887" w:type="dxa"/>
+            <w:tcW w:w="6016" w:type="dxa"/>
             <w:tcBorders/>
             <w:vAlign w:val="center"/>
           </w:tcPr>
@@ -4708,7 +4877,7 @@
         </w:tc>
         <w:tc>
           <w:tcPr>
-            <w:tcW w:w="3381" w:type="dxa"/>
+            <w:tcW w:w="2942" w:type="dxa"/>
             <w:tcBorders/>
             <w:vAlign w:val="center"/>
           </w:tcPr>
@@ -4731,6 +4900,30 @@
             <w:r>
               <w:rPr/>
               <w:t>，不能读到环境变量</w:t>
+            </w:r>
+          </w:p>
+        </w:tc>
+        <w:tc>
+          <w:tcPr>
+            <w:tcW w:w="1401" w:type="dxa"/>
+            <w:tcBorders/>
+          </w:tcPr>
+          <w:p>
+            <w:pPr>
+              <w:pStyle w:val="Style14"/>
+              <w:bidi w:val="0"/>
+              <w:spacing w:before="0" w:after="283"/>
+              <w:jc w:val="left"/>
+              <w:rPr>
+                <w:sz w:val="4"/>
+                <w:szCs w:val="4"/>
+              </w:rPr>
+            </w:pPr>
+            <w:r>
+              <w:rPr>
+                <w:sz w:val="4"/>
+                <w:szCs w:val="4"/>
+              </w:rPr>
             </w:r>
           </w:p>
         </w:tc>
@@ -4739,7 +4932,7 @@
         <w:trPr/>
         <w:tc>
           <w:tcPr>
-            <w:tcW w:w="1071" w:type="dxa"/>
+            <w:tcW w:w="980" w:type="dxa"/>
             <w:tcBorders/>
             <w:vAlign w:val="center"/>
           </w:tcPr>
@@ -4759,7 +4952,7 @@
         </w:tc>
         <w:tc>
           <w:tcPr>
-            <w:tcW w:w="6887" w:type="dxa"/>
+            <w:tcW w:w="6016" w:type="dxa"/>
             <w:tcBorders/>
             <w:vAlign w:val="center"/>
           </w:tcPr>
@@ -4791,7 +4984,7 @@
         </w:tc>
         <w:tc>
           <w:tcPr>
-            <w:tcW w:w="3381" w:type="dxa"/>
+            <w:tcW w:w="2942" w:type="dxa"/>
             <w:tcBorders/>
             <w:vAlign w:val="center"/>
           </w:tcPr>
@@ -4814,6 +5007,30 @@
             <w:r>
               <w:rPr/>
               <w:t>条推荐，含推荐理由</w:t>
+            </w:r>
+          </w:p>
+        </w:tc>
+        <w:tc>
+          <w:tcPr>
+            <w:tcW w:w="1401" w:type="dxa"/>
+            <w:tcBorders/>
+          </w:tcPr>
+          <w:p>
+            <w:pPr>
+              <w:pStyle w:val="Style14"/>
+              <w:bidi w:val="0"/>
+              <w:spacing w:before="0" w:after="283"/>
+              <w:jc w:val="left"/>
+              <w:rPr>
+                <w:sz w:val="4"/>
+                <w:szCs w:val="4"/>
+              </w:rPr>
+            </w:pPr>
+            <w:r>
+              <w:rPr>
+                <w:sz w:val="4"/>
+                <w:szCs w:val="4"/>
+              </w:rPr>
             </w:r>
           </w:p>
         </w:tc>
@@ -7325,7 +7542,7 @@
       </w:r>
       <w:r>
         <w:rPr/>
-        <w:t>V6 ~ V10</w:t>
+        <w:t>V6 ~ V11</w:t>
       </w:r>
       <w:r>
         <w:rPr/>
@@ -7428,6 +7645,26 @@
       <w:pPr>
         <w:pStyle w:val="Style17"/>
         <w:bidi w:val="0"/>
+        <w:jc w:val="left"/>
+        <w:rPr/>
+      </w:pPr>
+      <w:r>
+        <w:rPr>
+          <w:rStyle w:val="Style10"/>
+        </w:rPr>
+        <w:t xml:space="preserve">mysql --default-character-set=utf8mb4 -u root -p recommend_db &lt; sql/migration/V10__bulk_demo_data.sql   # </w:t>
+      </w:r>
+      <w:r>
+        <w:rPr>
+          <w:rStyle w:val="Style10"/>
+        </w:rPr>
+        <w:t>可选：批量演示数据</w:t>
+      </w:r>
+    </w:p>
+    <w:p>
+      <w:pPr>
+        <w:pStyle w:val="Style17"/>
+        <w:bidi w:val="0"/>
         <w:spacing w:before="0" w:after="283"/>
         <w:jc w:val="left"/>
         <w:rPr/>
@@ -7436,13 +7673,7 @@
         <w:rPr>
           <w:rStyle w:val="Style10"/>
         </w:rPr>
-        <w:t xml:space="preserve">mysql --default-character-set=utf8mb4 -u root -p recommend_db &lt; sql/migration/V10__bulk_demo_data.sql   # </w:t>
-      </w:r>
-      <w:r>
-        <w:rPr>
-          <w:rStyle w:val="Style10"/>
-        </w:rPr>
-        <w:t>可选：批量演示数据</w:t>
+        <w:t>mysql --default-character-set=utf8mb4 -u root -p recommend_db &lt; sql/migration/V11__revoked_token.sql</w:t>
       </w:r>
     </w:p>
     <w:p>
@@ -8089,6 +8320,132 @@
             <w:r>
               <w:rPr/>
               <w:t>冷启动判定阈值</w:t>
+            </w:r>
+          </w:p>
+        </w:tc>
+      </w:tr>
+      <w:tr>
+        <w:trPr/>
+        <w:tc>
+          <w:tcPr>
+            <w:tcW w:w="4131" w:type="dxa"/>
+            <w:tcBorders/>
+            <w:vAlign w:val="center"/>
+          </w:tcPr>
+          <w:p>
+            <w:pPr>
+              <w:pStyle w:val="Style14"/>
+              <w:bidi w:val="0"/>
+              <w:spacing w:before="0" w:after="283"/>
+              <w:jc w:val="left"/>
+              <w:rPr/>
+            </w:pPr>
+            <w:r>
+              <w:rPr/>
+              <w:t>`security.jwt.cleanup-initial-delay-ms`</w:t>
+            </w:r>
+          </w:p>
+        </w:tc>
+        <w:tc>
+          <w:tcPr>
+            <w:tcW w:w="943" w:type="dxa"/>
+            <w:tcBorders/>
+            <w:vAlign w:val="center"/>
+          </w:tcPr>
+          <w:p>
+            <w:pPr>
+              <w:pStyle w:val="Style14"/>
+              <w:bidi w:val="0"/>
+              <w:spacing w:before="0" w:after="283"/>
+              <w:jc w:val="left"/>
+              <w:rPr/>
+            </w:pPr>
+            <w:r>
+              <w:rPr/>
+              <w:t>300000</w:t>
+            </w:r>
+          </w:p>
+        </w:tc>
+        <w:tc>
+          <w:tcPr>
+            <w:tcW w:w="5307" w:type="dxa"/>
+            <w:tcBorders/>
+            <w:vAlign w:val="center"/>
+          </w:tcPr>
+          <w:p>
+            <w:pPr>
+              <w:pStyle w:val="Style14"/>
+              <w:bidi w:val="0"/>
+              <w:spacing w:before="0" w:after="283"/>
+              <w:jc w:val="left"/>
+              <w:rPr/>
+            </w:pPr>
+            <w:r>
+              <w:rPr/>
+              <w:t>令牌黑名单清理首延迟</w:t>
+            </w:r>
+          </w:p>
+        </w:tc>
+      </w:tr>
+      <w:tr>
+        <w:trPr/>
+        <w:tc>
+          <w:tcPr>
+            <w:tcW w:w="4131" w:type="dxa"/>
+            <w:tcBorders/>
+            <w:vAlign w:val="center"/>
+          </w:tcPr>
+          <w:p>
+            <w:pPr>
+              <w:pStyle w:val="Style14"/>
+              <w:bidi w:val="0"/>
+              <w:spacing w:before="0" w:after="283"/>
+              <w:jc w:val="left"/>
+              <w:rPr/>
+            </w:pPr>
+            <w:r>
+              <w:rPr/>
+              <w:t>`security.jwt.cleanup-interval-ms`</w:t>
+            </w:r>
+          </w:p>
+        </w:tc>
+        <w:tc>
+          <w:tcPr>
+            <w:tcW w:w="943" w:type="dxa"/>
+            <w:tcBorders/>
+            <w:vAlign w:val="center"/>
+          </w:tcPr>
+          <w:p>
+            <w:pPr>
+              <w:pStyle w:val="Style14"/>
+              <w:bidi w:val="0"/>
+              <w:spacing w:before="0" w:after="283"/>
+              <w:jc w:val="left"/>
+              <w:rPr/>
+            </w:pPr>
+            <w:r>
+              <w:rPr/>
+              <w:t>3600000</w:t>
+            </w:r>
+          </w:p>
+        </w:tc>
+        <w:tc>
+          <w:tcPr>
+            <w:tcW w:w="5307" w:type="dxa"/>
+            <w:tcBorders/>
+            <w:vAlign w:val="center"/>
+          </w:tcPr>
+          <w:p>
+            <w:pPr>
+              <w:pStyle w:val="Style14"/>
+              <w:bidi w:val="0"/>
+              <w:spacing w:before="0" w:after="283"/>
+              <w:jc w:val="left"/>
+              <w:rPr/>
+            </w:pPr>
+            <w:r>
+              <w:rPr/>
+              <w:t>令牌黑名单清理间隔；清理延迟不影响鉴权正确性</w:t>
             </w:r>
           </w:p>
         </w:tc>
@@ -9108,7 +9465,7 @@
       <w:spacing w:lineRule="auto" w:line="384"/>
     </w:pPr>
     <w:rPr>
-      <w:rFonts w:ascii="Microsoft YaHei;SimSun;sans-serif" w:hAnsi="Microsoft YaHei;SimSun;sans-serif" w:eastAsia="Microsoft YaHei;SimSun;sans-serif" w:cs="Microsoft YaHei;SimSun;sans-serif"/>
+      <w:rFonts w:ascii="Microsoft YaHei;Microsoft YaHei;SimSun;sans-serif" w:hAnsi="Microsoft YaHei;Microsoft YaHei;SimSun;sans-serif" w:eastAsia="Microsoft YaHei;Microsoft YaHei;SimSun;sans-serif" w:cs="Microsoft YaHei;Microsoft YaHei;SimSun;sans-serif"/>
       <w:color w:val="24292F"/>
       <w:sz w:val="22"/>
       <w:szCs w:val="22"/>
@@ -9182,8 +9539,8 @@
       <w:rFonts w:ascii="Liberation Serif" w:hAnsi="Liberation Serif" w:eastAsia="新宋体" w:cs="Lucida Sans"/>
       <w:b/>
       <w:bCs/>
-      <w:sz w:val="23"/>
-      <w:szCs w:val="23"/>
+      <w:sz w:val="24"/>
+      <w:szCs w:val="24"/>
     </w:rPr>
   </w:style>
   <w:style w:type="paragraph" w:styleId="Heading5">
@@ -9199,8 +9556,8 @@
       <w:rFonts w:ascii="Liberation Serif" w:hAnsi="Liberation Serif" w:eastAsia="新宋体" w:cs="Lucida Sans"/>
       <w:b/>
       <w:bCs/>
-      <w:sz w:val="23"/>
-      <w:szCs w:val="23"/>
+      <w:sz w:val="24"/>
+      <w:szCs w:val="24"/>
     </w:rPr>
   </w:style>
   <w:style w:type="paragraph" w:styleId="Heading6">
@@ -9216,8 +9573,8 @@
       <w:rFonts w:ascii="Liberation Serif" w:hAnsi="Liberation Serif" w:eastAsia="新宋体" w:cs="Lucida Sans"/>
       <w:b/>
       <w:bCs/>
-      <w:sz w:val="23"/>
-      <w:szCs w:val="23"/>
+      <w:sz w:val="24"/>
+      <w:szCs w:val="24"/>
     </w:rPr>
   </w:style>
   <w:style w:type="character" w:styleId="EndnoteReference">
